--- a/documentation/SWE_V03_Vizija_sistema.docx
+++ b/documentation/SWE_V03_Vizija_sistema.docx
@@ -21,10 +21,13 @@
       <w:pPr>
         <w:pStyle w:val="Title"/>
         <w:jc w:val="right"/>
+        <w:rPr>
+          <w:lang w:val="sr-Latn-RS"/>
+        </w:rPr>
       </w:pPr>
       <w:proofErr w:type="spellStart"/>
       <w:r>
-        <w:t>Društvena</w:t>
+        <w:t>Modna</w:t>
       </w:r>
       <w:proofErr w:type="spellEnd"/>
       <w:r>
@@ -32,41 +35,23 @@
       </w:r>
       <w:proofErr w:type="spellStart"/>
       <w:r>
+        <w:t>društvena</w:t>
+      </w:r>
+      <w:proofErr w:type="spellEnd"/>
+      <w:r>
+        <w:t xml:space="preserve"> </w:t>
+      </w:r>
+      <w:proofErr w:type="spellStart"/>
+      <w:r>
         <w:t>mreža</w:t>
       </w:r>
       <w:proofErr w:type="spellEnd"/>
       <w:r>
+        <w:rPr>
+          <w:lang w:val="sr-Latn-RS"/>
+        </w:rPr>
         <w:t xml:space="preserve"> </w:t>
       </w:r>
-      <w:proofErr w:type="spellStart"/>
-      <w:r>
-        <w:t>za</w:t>
-      </w:r>
-      <w:proofErr w:type="spellEnd"/>
-      <w:r>
-        <w:t xml:space="preserve"> </w:t>
-      </w:r>
-      <w:proofErr w:type="spellStart"/>
-      <w:r>
-        <w:t>deljenje</w:t>
-      </w:r>
-      <w:proofErr w:type="spellEnd"/>
-      <w:r>
-        <w:t xml:space="preserve"> </w:t>
-      </w:r>
-      <w:proofErr w:type="spellStart"/>
-      <w:r>
-        <w:t>modnih</w:t>
-      </w:r>
-      <w:proofErr w:type="spellEnd"/>
-      <w:r>
-        <w:t xml:space="preserve"> </w:t>
-      </w:r>
-      <w:proofErr w:type="spellStart"/>
-      <w:r>
-        <w:t>kombinacija</w:t>
-      </w:r>
-      <w:proofErr w:type="spellEnd"/>
     </w:p>
     <w:p>
       <w:pPr>
@@ -80,7 +65,7 @@
         <w:rPr>
           <w:lang w:val="sr-Latn-RS"/>
         </w:rPr>
-        <w:t xml:space="preserve"> </w:t>
+        <w:t>Vizija sistema</w:t>
       </w:r>
     </w:p>
     <w:p>
@@ -91,27 +76,12 @@
           <w:lang w:val="sr-Latn-RS"/>
         </w:rPr>
       </w:pPr>
-      <w:r>
-        <w:rPr>
-          <w:lang w:val="sr-Latn-RS"/>
-        </w:rPr>
-        <w:t>Vizija sistema</w:t>
-      </w:r>
     </w:p>
     <w:p>
       <w:pPr>
         <w:pStyle w:val="Title"/>
         <w:jc w:val="right"/>
         <w:rPr>
-          <w:lang w:val="sr-Latn-RS"/>
-        </w:rPr>
-      </w:pPr>
-    </w:p>
-    <w:p>
-      <w:pPr>
-        <w:pStyle w:val="Title"/>
-        <w:jc w:val="right"/>
-        <w:rPr>
           <w:sz w:val="28"/>
           <w:lang w:val="sr-Latn-RS"/>
         </w:rPr>
@@ -128,7 +98,7 @@
           <w:sz w:val="28"/>
           <w:lang w:val="sr-Latn-RS"/>
         </w:rPr>
-        <w:t xml:space="preserve"> 1.0</w:t>
+        <w:t xml:space="preserve"> 1.2</w:t>
       </w:r>
     </w:p>
     <w:p>
@@ -162,8 +132,6 @@
         <w:lastRenderedPageBreak/>
         <w:t>Pregled izmena</w:t>
       </w:r>
-      <w:bookmarkStart w:id="0" w:name="_GoBack"/>
-      <w:bookmarkEnd w:id="0"/>
     </w:p>
     <w:tbl>
       <w:tblPr>
@@ -329,7 +297,7 @@
               <w:rPr>
                 <w:lang w:val="sr-Latn-RS"/>
               </w:rPr>
-              <w:t>Revizija</w:t>
+              <w:t>Inicijalna verzija</w:t>
             </w:r>
           </w:p>
         </w:tc>
@@ -445,6 +413,12 @@
                 <w:lang w:val="sr-Latn-RS"/>
               </w:rPr>
             </w:pPr>
+            <w:r>
+              <w:rPr>
+                <w:lang w:val="sr-Latn-RS"/>
+              </w:rPr>
+              <w:t>26. 10. 2025.</w:t>
+            </w:r>
           </w:p>
         </w:tc>
         <w:tc>
@@ -458,6 +432,12 @@
                 <w:lang w:val="sr-Latn-RS"/>
               </w:rPr>
             </w:pPr>
+            <w:r>
+              <w:rPr>
+                <w:lang w:val="sr-Latn-RS"/>
+              </w:rPr>
+              <w:t>1.2</w:t>
+            </w:r>
           </w:p>
         </w:tc>
         <w:tc>
@@ -471,6 +451,12 @@
                 <w:lang w:val="sr-Latn-RS"/>
               </w:rPr>
             </w:pPr>
+            <w:r>
+              <w:rPr>
+                <w:lang w:val="sr-Latn-RS"/>
+              </w:rPr>
+              <w:t>Revizija</w:t>
+            </w:r>
           </w:p>
         </w:tc>
         <w:tc>
@@ -484,6 +470,12 @@
                 <w:lang w:val="sr-Latn-RS"/>
               </w:rPr>
             </w:pPr>
+            <w:r>
+              <w:rPr>
+                <w:lang w:val="sr-Latn-RS"/>
+              </w:rPr>
+              <w:t>Nina</w:t>
+            </w:r>
           </w:p>
         </w:tc>
       </w:tr>
@@ -3600,7 +3592,7 @@
           <w:lang w:val="sr-Latn-RS"/>
         </w:rPr>
       </w:pPr>
-      <w:bookmarkStart w:id="1" w:name="_Toc161771491"/>
+      <w:bookmarkStart w:id="0" w:name="_Toc161771491"/>
       <w:r>
         <w:rPr>
           <w:lang w:val="sr-Latn-RS"/>
@@ -3613,6 +3605,83 @@
         </w:rPr>
         <w:t xml:space="preserve"> dokumenta</w:t>
       </w:r>
+      <w:bookmarkEnd w:id="0"/>
+    </w:p>
+    <w:p>
+      <w:pPr>
+        <w:pStyle w:val="BodyText"/>
+        <w:rPr>
+          <w:lang w:val="sr-Latn-RS"/>
+        </w:rPr>
+      </w:pPr>
+      <w:r>
+        <w:rPr>
+          <w:lang w:val="sr-Latn-RS"/>
+        </w:rPr>
+        <w:t xml:space="preserve">Svrha </w:t>
+      </w:r>
+      <w:r>
+        <w:rPr>
+          <w:lang w:val="sr-Latn-RS"/>
+        </w:rPr>
+        <w:t xml:space="preserve">ovog dokumenta je </w:t>
+      </w:r>
+      <w:r>
+        <w:rPr>
+          <w:lang w:val="sr-Latn-RS"/>
+        </w:rPr>
+        <w:t xml:space="preserve">opis </w:t>
+      </w:r>
+      <w:r>
+        <w:rPr>
+          <w:lang w:val="sr-Latn-RS"/>
+        </w:rPr>
+        <w:t xml:space="preserve">zahteva </w:t>
+      </w:r>
+      <w:r>
+        <w:rPr>
+          <w:lang w:val="sr-Latn-RS"/>
+        </w:rPr>
+        <w:t xml:space="preserve">i karakteristike </w:t>
+      </w:r>
+      <w:r>
+        <w:rPr>
+          <w:lang w:val="sr-Latn-RS"/>
+        </w:rPr>
+        <w:t>Oufit</w:t>
+      </w:r>
+      <w:r>
+        <w:rPr>
+          <w:lang w:val="sr-Latn-RS"/>
+        </w:rPr>
+        <w:t>Factory w</w:t>
+      </w:r>
+      <w:r>
+        <w:rPr>
+          <w:lang w:val="sr-Latn-RS"/>
+        </w:rPr>
+        <w:t>eb aplikacije na visokom nivou na osnovu prikupljenih potreba krajnjih korisnika i drugih zainteresovanih strana.</w:t>
+      </w:r>
+    </w:p>
+    <w:p>
+      <w:pPr>
+        <w:pStyle w:val="Heading1"/>
+        <w:rPr>
+          <w:lang w:val="sr-Latn-RS"/>
+        </w:rPr>
+      </w:pPr>
+      <w:bookmarkStart w:id="1" w:name="_Toc161771492"/>
+      <w:proofErr w:type="spellStart"/>
+      <w:r>
+        <w:t>Opseg</w:t>
+      </w:r>
+      <w:proofErr w:type="spellEnd"/>
+      <w:r>
+        <w:rPr>
+          <w:lang w:val="sr-Latn-RS"/>
+        </w:rPr>
+        <w:t xml:space="preserve"> dokumenta</w:t>
+      </w:r>
       <w:bookmarkEnd w:id="1"/>
     </w:p>
     <w:p>
@@ -3626,44 +3695,68 @@
         <w:rPr>
           <w:lang w:val="sr-Latn-RS"/>
         </w:rPr>
-        <w:t xml:space="preserve">Svrha </w:t>
-      </w:r>
-      <w:r>
-        <w:rPr>
-          <w:lang w:val="sr-Latn-RS"/>
-        </w:rPr>
-        <w:t xml:space="preserve">ovog dokumenta je </w:t>
-      </w:r>
-      <w:r>
-        <w:rPr>
-          <w:lang w:val="sr-Latn-RS"/>
-        </w:rPr>
-        <w:t xml:space="preserve">opis </w:t>
-      </w:r>
-      <w:r>
-        <w:rPr>
-          <w:lang w:val="sr-Latn-RS"/>
-        </w:rPr>
-        <w:t xml:space="preserve">zahteva </w:t>
-      </w:r>
-      <w:r>
-        <w:rPr>
-          <w:lang w:val="sr-Latn-RS"/>
-        </w:rPr>
-        <w:t xml:space="preserve">i karakteristike </w:t>
-      </w:r>
-      <w:r>
-        <w:rPr>
-          <w:lang w:val="sr-Latn-RS"/>
-        </w:rPr>
-        <w:t>Oufit</w:t>
-      </w:r>
-      <w:r>
-        <w:rPr>
-          <w:lang w:val="sr-Latn-RS"/>
-        </w:rPr>
-        <w:t>Factory web aplikacije na visokom nivou na osnovu prikupljenih potreba krajnjih korisnika i drugih zainteresovanih strana.</w:t>
-      </w:r>
+        <w:t xml:space="preserve">Dokument se odnosi na </w:t>
+      </w:r>
+      <w:r>
+        <w:rPr>
+          <w:lang w:val="sr-Latn-RS"/>
+        </w:rPr>
+        <w:t>Outfit</w:t>
+      </w:r>
+      <w:r>
+        <w:rPr>
+          <w:lang w:val="sr-Latn-RS"/>
+        </w:rPr>
+        <w:t>Factory w</w:t>
+      </w:r>
+      <w:r>
+        <w:rPr>
+          <w:lang w:val="sr-Latn-RS"/>
+        </w:rPr>
+        <w:t xml:space="preserve">eb aplikaciju koja će biti razvijena od strane tima GatoHeads. </w:t>
+      </w:r>
+    </w:p>
+    <w:p>
+      <w:pPr>
+        <w:pStyle w:val="BodyText"/>
+        <w:rPr>
+          <w:lang w:val="sr-Latn-RS"/>
+        </w:rPr>
+      </w:pPr>
+      <w:r>
+        <w:rPr>
+          <w:lang w:val="sr-Latn-RS"/>
+        </w:rPr>
+        <w:t>Outfit</w:t>
+      </w:r>
+      <w:r>
+        <w:rPr>
+          <w:lang w:val="sr-Latn-RS"/>
+        </w:rPr>
+        <w:t xml:space="preserve">Factory će omogućiti </w:t>
+      </w:r>
+      <w:r>
+        <w:rPr>
+          <w:lang w:val="sr-Latn-RS"/>
+        </w:rPr>
+        <w:t>efikasno nalaženje odgovarajućeg artikla odeće kroz razne online prodavnice poznatih brendova na srpskom tržištu. Omogućiće slaganje artikla odeće u odevne kombinacije (</w:t>
+      </w:r>
+      <w:r>
+        <w:rPr>
+          <w:i/>
+        </w:rPr>
+        <w:t>outfit</w:t>
+      </w:r>
+      <w:r>
+        <w:t>-e</w:t>
+      </w:r>
+      <w:r>
+        <w:rPr>
+          <w:lang w:val="sr-Latn-RS"/>
+        </w:rPr>
+        <w:t>) i deljenje tih kombinacija sa drugim korisnicima.</w:t>
+      </w:r>
+      <w:bookmarkStart w:id="2" w:name="_Toc161771494"/>
     </w:p>
     <w:p>
       <w:pPr>
@@ -3672,19 +3765,347 @@
           <w:lang w:val="sr-Latn-RS"/>
         </w:rPr>
       </w:pPr>
-      <w:bookmarkStart w:id="2" w:name="_Toc161771492"/>
+      <w:r>
+        <w:rPr>
+          <w:lang w:val="sr-Latn-RS"/>
+        </w:rPr>
+        <w:t>Pozicioniranje proizvoda</w:t>
+      </w:r>
+      <w:bookmarkEnd w:id="2"/>
+    </w:p>
+    <w:p>
+      <w:pPr>
+        <w:pStyle w:val="Heading2"/>
+        <w:rPr>
+          <w:lang w:val="sr-Latn-RS"/>
+        </w:rPr>
+      </w:pPr>
+      <w:bookmarkStart w:id="3" w:name="_Toc161771495"/>
+      <w:r>
+        <w:rPr>
+          <w:lang w:val="sr-Latn-RS"/>
+        </w:rPr>
+        <w:t>Poslovne mogućnosti</w:t>
+      </w:r>
+      <w:bookmarkEnd w:id="3"/>
+    </w:p>
+    <w:p>
+      <w:pPr>
+        <w:ind w:left="720"/>
+        <w:rPr>
+          <w:lang w:val="sr-Latn-RS"/>
+        </w:rPr>
+      </w:pPr>
+      <w:r>
+        <w:rPr>
+          <w:lang w:val="sr-Latn-RS"/>
+        </w:rPr>
+        <w:t>Projekat treba da predstavlja jedinstveno mesto gde</w:t>
+      </w:r>
+      <w:r>
+        <w:rPr>
+          <w:lang w:val="sr-Latn-RS"/>
+        </w:rPr>
+        <w:t xml:space="preserve"> će korisnici moći</w:t>
+      </w:r>
+      <w:r>
+        <w:rPr>
+          <w:lang w:val="sr-Latn-RS"/>
+        </w:rPr>
+        <w:t xml:space="preserve"> da razgledaju odevne</w:t>
+      </w:r>
+      <w:r>
+        <w:rPr>
+          <w:lang w:val="sr-Latn-RS"/>
+        </w:rPr>
+        <w:t xml:space="preserve"> artikle različitih </w:t>
+      </w:r>
+      <w:r>
+        <w:rPr>
+          <w:lang w:val="sr-Latn-RS"/>
+        </w:rPr>
+        <w:t>brendova</w:t>
+      </w:r>
+      <w:r>
+        <w:rPr>
+          <w:lang w:val="sr-Latn-RS"/>
+        </w:rPr>
+        <w:t xml:space="preserve">, time zamenivši njihove pojedinačne web sajtove i mobilne aplikacije. Treba da obezbedi efikasno i jednostavno nalaženje odgovarajućeg artikla i informacija o njemu. </w:t>
+      </w:r>
+    </w:p>
+    <w:p>
+      <w:pPr>
+        <w:ind w:left="720"/>
+        <w:rPr>
+          <w:lang w:val="sr-Latn-RS"/>
+        </w:rPr>
+      </w:pPr>
+    </w:p>
+    <w:p>
+      <w:pPr>
+        <w:ind w:left="720"/>
+        <w:rPr>
+          <w:lang w:val="sr-Latn-RS"/>
+        </w:rPr>
+      </w:pPr>
+      <w:r>
+        <w:rPr>
+          <w:lang w:val="sr-Latn-RS"/>
+        </w:rPr>
+        <w:t xml:space="preserve">Postojeći web sajtovi i mobilne aplikacije su često spore i </w:t>
+      </w:r>
+      <w:r>
+        <w:rPr>
+          <w:lang w:val="sr-Latn-RS"/>
+        </w:rPr>
+        <w:t>neadekvatno orijentisane prema potrebama kupaca.</w:t>
+      </w:r>
+      <w:r>
+        <w:rPr>
+          <w:lang w:val="sr-Latn-RS"/>
+        </w:rPr>
+        <w:t xml:space="preserve"> U zavisnosti od brenda, često nije moguće filtri</w:t>
+      </w:r>
+      <w:r>
+        <w:rPr>
+          <w:lang w:val="sr-Latn-RS"/>
+        </w:rPr>
+        <w:t>rati proizvode po materijalu, tipu artikla odeće i dr. Na sajtovima brenda skoro nikad nije moguće ostaviti recenziju za bilo koji artikal, što odvlači mnoge pot</w:t>
+      </w:r>
+      <w:r>
+        <w:rPr>
+          <w:lang w:val="sr-Latn-RS"/>
+        </w:rPr>
+        <w:t>encijalne kupce od kupovine.  Projekat će omogućiti korisnicima da ostavljaju recenziju vezane za artikle, čime bi projekat pomogao</w:t>
+      </w:r>
+      <w:r>
+        <w:rPr>
+          <w:lang w:val="sr-Latn-RS"/>
+        </w:rPr>
+        <w:t xml:space="preserve"> online kupcima koji se plaše da je artikal neadekvat</w:t>
+      </w:r>
+      <w:r>
+        <w:rPr>
+          <w:lang w:val="sr-Latn-RS"/>
+        </w:rPr>
+        <w:t>ne veličine ili lošeg kvaliteta.</w:t>
+      </w:r>
+    </w:p>
+    <w:p>
+      <w:pPr>
+        <w:ind w:left="720"/>
+        <w:rPr>
+          <w:lang w:val="sr-Latn-RS"/>
+        </w:rPr>
+      </w:pPr>
+    </w:p>
+    <w:p>
+      <w:pPr>
+        <w:ind w:left="720"/>
+        <w:rPr>
+          <w:lang w:val="sr-Latn-RS"/>
+        </w:rPr>
+      </w:pPr>
+      <w:r>
+        <w:rPr>
+          <w:lang w:val="sr-Latn-RS"/>
+        </w:rPr>
+        <w:t xml:space="preserve">Projekat će dodatno olakšati proces odlučivanja omogućivši kupcima </w:t>
+      </w:r>
+      <w:r>
+        <w:rPr>
+          <w:lang w:val="sr-Latn-RS"/>
+        </w:rPr>
+        <w:t>slaganje artikala u kombinacije. Korisnici će moći da vide kako se dati artikal uklapa sa odećom koju već im</w:t>
+      </w:r>
+      <w:r>
+        <w:rPr>
+          <w:lang w:val="sr-Latn-RS"/>
+        </w:rPr>
+        <w:t>aju, time što će moći da dodaju</w:t>
+      </w:r>
+      <w:r>
+        <w:rPr>
+          <w:lang w:val="sr-Latn-RS"/>
+        </w:rPr>
+        <w:t xml:space="preserve"> garderobu </w:t>
+      </w:r>
+      <w:r>
+        <w:rPr>
+          <w:lang w:val="sr-Latn-RS"/>
+        </w:rPr>
+        <w:t xml:space="preserve">koju već poseduju </w:t>
+      </w:r>
+      <w:r>
+        <w:rPr>
+          <w:lang w:val="sr-Latn-RS"/>
+        </w:rPr>
+        <w:t xml:space="preserve">u svoj </w:t>
+      </w:r>
+      <w:r>
+        <w:t>“</w:t>
+      </w:r>
+      <w:r>
+        <w:rPr>
+          <w:lang w:val="sr-Latn-RS"/>
+        </w:rPr>
+        <w:t xml:space="preserve">ormar“.  Imaće opciju deljenja </w:t>
+      </w:r>
+      <w:r>
+        <w:rPr>
+          <w:i/>
+          <w:lang w:val="sr-Latn-RS"/>
+        </w:rPr>
+        <w:t>ou</w:t>
+      </w:r>
+      <w:r>
+        <w:rPr>
+          <w:i/>
+          <w:lang w:val="sr-Latn-RS"/>
+        </w:rPr>
+        <w:t>t</w:t>
+      </w:r>
+      <w:r>
+        <w:rPr>
+          <w:i/>
+          <w:lang w:val="sr-Latn-RS"/>
+        </w:rPr>
+        <w:t>fit</w:t>
+      </w:r>
+      <w:r>
+        <w:rPr>
+          <w:lang w:val="sr-Latn-RS"/>
+        </w:rPr>
+        <w:t>-a sa drugim korisnicima</w:t>
+      </w:r>
+      <w:r>
+        <w:rPr>
+          <w:lang w:val="sr-Latn-RS"/>
+        </w:rPr>
+        <w:t xml:space="preserve"> preko svojih profila</w:t>
+      </w:r>
+      <w:r>
+        <w:rPr>
+          <w:lang w:val="sr-Latn-RS"/>
+        </w:rPr>
+        <w:t>.  Projekat će omogući</w:t>
+      </w:r>
+      <w:r>
+        <w:rPr>
+          <w:lang w:val="sr-Latn-RS"/>
+        </w:rPr>
+        <w:t>ti efikasno pretraživanje odevnih kombinacij</w:t>
+      </w:r>
+      <w:r>
+        <w:rPr>
+          <w:lang w:val="sr-Latn-RS"/>
+        </w:rPr>
+        <w:t>a po konkretnim arti</w:t>
+      </w:r>
+      <w:r>
+        <w:rPr>
+          <w:lang w:val="sr-Latn-RS"/>
+        </w:rPr>
+        <w:t>klima, stilovi</w:t>
+      </w:r>
+      <w:r>
+        <w:rPr>
+          <w:lang w:val="sr-Latn-RS"/>
+        </w:rPr>
+        <w:t xml:space="preserve">ma, </w:t>
+      </w:r>
+      <w:r>
+        <w:rPr>
+          <w:lang w:val="sr-Latn-RS"/>
+        </w:rPr>
+        <w:t>rodu</w:t>
+      </w:r>
+      <w:r>
+        <w:rPr>
+          <w:lang w:val="sr-Latn-RS"/>
+        </w:rPr>
+        <w:t xml:space="preserve">, brendu i ceni, i tako </w:t>
+      </w:r>
+      <w:r>
+        <w:rPr>
+          <w:lang w:val="sr-Latn-RS"/>
+        </w:rPr>
+        <w:t xml:space="preserve">moći da dobiju inspiraciju za svoje outfite. Korisnici će moći međusobno da </w:t>
+      </w:r>
+      <w:r>
+        <w:rPr>
+          <w:lang w:val="sr-Latn-RS"/>
+        </w:rPr>
+        <w:t>interaguju jedni sa drugima, ostavljati</w:t>
+      </w:r>
+      <w:r>
+        <w:rPr>
+          <w:lang w:val="sr-Latn-RS"/>
+        </w:rPr>
+        <w:t xml:space="preserve"> oznaku</w:t>
+      </w:r>
+      <w:r>
+        <w:rPr>
+          <w:lang w:val="sr-Latn-RS"/>
+        </w:rPr>
+        <w:t xml:space="preserve"> </w:t>
+      </w:r>
+      <w:r>
+        <w:rPr>
+          <w:lang w:val="sr-Latn-RS"/>
+        </w:rPr>
+        <w:t>“svi</w:t>
+      </w:r>
       <w:proofErr w:type="spellStart"/>
       <w:r>
-        <w:t>Opseg</w:t>
+        <w:t>đa</w:t>
       </w:r>
       <w:proofErr w:type="spellEnd"/>
       <w:r>
-        <w:rPr>
-          <w:lang w:val="sr-Latn-RS"/>
-        </w:rPr>
-        <w:t xml:space="preserve"> dokumenta</w:t>
-      </w:r>
-      <w:bookmarkEnd w:id="2"/>
+        <w:t xml:space="preserve"> mi se</w:t>
+      </w:r>
+      <w:r>
+        <w:rPr>
+          <w:lang w:val="sr-Latn-RS"/>
+        </w:rPr>
+        <w:t>“</w:t>
+      </w:r>
+      <w:r>
+        <w:rPr>
+          <w:lang w:val="sr-Latn-RS"/>
+        </w:rPr>
+        <w:t xml:space="preserve"> ili komentar na </w:t>
+      </w:r>
+      <w:r>
+        <w:rPr>
+          <w:lang w:val="sr-Latn-RS"/>
+        </w:rPr>
+        <w:t xml:space="preserve">kombinacije </w:t>
+      </w:r>
+      <w:r>
+        <w:rPr>
+          <w:lang w:val="sr-Latn-RS"/>
+        </w:rPr>
+        <w:t>koji im se sviđaju</w:t>
+      </w:r>
+      <w:r>
+        <w:rPr>
+          <w:lang w:val="sr-Latn-RS"/>
+        </w:rPr>
+        <w:t xml:space="preserve"> i</w:t>
+      </w:r>
+      <w:r>
+        <w:rPr>
+          <w:lang w:val="sr-Latn-RS"/>
+        </w:rPr>
+        <w:t xml:space="preserve"> zapraćivati druge korisnike</w:t>
+      </w:r>
+      <w:r>
+        <w:rPr>
+          <w:lang w:val="sr-Latn-RS"/>
+        </w:rPr>
+        <w:t xml:space="preserve">. </w:t>
+      </w:r>
     </w:p>
     <w:p>
       <w:pPr>
@@ -3693,81 +4114,6 @@
           <w:lang w:val="sr-Latn-RS"/>
         </w:rPr>
       </w:pPr>
-      <w:r>
-        <w:rPr>
-          <w:lang w:val="sr-Latn-RS"/>
-        </w:rPr>
-        <w:t xml:space="preserve">Dokument se odnosi na </w:t>
-      </w:r>
-      <w:r>
-        <w:rPr>
-          <w:lang w:val="sr-Latn-RS"/>
-        </w:rPr>
-        <w:t>Outfit</w:t>
-      </w:r>
-      <w:r>
-        <w:rPr>
-          <w:lang w:val="sr-Latn-RS"/>
-        </w:rPr>
-        <w:t xml:space="preserve">Factory web aplikaciju koja će biti razvijena od strane tima GatoHeads. </w:t>
-      </w:r>
-    </w:p>
-    <w:p>
-      <w:pPr>
-        <w:pStyle w:val="BodyText"/>
-        <w:rPr>
-          <w:lang w:val="sr-Latn-RS"/>
-        </w:rPr>
-      </w:pPr>
-      <w:r>
-        <w:rPr>
-          <w:lang w:val="sr-Latn-RS"/>
-        </w:rPr>
-        <w:t>Outfit</w:t>
-      </w:r>
-      <w:r>
-        <w:rPr>
-          <w:lang w:val="sr-Latn-RS"/>
-        </w:rPr>
-        <w:t xml:space="preserve">Factory će omogućiti </w:t>
-      </w:r>
-      <w:r>
-        <w:rPr>
-          <w:lang w:val="sr-Latn-RS"/>
-        </w:rPr>
-        <w:t>efikasno nalaženje odgovarajućeg artikla odeće kroz razne online prodavnice poznatih brendova na srpskom tržištu. Omogućiće slaganje artikla odeće u odevne kombinacije (</w:t>
-      </w:r>
-      <w:r>
-        <w:rPr>
-          <w:i/>
-        </w:rPr>
-        <w:t>outfit</w:t>
-      </w:r>
-      <w:r>
-        <w:t>-e</w:t>
-      </w:r>
-      <w:r>
-        <w:rPr>
-          <w:lang w:val="sr-Latn-RS"/>
-        </w:rPr>
-        <w:t>) i deljenje tih kombinacija sa drugim korisnicima.</w:t>
-      </w:r>
-      <w:bookmarkStart w:id="3" w:name="_Toc161771494"/>
-    </w:p>
-    <w:p>
-      <w:pPr>
-        <w:pStyle w:val="Heading1"/>
-        <w:rPr>
-          <w:lang w:val="sr-Latn-RS"/>
-        </w:rPr>
-      </w:pPr>
-      <w:r>
-        <w:rPr>
-          <w:lang w:val="sr-Latn-RS"/>
-        </w:rPr>
-        <w:t>Pozicioniranje proizvoda</w:t>
-      </w:r>
-      <w:bookmarkEnd w:id="3"/>
     </w:p>
     <w:p>
       <w:pPr>
@@ -3776,356 +4122,20 @@
           <w:lang w:val="sr-Latn-RS"/>
         </w:rPr>
       </w:pPr>
-      <w:bookmarkStart w:id="4" w:name="_Toc161771495"/>
-      <w:r>
-        <w:rPr>
-          <w:lang w:val="sr-Latn-RS"/>
-        </w:rPr>
-        <w:t>Poslovne mogućnosti</w:t>
+      <w:bookmarkStart w:id="4" w:name="_Toc161771496"/>
+      <w:r>
+        <w:rPr>
+          <w:lang w:val="sr-Latn-RS"/>
+        </w:rPr>
+        <w:t>Postavka</w:t>
+      </w:r>
+      <w:r>
+        <w:rPr>
+          <w:lang w:val="sr-Latn-RS"/>
+        </w:rPr>
+        <w:t xml:space="preserve"> problema</w:t>
       </w:r>
       <w:bookmarkEnd w:id="4"/>
-    </w:p>
-    <w:p>
-      <w:pPr>
-        <w:ind w:left="720"/>
-        <w:rPr>
-          <w:lang w:val="sr-Latn-RS"/>
-        </w:rPr>
-      </w:pPr>
-      <w:r>
-        <w:rPr>
-          <w:lang w:val="sr-Latn-RS"/>
-        </w:rPr>
-        <w:t>Projekat treba da predstavlja jedinstveno mesto gde</w:t>
-      </w:r>
-      <w:r>
-        <w:rPr>
-          <w:lang w:val="sr-Latn-RS"/>
-        </w:rPr>
-        <w:t xml:space="preserve"> će korisnici moći</w:t>
-      </w:r>
-      <w:r>
-        <w:rPr>
-          <w:lang w:val="sr-Latn-RS"/>
-        </w:rPr>
-        <w:t xml:space="preserve"> da razgledaju odevne</w:t>
-      </w:r>
-      <w:r>
-        <w:rPr>
-          <w:lang w:val="sr-Latn-RS"/>
-        </w:rPr>
-        <w:t xml:space="preserve"> artikle različitih </w:t>
-      </w:r>
-      <w:r>
-        <w:rPr>
-          <w:lang w:val="sr-Latn-RS"/>
-        </w:rPr>
-        <w:t>brendova</w:t>
-      </w:r>
-      <w:r>
-        <w:rPr>
-          <w:lang w:val="sr-Latn-RS"/>
-        </w:rPr>
-        <w:t xml:space="preserve">, time zamenivši njihove pojedinačne web sajtove i mobilne aplikacije. Treba da obezbedi efikasno i jednostavno nalaženje odgovarajućeg artikla i informacija o njemu. </w:t>
-      </w:r>
-    </w:p>
-    <w:p>
-      <w:pPr>
-        <w:ind w:left="720"/>
-        <w:rPr>
-          <w:lang w:val="sr-Latn-RS"/>
-        </w:rPr>
-      </w:pPr>
-    </w:p>
-    <w:p>
-      <w:pPr>
-        <w:ind w:left="720"/>
-        <w:rPr>
-          <w:lang w:val="sr-Latn-RS"/>
-        </w:rPr>
-      </w:pPr>
-      <w:r>
-        <w:rPr>
-          <w:lang w:val="sr-Latn-RS"/>
-        </w:rPr>
-        <w:t xml:space="preserve">Postojeći web sajtovi i mobilne aplikacije su često spore i </w:t>
-      </w:r>
-      <w:r>
-        <w:rPr>
-          <w:lang w:val="sr-Latn-RS"/>
-        </w:rPr>
-        <w:t>neadekvatno orijentisane prema potrebama kupaca.</w:t>
-      </w:r>
-      <w:r>
-        <w:rPr>
-          <w:lang w:val="sr-Latn-RS"/>
-        </w:rPr>
-        <w:t xml:space="preserve"> U zavisnosti od brenda, često nije moguće filtri</w:t>
-      </w:r>
-      <w:r>
-        <w:rPr>
-          <w:lang w:val="sr-Latn-RS"/>
-        </w:rPr>
-        <w:t>rati proizvode po materijalu, tipu artikla odeće i dr. Na sajtovima brenda skoro nikad nije moguće ostaviti recenziju za bilo koji artikal, što odvlači mnoge pot</w:t>
-      </w:r>
-      <w:r>
-        <w:rPr>
-          <w:lang w:val="sr-Latn-RS"/>
-        </w:rPr>
-        <w:t>encijalne kupce od kupovine.  Projekat će omogućiti korisnicima da ostavljaju recenziju i komentare vezane za artikle, čime bi projekat pomogao</w:t>
-      </w:r>
-      <w:r>
-        <w:rPr>
-          <w:lang w:val="sr-Latn-RS"/>
-        </w:rPr>
-        <w:t xml:space="preserve"> online kupcima koji se plaše da je artikal neadekvat</w:t>
-      </w:r>
-      <w:r>
-        <w:rPr>
-          <w:lang w:val="sr-Latn-RS"/>
-        </w:rPr>
-        <w:t>ne veličine ili lošeg kvaliteta.</w:t>
-      </w:r>
-    </w:p>
-    <w:p>
-      <w:pPr>
-        <w:ind w:left="720"/>
-        <w:rPr>
-          <w:lang w:val="sr-Latn-RS"/>
-        </w:rPr>
-      </w:pPr>
-    </w:p>
-    <w:p>
-      <w:pPr>
-        <w:ind w:left="720"/>
-        <w:rPr>
-          <w:lang w:val="sr-Latn-RS"/>
-        </w:rPr>
-      </w:pPr>
-      <w:r>
-        <w:rPr>
-          <w:lang w:val="sr-Latn-RS"/>
-        </w:rPr>
-        <w:t xml:space="preserve">Projekat će dodatno olakšati proces odlučivanja omogućivši kupcima </w:t>
-      </w:r>
-      <w:r>
-        <w:rPr>
-          <w:lang w:val="sr-Latn-RS"/>
-        </w:rPr>
-        <w:t>slaganje artikala u kombinacije. Korisnici će moći da vide kako se dati artikal uklapa sa odećom koju već im</w:t>
-      </w:r>
-      <w:r>
-        <w:rPr>
-          <w:lang w:val="sr-Latn-RS"/>
-        </w:rPr>
-        <w:t>aju, time što će moći da dodaju</w:t>
-      </w:r>
-      <w:r>
-        <w:rPr>
-          <w:lang w:val="sr-Latn-RS"/>
-        </w:rPr>
-        <w:t xml:space="preserve"> garderobu </w:t>
-      </w:r>
-      <w:r>
-        <w:rPr>
-          <w:lang w:val="sr-Latn-RS"/>
-        </w:rPr>
-        <w:t xml:space="preserve">koju već poseduju </w:t>
-      </w:r>
-      <w:r>
-        <w:rPr>
-          <w:lang w:val="sr-Latn-RS"/>
-        </w:rPr>
-        <w:t xml:space="preserve">u svoj </w:t>
-      </w:r>
-      <w:r>
-        <w:t>“</w:t>
-      </w:r>
-      <w:r>
-        <w:rPr>
-          <w:lang w:val="sr-Latn-RS"/>
-        </w:rPr>
-        <w:t xml:space="preserve">ormar“.  Imaće opciju deljenja </w:t>
-      </w:r>
-      <w:r>
-        <w:rPr>
-          <w:i/>
-          <w:lang w:val="sr-Latn-RS"/>
-        </w:rPr>
-        <w:t>ou</w:t>
-      </w:r>
-      <w:r>
-        <w:rPr>
-          <w:i/>
-          <w:lang w:val="sr-Latn-RS"/>
-        </w:rPr>
-        <w:t>t</w:t>
-      </w:r>
-      <w:r>
-        <w:rPr>
-          <w:i/>
-          <w:lang w:val="sr-Latn-RS"/>
-        </w:rPr>
-        <w:t>fit</w:t>
-      </w:r>
-      <w:r>
-        <w:rPr>
-          <w:lang w:val="sr-Latn-RS"/>
-        </w:rPr>
-        <w:t>-a sa drugim korisnicima</w:t>
-      </w:r>
-      <w:r>
-        <w:rPr>
-          <w:lang w:val="sr-Latn-RS"/>
-        </w:rPr>
-        <w:t xml:space="preserve"> preko svojih profila</w:t>
-      </w:r>
-      <w:r>
-        <w:rPr>
-          <w:lang w:val="sr-Latn-RS"/>
-        </w:rPr>
-        <w:t>.  Projekat će omogući</w:t>
-      </w:r>
-      <w:r>
-        <w:rPr>
-          <w:lang w:val="sr-Latn-RS"/>
-        </w:rPr>
-        <w:t>ti efikasno pretraživanje odevnih kombinacij</w:t>
-      </w:r>
-      <w:r>
-        <w:rPr>
-          <w:lang w:val="sr-Latn-RS"/>
-        </w:rPr>
-        <w:t>a po konkretnim arti</w:t>
-      </w:r>
-      <w:r>
-        <w:rPr>
-          <w:lang w:val="sr-Latn-RS"/>
-        </w:rPr>
-        <w:t xml:space="preserve">klima, stilovima, </w:t>
-      </w:r>
-      <w:r>
-        <w:rPr>
-          <w:lang w:val="sr-Latn-RS"/>
-        </w:rPr>
-        <w:t>rodu</w:t>
-      </w:r>
-      <w:r>
-        <w:rPr>
-          <w:lang w:val="sr-Latn-RS"/>
-        </w:rPr>
-        <w:t xml:space="preserve">, brendu i ceni, i tako </w:t>
-      </w:r>
-      <w:r>
-        <w:rPr>
-          <w:lang w:val="sr-Latn-RS"/>
-        </w:rPr>
-        <w:t xml:space="preserve">moći da dobiju inspiraciju za svoje outfite. Korisnici će moći međusobno da </w:t>
-      </w:r>
-      <w:r>
-        <w:rPr>
-          <w:lang w:val="sr-Latn-RS"/>
-        </w:rPr>
-        <w:t>interaguju jedni sa drugima, ostavljati</w:t>
-      </w:r>
-      <w:r>
-        <w:rPr>
-          <w:lang w:val="sr-Latn-RS"/>
-        </w:rPr>
-        <w:t xml:space="preserve"> oznaku</w:t>
-      </w:r>
-      <w:r>
-        <w:rPr>
-          <w:lang w:val="sr-Latn-RS"/>
-        </w:rPr>
-        <w:t xml:space="preserve"> </w:t>
-      </w:r>
-      <w:r>
-        <w:rPr>
-          <w:lang w:val="sr-Latn-RS"/>
-        </w:rPr>
-        <w:t>“svi</w:t>
-      </w:r>
-      <w:proofErr w:type="spellStart"/>
-      <w:r>
-        <w:t>đa</w:t>
-      </w:r>
-      <w:proofErr w:type="spellEnd"/>
-      <w:r>
-        <w:t xml:space="preserve"> mi se</w:t>
-      </w:r>
-      <w:r>
-        <w:rPr>
-          <w:lang w:val="sr-Latn-RS"/>
-        </w:rPr>
-        <w:t>“</w:t>
-      </w:r>
-      <w:r>
-        <w:rPr>
-          <w:lang w:val="sr-Latn-RS"/>
-        </w:rPr>
-        <w:t xml:space="preserve"> ili komentar na </w:t>
-      </w:r>
-      <w:r>
-        <w:rPr>
-          <w:lang w:val="sr-Latn-RS"/>
-        </w:rPr>
-        <w:t xml:space="preserve">kombinacije </w:t>
-      </w:r>
-      <w:r>
-        <w:rPr>
-          <w:lang w:val="sr-Latn-RS"/>
-        </w:rPr>
-        <w:t>koji im se sviđaju</w:t>
-      </w:r>
-      <w:r>
-        <w:rPr>
-          <w:lang w:val="sr-Latn-RS"/>
-        </w:rPr>
-        <w:t xml:space="preserve"> i</w:t>
-      </w:r>
-      <w:r>
-        <w:rPr>
-          <w:lang w:val="sr-Latn-RS"/>
-        </w:rPr>
-        <w:t xml:space="preserve"> zapraćivati druge korisnike</w:t>
-      </w:r>
-      <w:r>
-        <w:rPr>
-          <w:lang w:val="sr-Latn-RS"/>
-        </w:rPr>
-        <w:t xml:space="preserve">. </w:t>
-      </w:r>
-    </w:p>
-    <w:p>
-      <w:pPr>
-        <w:pStyle w:val="BodyText"/>
-        <w:rPr>
-          <w:lang w:val="sr-Latn-RS"/>
-        </w:rPr>
-      </w:pPr>
-    </w:p>
-    <w:p>
-      <w:pPr>
-        <w:pStyle w:val="Heading2"/>
-        <w:rPr>
-          <w:lang w:val="sr-Latn-RS"/>
-        </w:rPr>
-      </w:pPr>
-      <w:bookmarkStart w:id="5" w:name="_Toc161771496"/>
-      <w:r>
-        <w:rPr>
-          <w:lang w:val="sr-Latn-RS"/>
-        </w:rPr>
-        <w:t>Postavka</w:t>
-      </w:r>
-      <w:r>
-        <w:rPr>
-          <w:lang w:val="sr-Latn-RS"/>
-        </w:rPr>
-        <w:t xml:space="preserve"> problema</w:t>
-      </w:r>
-      <w:bookmarkEnd w:id="5"/>
       <w:r>
         <w:rPr>
           <w:lang w:val="sr-Latn-RS"/>
@@ -4272,7 +4282,10 @@
             </w:r>
             <w:proofErr w:type="spellEnd"/>
             <w:r>
-              <w:t xml:space="preserve"> (online) </w:t>
+              <w:t xml:space="preserve"> online</w:t>
+            </w:r>
+            <w:r>
+              <w:t xml:space="preserve"> </w:t>
             </w:r>
             <w:proofErr w:type="spellStart"/>
             <w:r>
@@ -4370,7 +4383,7 @@
             </w:r>
             <w:proofErr w:type="spellStart"/>
             <w:r>
-              <w:t>poteškoćom</w:t>
+              <w:t>poteškoće</w:t>
             </w:r>
             <w:proofErr w:type="spellEnd"/>
             <w:r>
@@ -4474,7 +4487,7 @@
             </w:r>
             <w:proofErr w:type="spellStart"/>
             <w:r>
-              <w:t>postojećom</w:t>
+              <w:t>trenutnom</w:t>
             </w:r>
             <w:proofErr w:type="spellEnd"/>
             <w:r>
@@ -4714,6 +4727,30 @@
             </w:r>
             <w:proofErr w:type="spellStart"/>
             <w:r>
+              <w:t>ili</w:t>
+            </w:r>
+            <w:proofErr w:type="spellEnd"/>
+            <w:r>
+              <w:t xml:space="preserve"> </w:t>
+            </w:r>
+            <w:proofErr w:type="spellStart"/>
+            <w:r>
+              <w:t>planiraju</w:t>
+            </w:r>
+            <w:proofErr w:type="spellEnd"/>
+            <w:r>
+              <w:t xml:space="preserve"> da </w:t>
+            </w:r>
+            <w:proofErr w:type="spellStart"/>
+            <w:r>
+              <w:t>kupe</w:t>
+            </w:r>
+            <w:proofErr w:type="spellEnd"/>
+            <w:r>
+              <w:t xml:space="preserve"> </w:t>
+            </w:r>
+            <w:proofErr w:type="spellStart"/>
+            <w:r>
               <w:t>i</w:t>
             </w:r>
             <w:proofErr w:type="spellEnd"/>
@@ -4810,7 +4847,7 @@
           <w:lang w:val="sr-Latn-RS"/>
         </w:rPr>
       </w:pPr>
-      <w:bookmarkStart w:id="6" w:name="_Toc161771497"/>
+      <w:bookmarkStart w:id="5" w:name="_Toc161771497"/>
       <w:r>
         <w:rPr>
           <w:lang w:val="sr-Latn-RS"/>
@@ -4824,7 +4861,7 @@
         </w:rPr>
         <w:t>proizvoda</w:t>
       </w:r>
-      <w:bookmarkEnd w:id="6"/>
+      <w:bookmarkEnd w:id="5"/>
     </w:p>
     <w:p>
       <w:pPr>
@@ -5125,7 +5162,7 @@
             </w:r>
             <w:proofErr w:type="spellStart"/>
             <w:r>
-              <w:t>svih</w:t>
+              <w:t>različitih</w:t>
             </w:r>
             <w:proofErr w:type="spellEnd"/>
             <w:r>
@@ -5255,7 +5292,13 @@
               <w:rPr>
                 <w:lang w:val="sr-Latn-RS"/>
               </w:rPr>
-              <w:t>ajtova individualnih radnja / proizvođača</w:t>
+              <w:t>ajtova individualnih radnja /</w:t>
+            </w:r>
+            <w:r>
+              <w:rPr>
+                <w:lang w:val="sr-Latn-RS"/>
+              </w:rPr>
+              <w:t>proizvođača</w:t>
             </w:r>
             <w:r>
               <w:rPr>
@@ -5478,13 +5521,79 @@
           <w:lang w:val="sr-Latn-RS"/>
         </w:rPr>
       </w:pPr>
-      <w:bookmarkStart w:id="7" w:name="_Toc161771498"/>
+      <w:bookmarkStart w:id="6" w:name="_Toc161771498"/>
       <w:r>
         <w:rPr>
           <w:lang w:val="sr-Latn-RS"/>
         </w:rPr>
         <w:t>Opis korisnika</w:t>
       </w:r>
+      <w:bookmarkEnd w:id="6"/>
+    </w:p>
+    <w:p>
+      <w:pPr>
+        <w:pStyle w:val="BodyText"/>
+        <w:rPr>
+          <w:lang w:val="sr-Latn-RS"/>
+        </w:rPr>
+      </w:pPr>
+      <w:r>
+        <w:rPr>
+          <w:lang w:val="sr-Latn-RS"/>
+        </w:rPr>
+        <w:t xml:space="preserve">U ovom odeljku opisani su korisnici </w:t>
+      </w:r>
+      <w:r>
+        <w:rPr>
+          <w:lang w:val="sr-Latn-RS"/>
+        </w:rPr>
+        <w:t xml:space="preserve">OufitFactory aplikacije. </w:t>
+      </w:r>
+      <w:r>
+        <w:rPr>
+          <w:lang w:val="sr-Latn-RS"/>
+        </w:rPr>
+        <w:t xml:space="preserve">Postoje </w:t>
+      </w:r>
+      <w:r>
+        <w:rPr>
+          <w:lang w:val="sr-Latn-RS"/>
+        </w:rPr>
+        <w:t>2</w:t>
+      </w:r>
+      <w:r>
+        <w:rPr>
+          <w:lang w:val="sr-Latn-RS"/>
+        </w:rPr>
+        <w:t xml:space="preserve"> tipa korisnika: </w:t>
+      </w:r>
+      <w:r>
+        <w:rPr>
+          <w:lang w:val="sr-Latn-RS"/>
+        </w:rPr>
+        <w:t>član društvene mreže i posetilac društvene mreže.</w:t>
+      </w:r>
+    </w:p>
+    <w:p>
+      <w:pPr>
+        <w:pStyle w:val="Heading2"/>
+        <w:rPr>
+          <w:lang w:val="sr-Latn-RS"/>
+        </w:rPr>
+      </w:pPr>
+      <w:bookmarkStart w:id="7" w:name="_Toc161771499"/>
+      <w:r>
+        <w:rPr>
+          <w:lang w:val="sr-Latn-RS"/>
+        </w:rPr>
+        <w:t>Opis potencijalnih korisnika/</w:t>
+      </w:r>
+      <w:r>
+        <w:rPr>
+          <w:lang w:val="sr-Latn-RS"/>
+        </w:rPr>
+        <w:t>tržišta</w:t>
+      </w:r>
       <w:bookmarkEnd w:id="7"/>
     </w:p>
     <w:p>
@@ -5498,43 +5607,221 @@
         <w:rPr>
           <w:lang w:val="sr-Latn-RS"/>
         </w:rPr>
-        <w:t xml:space="preserve">U ovom odeljku opisani su korisnici </w:t>
-      </w:r>
-      <w:r>
-        <w:rPr>
-          <w:lang w:val="sr-Latn-RS"/>
-        </w:rPr>
-        <w:t xml:space="preserve">OufitFactory aplikacije. </w:t>
-      </w:r>
-      <w:r>
-        <w:rPr>
-          <w:lang w:val="sr-Latn-RS"/>
-        </w:rPr>
-        <w:t xml:space="preserve">Postoje </w:t>
-      </w:r>
-      <w:r>
-        <w:rPr>
-          <w:lang w:val="sr-Latn-RS"/>
-        </w:rPr>
-        <w:t>3</w:t>
-      </w:r>
-      <w:r>
-        <w:rPr>
-          <w:lang w:val="sr-Latn-RS"/>
-        </w:rPr>
-        <w:t xml:space="preserve"> tipa korisnika: </w:t>
-      </w:r>
-      <w:r>
-        <w:rPr>
-          <w:lang w:val="sr-Latn-RS"/>
-        </w:rPr>
-        <w:t>administrator</w:t>
-      </w:r>
-      <w:r>
-        <w:rPr>
-          <w:lang w:val="sr-Latn-RS"/>
-        </w:rPr>
-        <w:t xml:space="preserve"> aplikacije, član društvene mreže i posetilac društvene mreže.</w:t>
+        <w:t xml:space="preserve">Potencijalni korisnici sistema su </w:t>
+      </w:r>
+      <w:r>
+        <w:rPr>
+          <w:lang w:val="sr-Latn-RS"/>
+        </w:rPr>
+        <w:t>tinej</w:t>
+      </w:r>
+      <w:r>
+        <w:rPr>
+          <w:lang w:val="sr-Latn-RS"/>
+        </w:rPr>
+        <w:t xml:space="preserve">džeri i odrasli ljudi koji preferiraju online kupovinu i </w:t>
+      </w:r>
+      <w:r>
+        <w:rPr>
+          <w:lang w:val="sr-Latn-RS"/>
+        </w:rPr>
+        <w:t>najče</w:t>
+      </w:r>
+      <w:r>
+        <w:rPr>
+          <w:lang w:val="sr-Latn-RS"/>
+        </w:rPr>
+        <w:t xml:space="preserve">šće </w:t>
+      </w:r>
+      <w:r>
+        <w:rPr>
+          <w:lang w:val="sr-Latn-RS"/>
+        </w:rPr>
+        <w:t>poseduju</w:t>
+      </w:r>
+      <w:r>
+        <w:rPr>
+          <w:lang w:val="sr-Latn-RS"/>
+        </w:rPr>
+        <w:t xml:space="preserve"> personalne računare i </w:t>
+      </w:r>
+      <w:r>
+        <w:rPr>
+          <w:lang w:val="sr-Latn-RS"/>
+        </w:rPr>
+        <w:t xml:space="preserve">imaju </w:t>
+      </w:r>
+      <w:r>
+        <w:rPr>
+          <w:lang w:val="sr-Latn-RS"/>
+        </w:rPr>
+        <w:t xml:space="preserve">pristup </w:t>
+      </w:r>
+      <w:r>
+        <w:rPr>
+          <w:lang w:val="sr-Latn-RS"/>
+        </w:rPr>
+        <w:t>i</w:t>
+      </w:r>
+      <w:r>
+        <w:rPr>
+          <w:lang w:val="sr-Latn-RS"/>
+        </w:rPr>
+        <w:t>nternetu.</w:t>
+      </w:r>
+    </w:p>
+    <w:p>
+      <w:pPr>
+        <w:pStyle w:val="BodyText"/>
+        <w:rPr>
+          <w:lang w:val="sr-Latn-RS"/>
+        </w:rPr>
+      </w:pPr>
+      <w:r>
+        <w:rPr>
+          <w:lang w:val="sr-Latn-RS"/>
+        </w:rPr>
+        <w:t xml:space="preserve">Inicijalna verzija </w:t>
+      </w:r>
+      <w:r>
+        <w:rPr>
+          <w:lang w:val="sr-Latn-RS"/>
+        </w:rPr>
+        <w:t>OutfitFactory društvene mreže</w:t>
+      </w:r>
+      <w:r>
+        <w:rPr>
+          <w:lang w:val="sr-Latn-RS"/>
+        </w:rPr>
+        <w:t xml:space="preserve"> će biti namenjena</w:t>
+      </w:r>
+      <w:r>
+        <w:rPr>
+          <w:lang w:val="sr-Latn-RS"/>
+        </w:rPr>
+        <w:t xml:space="preserve"> srpskom tržištu</w:t>
+      </w:r>
+      <w:r>
+        <w:rPr>
+          <w:lang w:val="sr-Latn-RS"/>
+        </w:rPr>
+        <w:t>.</w:t>
+      </w:r>
+      <w:r>
+        <w:rPr>
+          <w:lang w:val="sr-Latn-RS"/>
+        </w:rPr>
+        <w:t xml:space="preserve"> Ukoliko se ukaže </w:t>
+      </w:r>
+      <w:r>
+        <w:rPr>
+          <w:lang w:val="sr-Latn-RS"/>
+        </w:rPr>
+        <w:t>interesovanje moguće je proširiti primenu i</w:t>
+      </w:r>
+      <w:r>
+        <w:rPr>
+          <w:lang w:val="sr-Latn-RS"/>
+        </w:rPr>
+        <w:t xml:space="preserve"> van zemlje</w:t>
+      </w:r>
+      <w:r>
+        <w:rPr>
+          <w:lang w:val="sr-Latn-RS"/>
+        </w:rPr>
+        <w:t>.</w:t>
+      </w:r>
+    </w:p>
+    <w:p>
+      <w:pPr>
+        <w:pStyle w:val="BodyText"/>
+        <w:rPr>
+          <w:lang w:val="sr-Latn-RS"/>
+        </w:rPr>
+      </w:pPr>
+      <w:r>
+        <w:rPr>
+          <w:lang w:val="sr-Latn-RS"/>
+        </w:rPr>
+        <w:t>G</w:t>
+      </w:r>
+      <w:r>
+        <w:rPr>
+          <w:lang w:val="sr-Latn-RS"/>
+        </w:rPr>
+        <w:t>rafički dizajn</w:t>
+      </w:r>
+      <w:r>
+        <w:rPr>
+          <w:lang w:val="sr-Latn-RS"/>
+        </w:rPr>
+        <w:t xml:space="preserve"> </w:t>
+      </w:r>
+      <w:r>
+        <w:rPr>
+          <w:lang w:val="sr-Latn-RS"/>
+        </w:rPr>
+        <w:t xml:space="preserve">portala </w:t>
+      </w:r>
+      <w:r>
+        <w:rPr>
+          <w:lang w:val="sr-Latn-RS"/>
+        </w:rPr>
+        <w:t xml:space="preserve">će biti razdvojen </w:t>
+      </w:r>
+      <w:r>
+        <w:rPr>
+          <w:lang w:val="sr-Latn-RS"/>
+        </w:rPr>
+        <w:t xml:space="preserve">od funkcionalnosti kako bi </w:t>
+      </w:r>
+      <w:r>
+        <w:rPr>
+          <w:lang w:val="sr-Latn-RS"/>
+        </w:rPr>
+        <w:t>se jednostavno mogao izmeniti i prilagoditi izgled porta</w:t>
+      </w:r>
+      <w:r>
+        <w:rPr>
+          <w:lang w:val="sr-Latn-RS"/>
+        </w:rPr>
+        <w:t>la i pri projektovanju sistema. S</w:t>
+      </w:r>
+      <w:r>
+        <w:rPr>
+          <w:lang w:val="sr-Latn-RS"/>
+        </w:rPr>
+        <w:t>ve informacije koje predstavljaju sadržaj portala će biti smeštene u bazu</w:t>
+      </w:r>
+      <w:r>
+        <w:rPr>
+          <w:lang w:val="sr-Latn-RS"/>
+        </w:rPr>
+        <w:t xml:space="preserve"> podataka </w:t>
+      </w:r>
+      <w:r>
+        <w:rPr>
+          <w:lang w:val="sr-Latn-RS"/>
+        </w:rPr>
+        <w:t xml:space="preserve">kako bi </w:t>
+      </w:r>
+      <w:r>
+        <w:rPr>
+          <w:lang w:val="sr-Latn-RS"/>
+        </w:rPr>
+        <w:t xml:space="preserve">ih bilo moguće izmeniti </w:t>
+      </w:r>
+      <w:r>
+        <w:rPr>
+          <w:lang w:val="sr-Latn-RS"/>
+        </w:rPr>
+        <w:t>nakon instalacije sistema.</w:t>
+      </w:r>
+      <w:r>
+        <w:rPr>
+          <w:lang w:val="sr-Latn-RS"/>
+        </w:rPr>
+        <w:t xml:space="preserve"> //da li</w:t>
       </w:r>
     </w:p>
     <w:p>
@@ -5544,18 +5831,12 @@
           <w:lang w:val="sr-Latn-RS"/>
         </w:rPr>
       </w:pPr>
-      <w:bookmarkStart w:id="8" w:name="_Toc161771499"/>
-      <w:r>
-        <w:rPr>
-          <w:lang w:val="sr-Latn-RS"/>
-        </w:rPr>
-        <w:t>Opis potencijalnih korisnika/</w:t>
-      </w:r>
-      <w:r>
-        <w:rPr>
-          <w:lang w:val="sr-Latn-RS"/>
-        </w:rPr>
-        <w:t>tržišta</w:t>
+      <w:bookmarkStart w:id="8" w:name="_Toc161771500"/>
+      <w:r>
+        <w:rPr>
+          <w:lang w:val="sr-Latn-RS"/>
+        </w:rPr>
+        <w:t>Profili korisnika</w:t>
       </w:r>
       <w:bookmarkEnd w:id="8"/>
     </w:p>
@@ -5563,62 +5844,232 @@
       <w:pPr>
         <w:pStyle w:val="BodyText"/>
         <w:rPr>
-          <w:lang w:val="sr-Latn-RS"/>
-        </w:rPr>
-      </w:pPr>
-      <w:r>
-        <w:rPr>
-          <w:lang w:val="sr-Latn-RS"/>
-        </w:rPr>
-        <w:t xml:space="preserve">Potencijalni korisnici sistema su </w:t>
-      </w:r>
-      <w:r>
-        <w:rPr>
-          <w:lang w:val="sr-Latn-RS"/>
-        </w:rPr>
-        <w:t>tinej</w:t>
-      </w:r>
-      <w:r>
-        <w:rPr>
-          <w:lang w:val="sr-Latn-RS"/>
-        </w:rPr>
-        <w:t xml:space="preserve">džeri i odrasli ljudi koji preferiraju online kupovinu i </w:t>
-      </w:r>
-      <w:r>
-        <w:rPr>
-          <w:lang w:val="sr-Latn-RS"/>
-        </w:rPr>
-        <w:t>najče</w:t>
-      </w:r>
-      <w:r>
-        <w:rPr>
-          <w:lang w:val="sr-Latn-RS"/>
-        </w:rPr>
-        <w:t xml:space="preserve">šće </w:t>
-      </w:r>
-      <w:r>
-        <w:rPr>
-          <w:lang w:val="sr-Latn-RS"/>
-        </w:rPr>
-        <w:t>poseduju</w:t>
-      </w:r>
-      <w:r>
-        <w:rPr>
-          <w:lang w:val="sr-Latn-RS"/>
-        </w:rPr>
-        <w:t xml:space="preserve"> personalne računare i </w:t>
-      </w:r>
-      <w:r>
-        <w:rPr>
-          <w:lang w:val="sr-Latn-RS"/>
-        </w:rPr>
-        <w:t xml:space="preserve">imaju </w:t>
-      </w:r>
-      <w:r>
-        <w:rPr>
-          <w:lang w:val="sr-Latn-RS"/>
-        </w:rPr>
-        <w:t xml:space="preserve">pristup </w:t>
+          <w:b/>
+          <w:lang w:val="sr-Latn-RS"/>
+        </w:rPr>
+      </w:pPr>
+      <w:r>
+        <w:rPr>
+          <w:b/>
+          <w:lang w:val="sr-Latn-RS"/>
+        </w:rPr>
+        <w:t xml:space="preserve">Član </w:t>
+      </w:r>
+      <w:r>
+        <w:rPr>
+          <w:b/>
+          <w:lang w:val="sr-Latn-RS"/>
+        </w:rPr>
+        <w:t xml:space="preserve">društvene mreže </w:t>
+      </w:r>
+      <w:r>
+        <w:rPr>
+          <w:b/>
+          <w:lang w:val="sr-Latn-RS"/>
+        </w:rPr>
+        <w:t>(skraćeno član)</w:t>
+      </w:r>
+      <w:r>
+        <w:rPr>
+          <w:b/>
+          <w:lang w:val="sr-Latn-RS"/>
+        </w:rPr>
+        <w:t>:</w:t>
+      </w:r>
+    </w:p>
+    <w:p>
+      <w:pPr>
+        <w:pStyle w:val="BodyText"/>
+        <w:rPr>
+          <w:lang w:val="sr-Latn-RS"/>
+        </w:rPr>
+      </w:pPr>
+      <w:r>
+        <w:rPr>
+          <w:lang w:val="sr-Latn-RS"/>
+        </w:rPr>
+        <w:t xml:space="preserve">Članovi društvene mreže </w:t>
+      </w:r>
+      <w:r>
+        <w:rPr>
+          <w:lang w:val="sr-Latn-RS"/>
+        </w:rPr>
+        <w:t xml:space="preserve">su zaduženi za ažuriranje sadržaja </w:t>
+      </w:r>
+      <w:r>
+        <w:rPr>
+          <w:lang w:val="sr-Latn-RS"/>
+        </w:rPr>
+        <w:t>o sebi, artiklima u njihovom ormaru, i odevnim kombinacijama koje su napravili</w:t>
+      </w:r>
+      <w:r>
+        <w:rPr>
+          <w:lang w:val="sr-Latn-RS"/>
+        </w:rPr>
+        <w:t>.</w:t>
+      </w:r>
+      <w:r>
+        <w:rPr>
+          <w:lang w:val="sr-Latn-RS"/>
+        </w:rPr>
+        <w:t xml:space="preserve"> Ima</w:t>
+      </w:r>
+      <w:r>
+        <w:rPr>
+          <w:lang w:val="sr-Latn-RS"/>
+        </w:rPr>
+        <w:t>ju mogućnost da interaguju</w:t>
+      </w:r>
+      <w:r>
+        <w:rPr>
+          <w:lang w:val="sr-Latn-RS"/>
+        </w:rPr>
+        <w:t xml:space="preserve"> sa drugim korisnicima putem oznaka “sviđa  mi se“ i komentara i zapraćivanjem drugih članova.</w:t>
+      </w:r>
+      <w:r>
+        <w:rPr>
+          <w:lang w:val="sr-Latn-RS"/>
+        </w:rPr>
+        <w:t xml:space="preserve"> </w:t>
+      </w:r>
+    </w:p>
+    <w:p>
+      <w:pPr>
+        <w:pStyle w:val="BodyText"/>
+        <w:rPr>
+          <w:lang w:val="sr-Latn-RS"/>
+        </w:rPr>
+      </w:pPr>
+      <w:r>
+        <w:rPr>
+          <w:lang w:val="sr-Latn-RS"/>
+        </w:rPr>
+        <w:t xml:space="preserve">Član je osoba sa </w:t>
+      </w:r>
+      <w:r>
+        <w:rPr>
+          <w:lang w:val="sr-Latn-RS"/>
+        </w:rPr>
+        <w:t>barem osnovnim</w:t>
+      </w:r>
+      <w:r>
+        <w:rPr>
+          <w:lang w:val="sr-Latn-RS"/>
+        </w:rPr>
+        <w:t xml:space="preserve"> nivoom znanja rada na računaru</w:t>
+      </w:r>
+      <w:r>
+        <w:rPr>
+          <w:lang w:val="sr-Latn-RS"/>
+        </w:rPr>
+        <w:t>.</w:t>
+      </w:r>
+    </w:p>
+    <w:p>
+      <w:pPr>
+        <w:pStyle w:val="BodyText"/>
+        <w:rPr>
+          <w:lang w:val="sr-Latn-RS"/>
+        </w:rPr>
+      </w:pPr>
+      <w:r>
+        <w:rPr>
+          <w:lang w:val="sr-Latn-RS"/>
+        </w:rPr>
+        <w:t xml:space="preserve">Član ima mogućnost uvida u sve informacije dostupne posetiocu </w:t>
+      </w:r>
+      <w:r>
+        <w:rPr>
+          <w:lang w:val="sr-Latn-RS"/>
+        </w:rPr>
+        <w:t>portala</w:t>
+      </w:r>
+      <w:r>
+        <w:rPr>
+          <w:lang w:val="sr-Latn-RS"/>
+        </w:rPr>
+        <w:t xml:space="preserve"> </w:t>
+      </w:r>
+      <w:r>
+        <w:rPr>
+          <w:lang w:val="sr-Latn-RS"/>
+        </w:rPr>
+        <w:t>laboratorije.</w:t>
+      </w:r>
+    </w:p>
+    <w:p>
+      <w:pPr>
+        <w:pStyle w:val="BodyText"/>
+        <w:rPr>
+          <w:b/>
+          <w:lang w:val="sr-Latn-RS"/>
+        </w:rPr>
+      </w:pPr>
+      <w:r>
+        <w:rPr>
+          <w:b/>
+          <w:lang w:val="sr-Latn-RS"/>
+        </w:rPr>
+        <w:t xml:space="preserve">Posetilac </w:t>
+      </w:r>
+      <w:r>
+        <w:rPr>
+          <w:b/>
+          <w:lang w:val="sr-Latn-RS"/>
+        </w:rPr>
+        <w:t xml:space="preserve">društvene mreže </w:t>
+      </w:r>
+      <w:r>
+        <w:rPr>
+          <w:b/>
+          <w:lang w:val="sr-Latn-RS"/>
+        </w:rPr>
+        <w:t>(skraćeno posetilac)</w:t>
+      </w:r>
+      <w:r>
+        <w:rPr>
+          <w:b/>
+          <w:lang w:val="sr-Latn-RS"/>
+        </w:rPr>
+        <w:t>:</w:t>
+      </w:r>
+    </w:p>
+    <w:p>
+      <w:pPr>
+        <w:pStyle w:val="BodyText"/>
+        <w:rPr>
+          <w:lang w:val="sr-Latn-RS"/>
+        </w:rPr>
+      </w:pPr>
+      <w:r>
+        <w:rPr>
+          <w:lang w:val="sr-Latn-RS"/>
+        </w:rPr>
+        <w:t xml:space="preserve">Posetilac </w:t>
+      </w:r>
+      <w:r>
+        <w:rPr>
+          <w:lang w:val="sr-Latn-RS"/>
+        </w:rPr>
+        <w:t xml:space="preserve">društvene mreže </w:t>
+      </w:r>
+      <w:r>
+        <w:rPr>
+          <w:lang w:val="sr-Latn-RS"/>
+        </w:rPr>
+        <w:t>je osoba zaint</w:t>
+      </w:r>
+      <w:r>
+        <w:rPr>
+          <w:lang w:val="sr-Latn-RS"/>
+        </w:rPr>
+        <w:t xml:space="preserve">eresovana za </w:t>
+      </w:r>
+      <w:r>
+        <w:rPr>
+          <w:lang w:val="sr-Latn-RS"/>
+        </w:rPr>
+        <w:t xml:space="preserve">društvenu mrežu </w:t>
       </w:r>
       <w:r>
         <w:rPr>
@@ -5630,7 +6081,49 @@
         <w:rPr>
           <w:lang w:val="sr-Latn-RS"/>
         </w:rPr>
-        <w:t>nternetu.</w:t>
+        <w:t xml:space="preserve"> najčešće osoba zainteresovana </w:t>
+      </w:r>
+      <w:r>
+        <w:rPr>
+          <w:lang w:val="sr-Latn-RS"/>
+        </w:rPr>
+        <w:t xml:space="preserve"> za modu, </w:t>
+      </w:r>
+      <w:r>
+        <w:rPr>
+          <w:lang w:val="sr-Latn-RS"/>
+        </w:rPr>
+        <w:t>sa dobrim nivoom znanja ra</w:t>
+      </w:r>
+      <w:r>
+        <w:rPr>
+          <w:lang w:val="sr-Latn-RS"/>
+        </w:rPr>
+        <w:t xml:space="preserve">da na računaru, ili predstavnik industrije koji sarađuje ili istražuje mogućnost saradnje </w:t>
+      </w:r>
+      <w:r>
+        <w:rPr>
+          <w:lang w:val="sr-Latn-RS"/>
+        </w:rPr>
+        <w:t>sa</w:t>
+      </w:r>
+      <w:r>
+        <w:rPr>
+          <w:lang w:val="sr-Latn-RS"/>
+        </w:rPr>
+        <w:t xml:space="preserve"> nekim od korisnika sa</w:t>
+      </w:r>
+      <w:r>
+        <w:rPr>
+          <w:lang w:val="sr-Latn-RS"/>
+        </w:rPr>
+        <w:t xml:space="preserve"> dobrim nivoom znanja ra</w:t>
+      </w:r>
+      <w:r>
+        <w:rPr>
+          <w:lang w:val="sr-Latn-RS"/>
+        </w:rPr>
+        <w:t>da na računaru.</w:t>
       </w:r>
     </w:p>
     <w:p>
@@ -5644,56 +6137,61 @@
         <w:rPr>
           <w:lang w:val="sr-Latn-RS"/>
         </w:rPr>
-        <w:t xml:space="preserve">Inicijalna verzija </w:t>
-      </w:r>
-      <w:r>
-        <w:rPr>
-          <w:lang w:val="sr-Latn-RS"/>
-        </w:rPr>
-        <w:t>OutfitFactory društvene mreže</w:t>
-      </w:r>
-      <w:r>
-        <w:rPr>
-          <w:lang w:val="sr-Latn-RS"/>
-        </w:rPr>
-        <w:t xml:space="preserve"> će biti namenjena</w:t>
-      </w:r>
-      <w:r>
-        <w:rPr>
-          <w:lang w:val="sr-Latn-RS"/>
-        </w:rPr>
-        <w:t xml:space="preserve"> srpskom tržištu</w:t>
-      </w:r>
-      <w:r>
-        <w:rPr>
-          <w:lang w:val="sr-Latn-RS"/>
-        </w:rPr>
-        <w:t>.</w:t>
-      </w:r>
-      <w:r>
-        <w:rPr>
-          <w:lang w:val="sr-Latn-RS"/>
-        </w:rPr>
-        <w:t xml:space="preserve"> Ukoliko se ukaže </w:t>
-      </w:r>
-      <w:r>
-        <w:rPr>
-          <w:lang w:val="sr-Latn-RS"/>
-        </w:rPr>
-        <w:t>interesovanje moguće je proširiti primenu i</w:t>
-      </w:r>
-      <w:r>
-        <w:rPr>
-          <w:lang w:val="sr-Latn-RS"/>
-        </w:rPr>
-        <w:t xml:space="preserve"> van zemlje</w:t>
-      </w:r>
-      <w:r>
-        <w:rPr>
-          <w:lang w:val="sr-Latn-RS"/>
-        </w:rPr>
-        <w:t>.</w:t>
-      </w:r>
+        <w:t>Posetila</w:t>
+      </w:r>
+      <w:r>
+        <w:rPr>
+          <w:lang w:val="sr-Latn-RS"/>
+        </w:rPr>
+        <w:t>c</w:t>
+      </w:r>
+      <w:r>
+        <w:rPr>
+          <w:lang w:val="sr-Latn-RS"/>
+        </w:rPr>
+        <w:t xml:space="preserve"> ima pristup svim </w:t>
+      </w:r>
+      <w:r>
+        <w:rPr>
+          <w:lang w:val="sr-Latn-RS"/>
+        </w:rPr>
+        <w:t xml:space="preserve">javnim </w:t>
+      </w:r>
+      <w:r>
+        <w:rPr>
+          <w:lang w:val="sr-Latn-RS"/>
+        </w:rPr>
+        <w:t>informacijama o članovi</w:t>
+      </w:r>
+      <w:r>
+        <w:rPr>
+          <w:lang w:val="sr-Latn-RS"/>
+        </w:rPr>
+        <w:t>ma</w:t>
+      </w:r>
+      <w:r>
+        <w:rPr>
+          <w:lang w:val="sr-Latn-RS"/>
+        </w:rPr>
+        <w:t xml:space="preserve"> i njihovim objavama i svim artiklima dostupnim na sajtu.</w:t>
+      </w:r>
+    </w:p>
+    <w:p>
+      <w:pPr>
+        <w:pStyle w:val="Heading2"/>
+        <w:rPr>
+          <w:lang w:val="sr-Latn-RS"/>
+        </w:rPr>
+      </w:pPr>
+      <w:bookmarkStart w:id="9" w:name="_Toc161771501"/>
+      <w:r>
+        <w:rPr>
+          <w:lang w:val="sr-Latn-RS"/>
+        </w:rPr>
+        <w:lastRenderedPageBreak/>
+        <w:t>Opis okruženja</w:t>
+      </w:r>
+      <w:bookmarkEnd w:id="9"/>
     </w:p>
     <w:p>
       <w:pPr>
@@ -5706,79 +6204,19 @@
         <w:rPr>
           <w:lang w:val="sr-Latn-RS"/>
         </w:rPr>
-        <w:t>G</w:t>
-      </w:r>
-      <w:r>
-        <w:rPr>
-          <w:lang w:val="sr-Latn-RS"/>
-        </w:rPr>
-        <w:t>rafički dizajn</w:t>
-      </w:r>
-      <w:r>
-        <w:rPr>
-          <w:lang w:val="sr-Latn-RS"/>
-        </w:rPr>
-        <w:t xml:space="preserve"> </w:t>
-      </w:r>
-      <w:r>
-        <w:rPr>
-          <w:lang w:val="sr-Latn-RS"/>
-        </w:rPr>
-        <w:t xml:space="preserve">portala </w:t>
-      </w:r>
-      <w:r>
-        <w:rPr>
-          <w:lang w:val="sr-Latn-RS"/>
-        </w:rPr>
-        <w:t xml:space="preserve">će biti razdvojen </w:t>
-      </w:r>
-      <w:r>
-        <w:rPr>
-          <w:lang w:val="sr-Latn-RS"/>
-        </w:rPr>
-        <w:t xml:space="preserve">od funkcionalnosti kako bi </w:t>
-      </w:r>
-      <w:r>
-        <w:rPr>
-          <w:lang w:val="sr-Latn-RS"/>
-        </w:rPr>
-        <w:t>se jednostavno mogao izmeniti i prilagoditi izgled porta</w:t>
-      </w:r>
-      <w:r>
-        <w:rPr>
-          <w:lang w:val="sr-Latn-RS"/>
-        </w:rPr>
-        <w:t>la i pri projektovanju sistema. S</w:t>
-      </w:r>
-      <w:r>
-        <w:rPr>
-          <w:lang w:val="sr-Latn-RS"/>
-        </w:rPr>
-        <w:t>ve informacije koje predstavljaju sadržaj portala će biti smeštene u bazu</w:t>
-      </w:r>
-      <w:r>
-        <w:rPr>
-          <w:lang w:val="sr-Latn-RS"/>
-        </w:rPr>
-        <w:t xml:space="preserve"> podataka </w:t>
-      </w:r>
-      <w:r>
-        <w:rPr>
-          <w:lang w:val="sr-Latn-RS"/>
-        </w:rPr>
-        <w:t xml:space="preserve">kako bi </w:t>
-      </w:r>
-      <w:r>
-        <w:rPr>
-          <w:lang w:val="sr-Latn-RS"/>
-        </w:rPr>
-        <w:t xml:space="preserve">ih bilo moguće izmeniti </w:t>
-      </w:r>
-      <w:r>
-        <w:rPr>
-          <w:lang w:val="sr-Latn-RS"/>
-        </w:rPr>
-        <w:t>nakon instalacije sistema.</w:t>
+        <w:t>Korisnici s</w:t>
+      </w:r>
+      <w:r>
+        <w:rPr>
+          <w:lang w:val="sr-Latn-RS"/>
+        </w:rPr>
+        <w:t xml:space="preserve">istema pristupaju sistemu putem interneta </w:t>
+      </w:r>
+      <w:r>
+        <w:rPr>
+          <w:lang w:val="sr-Latn-RS"/>
+        </w:rPr>
+        <w:t>što zahteva minimum modemsku Internet konekciju. Ne postoje posebna ograničenja u pogledu okruženja.</w:t>
       </w:r>
     </w:p>
     <w:p>
@@ -5788,491 +6226,14 @@
           <w:lang w:val="sr-Latn-RS"/>
         </w:rPr>
       </w:pPr>
-      <w:bookmarkStart w:id="9" w:name="_Toc161771500"/>
-      <w:r>
-        <w:rPr>
-          <w:lang w:val="sr-Latn-RS"/>
-        </w:rPr>
-        <w:t>Profili korisnika</w:t>
-      </w:r>
-      <w:bookmarkEnd w:id="9"/>
-    </w:p>
-    <w:p>
-      <w:pPr>
-        <w:pStyle w:val="BodyText"/>
-        <w:rPr>
-          <w:b/>
-          <w:lang w:val="sr-Latn-RS"/>
-        </w:rPr>
-      </w:pPr>
-      <w:r>
-        <w:rPr>
-          <w:b/>
-          <w:lang w:val="sr-Latn-RS"/>
-        </w:rPr>
-        <w:t>Administrator portala (skraćeno administrator):</w:t>
-      </w:r>
-    </w:p>
-    <w:p>
-      <w:pPr>
-        <w:pStyle w:val="BodyText"/>
-        <w:rPr>
-          <w:lang w:val="sr-Latn-RS"/>
-        </w:rPr>
-      </w:pPr>
-      <w:r>
-        <w:rPr>
-          <w:lang w:val="sr-Latn-RS"/>
-        </w:rPr>
-        <w:t>Administrator je zadužen za instaliranje, konfigurisanje i održavanje</w:t>
-      </w:r>
-      <w:r>
-        <w:rPr>
-          <w:lang w:val="sr-Latn-RS"/>
-        </w:rPr>
-        <w:t xml:space="preserve"> Web aplikacije</w:t>
-      </w:r>
-      <w:r>
-        <w:rPr>
-          <w:lang w:val="sr-Latn-RS"/>
-        </w:rPr>
-        <w:t xml:space="preserve">. </w:t>
-      </w:r>
-    </w:p>
-    <w:p>
-      <w:pPr>
-        <w:pStyle w:val="BodyText"/>
-        <w:rPr>
-          <w:lang w:val="sr-Latn-RS"/>
-        </w:rPr>
-      </w:pPr>
-      <w:r>
-        <w:rPr>
-          <w:lang w:val="sr-Latn-RS"/>
-        </w:rPr>
-        <w:t>U ulozi administratora će se najčešće naći obrazovana osoba sa visokim nivoom znanja rada na računaru i administriranja Web servera</w:t>
-      </w:r>
-      <w:r>
-        <w:rPr>
-          <w:lang w:val="sr-Latn-RS"/>
-        </w:rPr>
-        <w:t>.</w:t>
-      </w:r>
-      <w:r>
-        <w:rPr>
-          <w:lang w:val="sr-Latn-RS"/>
-        </w:rPr>
-        <w:t xml:space="preserve"> </w:t>
-      </w:r>
-    </w:p>
-    <w:p>
-      <w:pPr>
-        <w:pStyle w:val="BodyText"/>
-        <w:rPr>
-          <w:lang w:val="sr-Latn-RS"/>
-        </w:rPr>
-      </w:pPr>
-      <w:r>
-        <w:rPr>
-          <w:lang w:val="sr-Latn-RS"/>
-        </w:rPr>
-        <w:t xml:space="preserve">Administrator će imati pristup svim </w:t>
-      </w:r>
-      <w:r>
-        <w:rPr>
-          <w:lang w:val="sr-Latn-RS"/>
-        </w:rPr>
-        <w:t xml:space="preserve">funkcionalnostima </w:t>
-      </w:r>
-      <w:r>
-        <w:rPr>
-          <w:lang w:val="sr-Latn-RS"/>
-        </w:rPr>
-        <w:t>sistema.</w:t>
-      </w:r>
-    </w:p>
-    <w:p>
-      <w:pPr>
-        <w:pStyle w:val="BodyText"/>
-        <w:rPr>
-          <w:b/>
-          <w:lang w:val="sr-Latn-RS"/>
-        </w:rPr>
-      </w:pPr>
-      <w:r>
-        <w:rPr>
-          <w:b/>
-          <w:lang w:val="sr-Latn-RS"/>
-        </w:rPr>
-        <w:t xml:space="preserve">Član </w:t>
-      </w:r>
-      <w:r>
-        <w:rPr>
-          <w:b/>
-          <w:lang w:val="sr-Latn-RS"/>
-        </w:rPr>
-        <w:t xml:space="preserve">društvene mreže </w:t>
-      </w:r>
-      <w:r>
-        <w:rPr>
-          <w:b/>
-          <w:lang w:val="sr-Latn-RS"/>
-        </w:rPr>
-        <w:t>(skraćeno član)</w:t>
-      </w:r>
-      <w:r>
-        <w:rPr>
-          <w:b/>
-          <w:lang w:val="sr-Latn-RS"/>
-        </w:rPr>
-        <w:t>:</w:t>
-      </w:r>
-    </w:p>
-    <w:p>
-      <w:pPr>
-        <w:pStyle w:val="BodyText"/>
-        <w:rPr>
-          <w:lang w:val="sr-Latn-RS"/>
-        </w:rPr>
-      </w:pPr>
-      <w:r>
-        <w:rPr>
-          <w:lang w:val="sr-Latn-RS"/>
-        </w:rPr>
-        <w:t xml:space="preserve">Članovi društvene mreže </w:t>
-      </w:r>
-      <w:r>
-        <w:rPr>
-          <w:lang w:val="sr-Latn-RS"/>
-        </w:rPr>
-        <w:t xml:space="preserve">su zaduženi za ažuriranje sadržaja </w:t>
-      </w:r>
-      <w:r>
-        <w:rPr>
-          <w:lang w:val="sr-Latn-RS"/>
-        </w:rPr>
-        <w:t>o sebi, artiklima u njihovom ormaru, i odevnim kombinacijama koje su napravili</w:t>
-      </w:r>
-      <w:r>
-        <w:rPr>
-          <w:lang w:val="sr-Latn-RS"/>
-        </w:rPr>
-        <w:t>.</w:t>
-      </w:r>
-      <w:r>
-        <w:rPr>
-          <w:lang w:val="sr-Latn-RS"/>
-        </w:rPr>
-        <w:t xml:space="preserve"> Ima mogućnost da interaguje sa drugim korisnicima putem oznaka “sviđa  mi se“ i komentara i zapraćivanjem drugih članova.</w:t>
-      </w:r>
-      <w:r>
-        <w:rPr>
-          <w:lang w:val="sr-Latn-RS"/>
-        </w:rPr>
-        <w:t xml:space="preserve"> </w:t>
-      </w:r>
-    </w:p>
-    <w:p>
-      <w:pPr>
-        <w:pStyle w:val="BodyText"/>
-        <w:rPr>
-          <w:lang w:val="sr-Latn-RS"/>
-        </w:rPr>
-      </w:pPr>
-      <w:r>
-        <w:rPr>
-          <w:lang w:val="sr-Latn-RS"/>
-        </w:rPr>
-        <w:t xml:space="preserve">Član je osoba sa </w:t>
-      </w:r>
-      <w:r>
-        <w:rPr>
-          <w:lang w:val="sr-Latn-RS"/>
-        </w:rPr>
-        <w:t>barem osnovnim</w:t>
-      </w:r>
-      <w:r>
-        <w:rPr>
-          <w:lang w:val="sr-Latn-RS"/>
-        </w:rPr>
-        <w:t xml:space="preserve"> nivoom znanja rada na računaru</w:t>
-      </w:r>
-      <w:r>
-        <w:rPr>
-          <w:lang w:val="sr-Latn-RS"/>
-        </w:rPr>
-        <w:t>.</w:t>
-      </w:r>
-    </w:p>
-    <w:p>
-      <w:pPr>
-        <w:pStyle w:val="BodyText"/>
-        <w:rPr>
-          <w:lang w:val="sr-Latn-RS"/>
-        </w:rPr>
-      </w:pPr>
-      <w:r>
-        <w:rPr>
-          <w:lang w:val="sr-Latn-RS"/>
-        </w:rPr>
-        <w:t xml:space="preserve">Član ima mogućnost uvida u sve informacije dostupne posetiocu </w:t>
-      </w:r>
-      <w:r>
-        <w:rPr>
-          <w:lang w:val="sr-Latn-RS"/>
-        </w:rPr>
-        <w:t>portala</w:t>
-      </w:r>
-      <w:r>
-        <w:rPr>
-          <w:lang w:val="sr-Latn-RS"/>
-        </w:rPr>
-        <w:t xml:space="preserve"> </w:t>
-      </w:r>
-      <w:r>
-        <w:rPr>
-          <w:lang w:val="sr-Latn-RS"/>
-        </w:rPr>
-        <w:t>laboratorije.</w:t>
-      </w:r>
-    </w:p>
-    <w:p>
-      <w:pPr>
-        <w:pStyle w:val="BodyText"/>
-        <w:rPr>
-          <w:b/>
-          <w:lang w:val="sr-Latn-RS"/>
-        </w:rPr>
-      </w:pPr>
-      <w:r>
-        <w:rPr>
-          <w:b/>
-          <w:lang w:val="sr-Latn-RS"/>
-        </w:rPr>
-        <w:t xml:space="preserve">Posetilac </w:t>
-      </w:r>
-      <w:r>
-        <w:rPr>
-          <w:b/>
-          <w:lang w:val="sr-Latn-RS"/>
-        </w:rPr>
-        <w:t xml:space="preserve">društvene mreže </w:t>
-      </w:r>
-      <w:r>
-        <w:rPr>
-          <w:b/>
-          <w:lang w:val="sr-Latn-RS"/>
-        </w:rPr>
-        <w:t>(skraćeno posetilac)</w:t>
-      </w:r>
-      <w:r>
-        <w:rPr>
-          <w:b/>
-          <w:lang w:val="sr-Latn-RS"/>
-        </w:rPr>
-        <w:t>:</w:t>
-      </w:r>
-    </w:p>
-    <w:p>
-      <w:pPr>
-        <w:pStyle w:val="BodyText"/>
-        <w:rPr>
-          <w:lang w:val="sr-Latn-RS"/>
-        </w:rPr>
-      </w:pPr>
-      <w:r>
-        <w:rPr>
-          <w:lang w:val="sr-Latn-RS"/>
-        </w:rPr>
-        <w:lastRenderedPageBreak/>
-        <w:t xml:space="preserve">Posetilac </w:t>
-      </w:r>
-      <w:r>
-        <w:rPr>
-          <w:lang w:val="sr-Latn-RS"/>
-        </w:rPr>
-        <w:t xml:space="preserve">društvene mreže </w:t>
-      </w:r>
-      <w:r>
-        <w:rPr>
-          <w:lang w:val="sr-Latn-RS"/>
-        </w:rPr>
-        <w:t>je osoba zaint</w:t>
-      </w:r>
-      <w:r>
-        <w:rPr>
-          <w:lang w:val="sr-Latn-RS"/>
-        </w:rPr>
-        <w:t xml:space="preserve">eresovana za </w:t>
-      </w:r>
-      <w:r>
-        <w:rPr>
-          <w:lang w:val="sr-Latn-RS"/>
-        </w:rPr>
-        <w:t xml:space="preserve">društvenu mrežu </w:t>
-      </w:r>
-      <w:r>
-        <w:rPr>
-          <w:lang w:val="sr-Latn-RS"/>
-        </w:rPr>
-        <w:t>i</w:t>
-      </w:r>
-      <w:r>
-        <w:rPr>
-          <w:lang w:val="sr-Latn-RS"/>
-        </w:rPr>
-        <w:t xml:space="preserve"> najčešće osoba zainteresovana </w:t>
-      </w:r>
-      <w:r>
-        <w:rPr>
-          <w:lang w:val="sr-Latn-RS"/>
-        </w:rPr>
-        <w:t xml:space="preserve"> za modu, </w:t>
-      </w:r>
-      <w:r>
-        <w:rPr>
-          <w:lang w:val="sr-Latn-RS"/>
-        </w:rPr>
-        <w:t>sa dobrim nivoom znanja ra</w:t>
-      </w:r>
-      <w:r>
-        <w:rPr>
-          <w:lang w:val="sr-Latn-RS"/>
-        </w:rPr>
-        <w:t xml:space="preserve">da na računaru, ili predstavnik industrije koji sarađuje ili istražuje mogućnost saradnje </w:t>
-      </w:r>
-      <w:r>
-        <w:rPr>
-          <w:lang w:val="sr-Latn-RS"/>
-        </w:rPr>
-        <w:t>sa</w:t>
-      </w:r>
-      <w:r>
-        <w:rPr>
-          <w:lang w:val="sr-Latn-RS"/>
-        </w:rPr>
-        <w:t xml:space="preserve"> nekim od korisnika sa</w:t>
-      </w:r>
-      <w:r>
-        <w:rPr>
-          <w:lang w:val="sr-Latn-RS"/>
-        </w:rPr>
-        <w:t xml:space="preserve"> dobrim nivoom znanja ra</w:t>
-      </w:r>
-      <w:r>
-        <w:rPr>
-          <w:lang w:val="sr-Latn-RS"/>
-        </w:rPr>
-        <w:t>da na računaru.</w:t>
-      </w:r>
-    </w:p>
-    <w:p>
-      <w:pPr>
-        <w:pStyle w:val="BodyText"/>
-        <w:rPr>
-          <w:lang w:val="sr-Latn-RS"/>
-        </w:rPr>
-      </w:pPr>
-      <w:r>
-        <w:rPr>
-          <w:lang w:val="sr-Latn-RS"/>
-        </w:rPr>
-        <w:t>Posetila</w:t>
-      </w:r>
-      <w:r>
-        <w:rPr>
-          <w:lang w:val="sr-Latn-RS"/>
-        </w:rPr>
-        <w:t>c</w:t>
-      </w:r>
-      <w:r>
-        <w:rPr>
-          <w:lang w:val="sr-Latn-RS"/>
-        </w:rPr>
-        <w:t xml:space="preserve"> ima pristup svim </w:t>
-      </w:r>
-      <w:r>
-        <w:rPr>
-          <w:lang w:val="sr-Latn-RS"/>
-        </w:rPr>
-        <w:t xml:space="preserve">javnim </w:t>
-      </w:r>
-      <w:r>
-        <w:rPr>
-          <w:lang w:val="sr-Latn-RS"/>
-        </w:rPr>
-        <w:t>informacijama o članovi</w:t>
-      </w:r>
-      <w:r>
-        <w:rPr>
-          <w:lang w:val="sr-Latn-RS"/>
-        </w:rPr>
-        <w:t>ma</w:t>
-      </w:r>
-      <w:r>
-        <w:rPr>
-          <w:lang w:val="sr-Latn-RS"/>
-        </w:rPr>
-        <w:t xml:space="preserve"> i njihovim objavama i svim artiklima dostupnim na sajtu.</w:t>
-      </w:r>
-    </w:p>
-    <w:p>
-      <w:pPr>
-        <w:pStyle w:val="Heading2"/>
-        <w:rPr>
-          <w:lang w:val="sr-Latn-RS"/>
-        </w:rPr>
-      </w:pPr>
-      <w:bookmarkStart w:id="10" w:name="_Toc161771501"/>
-      <w:r>
-        <w:rPr>
-          <w:lang w:val="sr-Latn-RS"/>
-        </w:rPr>
-        <w:t>Opis okruženja</w:t>
+      <w:bookmarkStart w:id="10" w:name="_Toc161771502"/>
+      <w:r>
+        <w:rPr>
+          <w:lang w:val="sr-Latn-RS"/>
+        </w:rPr>
+        <w:t>Osnovne potrebe korisnika</w:t>
       </w:r>
       <w:bookmarkEnd w:id="10"/>
-    </w:p>
-    <w:p>
-      <w:pPr>
-        <w:pStyle w:val="BodyText"/>
-        <w:rPr>
-          <w:lang w:val="sr-Latn-RS"/>
-        </w:rPr>
-      </w:pPr>
-      <w:r>
-        <w:rPr>
-          <w:lang w:val="sr-Latn-RS"/>
-        </w:rPr>
-        <w:t>Korisnici s</w:t>
-      </w:r>
-      <w:r>
-        <w:rPr>
-          <w:lang w:val="sr-Latn-RS"/>
-        </w:rPr>
-        <w:t xml:space="preserve">istema pristupaju sistemu putem interneta </w:t>
-      </w:r>
-      <w:r>
-        <w:rPr>
-          <w:lang w:val="sr-Latn-RS"/>
-        </w:rPr>
-        <w:t>što zahteva minimum modemsku Internet konekciju. Ne postoje posebna ograničenja u pogledu okruženja.</w:t>
-      </w:r>
-    </w:p>
-    <w:p>
-      <w:pPr>
-        <w:pStyle w:val="Heading2"/>
-        <w:rPr>
-          <w:lang w:val="sr-Latn-RS"/>
-        </w:rPr>
-      </w:pPr>
-      <w:bookmarkStart w:id="11" w:name="_Toc161771502"/>
-      <w:r>
-        <w:rPr>
-          <w:lang w:val="sr-Latn-RS"/>
-        </w:rPr>
-        <w:t>Osnovne potrebe korisnika</w:t>
-      </w:r>
-      <w:bookmarkEnd w:id="11"/>
     </w:p>
     <w:p>
       <w:pPr>
@@ -6315,53 +6276,27 @@
           <w:b/>
           <w:lang w:val="sr-Latn-RS"/>
         </w:rPr>
-        <w:t>P</w:t>
+        <w:t xml:space="preserve">Efikasnost i jednostavnost nalaženja </w:t>
       </w:r>
       <w:r>
         <w:rPr>
           <w:b/>
           <w:lang w:val="sr-Latn-RS"/>
         </w:rPr>
-        <w:t xml:space="preserve">ostojanje efektivnog načina za deljenje modnih </w:t>
+        <w:t>specifičnog artikla</w:t>
       </w:r>
       <w:r>
         <w:rPr>
           <w:b/>
           <w:lang w:val="sr-Latn-RS"/>
         </w:rPr>
-        <w:t>kombinacij</w:t>
-      </w:r>
-      <w:r>
-        <w:rPr>
-          <w:b/>
-          <w:lang w:val="sr-Latn-RS"/>
-        </w:rPr>
-        <w:t xml:space="preserve">a sa </w:t>
-      </w:r>
-      <w:r>
-        <w:rPr>
-          <w:b/>
-          <w:lang w:val="sr-Latn-RS"/>
-        </w:rPr>
-        <w:t>drugima.</w:t>
-      </w:r>
-      <w:r>
-        <w:rPr>
-          <w:lang w:val="sr-Latn-RS"/>
-        </w:rPr>
-        <w:t xml:space="preserve">  </w:t>
-      </w:r>
-      <w:r>
-        <w:rPr>
-          <w:lang w:val="sr-Latn-RS"/>
-        </w:rPr>
-        <w:t>Korisnici mogu da slikaju kombinacije koje već poseduju i podele sa njihovim pratiocima na već postojećim društvenim mrežama, međutim to zahteva da korisnici već poseduju odevne komade. Alternativno, mogu da digitalno urede sliku komada koji žele, međutim to zahteva visoko znanje rada sa računarom i često je više truda nego što korisnici žele da ulože.</w:t>
-      </w:r>
-      <w:r>
-        <w:rPr>
-          <w:lang w:val="sr-Latn-RS"/>
-        </w:rPr>
-        <w:t xml:space="preserve"> </w:t>
+        <w:t>.</w:t>
+      </w:r>
+      <w:r>
+        <w:rPr>
+          <w:lang w:val="sr-Latn-RS"/>
+        </w:rPr>
+        <w:t xml:space="preserve"> Modnih brendova ima mnogo i svaki od sajtova je jedinstven i organizovan na svoj način. Traženje specifičnog artikla koji bi se uklopio u željenu odevnu kombinaciju korisnika može biti dug proces, čak i sa naprednom tehnologijom koju imamo danas.</w:t>
       </w:r>
     </w:p>
     <w:p>
@@ -6385,27 +6320,26 @@
           <w:b/>
           <w:lang w:val="sr-Latn-RS"/>
         </w:rPr>
-        <w:t xml:space="preserve">Efikasnost i jednostavnost nalaženja </w:t>
+        <w:t>Donošenje boljih odluka pri</w:t>
       </w:r>
       <w:r>
         <w:rPr>
           <w:b/>
           <w:lang w:val="sr-Latn-RS"/>
         </w:rPr>
-        <w:t>specifičnog artikla</w:t>
-      </w:r>
-      <w:r>
-        <w:rPr>
-          <w:b/>
-          <w:lang w:val="sr-Latn-RS"/>
-        </w:rPr>
-        <w:t>.</w:t>
-      </w:r>
-      <w:r>
-        <w:rPr>
-          <w:lang w:val="sr-Latn-RS"/>
-        </w:rPr>
-        <w:t xml:space="preserve"> Modnih brendova ima mnogo i svaki od sajtova je jedinstven i organizovan na svoj način. Traženje specifičnog artikla koji bi se uklopio u željenu odevnu kombinaciju korisnika može biti dug proces, čak i sa naprednom tehnologijom koju imamo danas.</w:t>
+        <w:t xml:space="preserve"> kupovini. </w:t>
+      </w:r>
+      <w:r>
+        <w:rPr>
+          <w:lang w:val="sr-Latn-RS"/>
+        </w:rPr>
+        <w:t>Online kupci često impul</w:t>
+      </w:r>
+      <w:r>
+        <w:rPr>
+          <w:lang w:val="sr-Latn-RS"/>
+        </w:rPr>
+        <w:t>sivno donose odluke o kupovini i posle te odluke zažale, jer ne mogu da uklope dati odevni komad sa odećom koju već imaju.</w:t>
       </w:r>
     </w:p>
     <w:p>
@@ -6429,56 +6363,13 @@
           <w:b/>
           <w:lang w:val="sr-Latn-RS"/>
         </w:rPr>
-        <w:t>Donošenje boljih odluka pri</w:t>
+        <w:t>Proverenost kvaliteta i veličine</w:t>
       </w:r>
       <w:r>
         <w:rPr>
           <w:b/>
           <w:lang w:val="sr-Latn-RS"/>
         </w:rPr>
-        <w:t xml:space="preserve"> kupovini. </w:t>
-      </w:r>
-      <w:r>
-        <w:rPr>
-          <w:lang w:val="sr-Latn-RS"/>
-        </w:rPr>
-        <w:t>Online kupci često impul</w:t>
-      </w:r>
-      <w:r>
-        <w:rPr>
-          <w:lang w:val="sr-Latn-RS"/>
-        </w:rPr>
-        <w:t>sivno donose odluke o kupovini i posle te odluke zažale, jer ne mogu da uklope dati odevni komad sa odećom koju već imaju.</w:t>
-      </w:r>
-    </w:p>
-    <w:p>
-      <w:pPr>
-        <w:pStyle w:val="BodyText"/>
-        <w:numPr>
-          <w:ilvl w:val="0"/>
-          <w:numId w:val="5"/>
-        </w:numPr>
-        <w:tabs>
-          <w:tab w:val="clear" w:pos="360"/>
-          <w:tab w:val="num" w:pos="1080"/>
-        </w:tabs>
-        <w:ind w:left="1080"/>
-        <w:rPr>
-          <w:lang w:val="sr-Latn-RS"/>
-        </w:rPr>
-      </w:pPr>
-      <w:r>
-        <w:rPr>
-          <w:b/>
-          <w:lang w:val="sr-Latn-RS"/>
-        </w:rPr>
-        <w:t>Proverenost kvaliteta i veličine</w:t>
-      </w:r>
-      <w:r>
-        <w:rPr>
-          <w:b/>
-          <w:lang w:val="sr-Latn-RS"/>
-        </w:rPr>
         <w:t>.</w:t>
       </w:r>
       <w:r>
@@ -6513,14 +6404,14 @@
           <w:lang w:val="sr-Latn-RS"/>
         </w:rPr>
       </w:pPr>
-      <w:bookmarkStart w:id="12" w:name="_Toc161771503"/>
+      <w:bookmarkStart w:id="11" w:name="_Toc161771503"/>
       <w:r>
         <w:rPr>
           <w:lang w:val="sr-Latn-RS"/>
         </w:rPr>
         <w:t>Alternative i konkurencija</w:t>
       </w:r>
-      <w:bookmarkEnd w:id="12"/>
+      <w:bookmarkEnd w:id="11"/>
     </w:p>
     <w:p>
       <w:pPr>
@@ -6639,7 +6530,7 @@
           <w:lang w:val="sr-Latn-RS"/>
         </w:rPr>
       </w:pPr>
-      <w:bookmarkStart w:id="13" w:name="_Toc161771504"/>
+      <w:bookmarkStart w:id="12" w:name="_Toc161771504"/>
       <w:r>
         <w:rPr>
           <w:lang w:val="sr-Latn-RS"/>
@@ -6652,7 +6543,103 @@
         </w:rPr>
         <w:t xml:space="preserve"> proizvoda</w:t>
       </w:r>
+      <w:bookmarkEnd w:id="12"/>
+    </w:p>
+    <w:p>
+      <w:pPr>
+        <w:pStyle w:val="BodyText"/>
+        <w:rPr>
+          <w:lang w:val="sr-Latn-RS"/>
+        </w:rPr>
+      </w:pPr>
+      <w:r>
+        <w:rPr>
+          <w:lang w:val="sr-Latn-RS"/>
+        </w:rPr>
+        <w:t>U ovom odeljku je dat pogled na osnovne mogućnosti</w:t>
+      </w:r>
+      <w:r>
+        <w:rPr>
+          <w:lang w:val="sr-Latn-RS"/>
+        </w:rPr>
+        <w:t xml:space="preserve"> </w:t>
+      </w:r>
+      <w:r>
+        <w:rPr>
+          <w:lang w:val="sr-Latn-RS"/>
+        </w:rPr>
+        <w:t xml:space="preserve">OutfitFactory </w:t>
+      </w:r>
+      <w:r>
+        <w:rPr>
+          <w:lang w:val="sr-Latn-RS"/>
+        </w:rPr>
+        <w:t>w</w:t>
+      </w:r>
+      <w:r>
+        <w:rPr>
+          <w:lang w:val="sr-Latn-RS"/>
+        </w:rPr>
+        <w:t>eb aplikacije</w:t>
+      </w:r>
+      <w:r>
+        <w:rPr>
+          <w:lang w:val="sr-Latn-RS"/>
+        </w:rPr>
+        <w:t>,</w:t>
+      </w:r>
+      <w:r>
+        <w:rPr>
+          <w:lang w:val="sr-Latn-RS"/>
+        </w:rPr>
+        <w:t xml:space="preserve"> kontekst u kome sistem treba da funkcioniše </w:t>
+      </w:r>
+      <w:r>
+        <w:rPr>
+          <w:lang w:val="sr-Latn-RS"/>
+        </w:rPr>
+        <w:t>i konfiguracija sistema</w:t>
+      </w:r>
+      <w:r>
+        <w:rPr>
+          <w:lang w:val="sr-Latn-RS"/>
+        </w:rPr>
+        <w:t xml:space="preserve">. </w:t>
+      </w:r>
+    </w:p>
+    <w:p>
+      <w:pPr>
+        <w:pStyle w:val="Heading2"/>
+        <w:rPr>
+          <w:lang w:val="sr-Latn-RS"/>
+        </w:rPr>
+      </w:pPr>
+      <w:bookmarkStart w:id="13" w:name="_Toc161771505"/>
+      <w:r>
+        <w:rPr>
+          <w:lang w:val="sr-Latn-RS"/>
+        </w:rPr>
+        <w:t>Perspektiva proi</w:t>
+      </w:r>
+      <w:r>
+        <w:rPr>
+          <w:lang w:val="sr-Latn-RS"/>
+        </w:rPr>
+        <w:t>z</w:t>
+      </w:r>
+      <w:r>
+        <w:rPr>
+          <w:lang w:val="sr-Latn-RS"/>
+        </w:rPr>
+        <w:t>voda</w:t>
+      </w:r>
       <w:bookmarkEnd w:id="13"/>
+      <w:r>
+        <w:rPr>
+          <w:lang w:val="sr-Latn-RS"/>
+        </w:rPr>
+        <w:t xml:space="preserve"> </w:t>
+      </w:r>
     </w:p>
     <w:p>
       <w:pPr>
@@ -6665,31 +6652,43 @@
         <w:rPr>
           <w:lang w:val="sr-Latn-RS"/>
         </w:rPr>
-        <w:t>U ovom odeljku je dat pogled na osnovne mogućnosti</w:t>
-      </w:r>
-      <w:r>
-        <w:rPr>
-          <w:lang w:val="sr-Latn-RS"/>
-        </w:rPr>
-        <w:t xml:space="preserve"> OutfitFactory Web aplikacije</w:t>
-      </w:r>
-      <w:r>
-        <w:rPr>
-          <w:lang w:val="sr-Latn-RS"/>
-        </w:rPr>
-        <w:t>,</w:t>
-      </w:r>
-      <w:r>
-        <w:rPr>
-          <w:lang w:val="sr-Latn-RS"/>
-        </w:rPr>
-        <w:t xml:space="preserve"> kontekst u kome sistem treba da funkcioniše </w:t>
-      </w:r>
-      <w:r>
-        <w:rPr>
-          <w:lang w:val="sr-Latn-RS"/>
-        </w:rPr>
-        <w:t>i konfiguracija sistema</w:t>
+        <w:t>OutfitFactory w</w:t>
+      </w:r>
+      <w:r>
+        <w:rPr>
+          <w:lang w:val="sr-Latn-RS"/>
+        </w:rPr>
+        <w:t xml:space="preserve">eb aplikacija </w:t>
+      </w:r>
+      <w:r>
+        <w:rPr>
+          <w:lang w:val="sr-Latn-RS"/>
+        </w:rPr>
+        <w:t>će</w:t>
+      </w:r>
+      <w:r>
+        <w:rPr>
+          <w:lang w:val="sr-Latn-RS"/>
+        </w:rPr>
+        <w:t xml:space="preserve"> služiti kao</w:t>
+      </w:r>
+      <w:r>
+        <w:rPr>
+          <w:lang w:val="sr-Latn-RS"/>
+        </w:rPr>
+        <w:t xml:space="preserve"> w</w:t>
+      </w:r>
+      <w:r>
+        <w:rPr>
+          <w:lang w:val="sr-Latn-RS"/>
+        </w:rPr>
+        <w:t>eb pre</w:t>
+      </w:r>
+      <w:r>
+        <w:rPr>
+          <w:lang w:val="sr-Latn-RS"/>
+        </w:rPr>
+        <w:t>zentacija društvene mreže</w:t>
       </w:r>
       <w:r>
         <w:rPr>
@@ -6697,40 +6696,146 @@
         </w:rPr>
         <w:t xml:space="preserve">. </w:t>
       </w:r>
-    </w:p>
-    <w:p>
-      <w:pPr>
-        <w:pStyle w:val="Heading2"/>
-        <w:rPr>
-          <w:lang w:val="sr-Latn-RS"/>
-        </w:rPr>
-      </w:pPr>
-      <w:bookmarkStart w:id="14" w:name="_Toc161771505"/>
-      <w:r>
-        <w:rPr>
-          <w:lang w:val="sr-Latn-RS"/>
-        </w:rPr>
-        <w:t>Perspektiva proi</w:t>
-      </w:r>
-      <w:r>
-        <w:rPr>
-          <w:lang w:val="sr-Latn-RS"/>
-        </w:rPr>
-        <w:t>z</w:t>
-      </w:r>
-      <w:r>
-        <w:rPr>
-          <w:lang w:val="sr-Latn-RS"/>
-        </w:rPr>
-        <w:t>voda</w:t>
-      </w:r>
-      <w:bookmarkEnd w:id="14"/>
+      <w:r>
+        <w:rPr>
+          <w:lang w:val="sr-Latn-RS"/>
+        </w:rPr>
+        <w:t>Sistem će koris</w:t>
+      </w:r>
+      <w:r>
+        <w:rPr>
+          <w:lang w:val="sr-Latn-RS"/>
+        </w:rPr>
+        <w:t>titi DBMS w</w:t>
+      </w:r>
+      <w:r>
+        <w:rPr>
+          <w:lang w:val="sr-Latn-RS"/>
+        </w:rPr>
+        <w:t>eb hosting servisa MongoDB</w:t>
+      </w:r>
+      <w:r>
+        <w:rPr>
+          <w:lang w:val="sr-Latn-RS"/>
+        </w:rPr>
+        <w:t>.</w:t>
+      </w:r>
+      <w:r>
+        <w:rPr>
+          <w:lang w:val="sr-Latn-RS"/>
+        </w:rPr>
+        <w:t xml:space="preserve"> Dijagram koji pokazuje kontekst sistema je dat na slici 6.1.1</w:t>
+      </w:r>
+      <w:r>
+        <w:rPr>
+          <w:lang w:val="sr-Latn-RS"/>
+        </w:rPr>
+        <w:t>.</w:t>
+      </w:r>
+    </w:p>
+    <w:p>
+      <w:pPr>
+        <w:pStyle w:val="BodyText"/>
+        <w:rPr>
+          <w:lang w:val="sr-Latn-RS"/>
+        </w:rPr>
+      </w:pPr>
+      <w:r>
+        <w:rPr>
+          <w:lang w:val="sr-Latn-RS"/>
+        </w:rPr>
+        <w:t xml:space="preserve">OutfitFactory </w:t>
+      </w:r>
+      <w:r>
+        <w:rPr>
+          <w:lang w:val="sr-Latn-RS"/>
+        </w:rPr>
+        <w:t>sistem će biti zasnovan</w:t>
+      </w:r>
+      <w:r>
+        <w:rPr>
+          <w:lang w:val="sr-Latn-RS"/>
+        </w:rPr>
+        <w:t xml:space="preserve"> na klijent/server arhitekturi w</w:t>
+      </w:r>
+      <w:r>
+        <w:rPr>
+          <w:lang w:val="sr-Latn-RS"/>
+        </w:rPr>
+        <w:t>eb aplikacija ilustrovanoj na slici 6.1.2.</w:t>
+      </w:r>
       <w:r>
         <w:rPr>
           <w:lang w:val="sr-Latn-RS"/>
         </w:rPr>
         <w:t xml:space="preserve"> </w:t>
       </w:r>
+      <w:r>
+        <w:rPr>
+          <w:lang w:val="sr-Latn-RS"/>
+        </w:rPr>
+        <w:t>Serverski deo će se izvršavati u kontekstu</w:t>
+      </w:r>
+      <w:r>
+        <w:rPr>
+          <w:lang w:val="sr-Latn-RS"/>
+        </w:rPr>
+        <w:t xml:space="preserve"> cloud</w:t>
+      </w:r>
+      <w:r>
+        <w:rPr>
+          <w:lang w:val="sr-Latn-RS"/>
+        </w:rPr>
+        <w:t xml:space="preserve"> w</w:t>
+      </w:r>
+      <w:r>
+        <w:rPr>
+          <w:lang w:val="sr-Latn-RS"/>
+        </w:rPr>
+        <w:t xml:space="preserve">eb </w:t>
+      </w:r>
+      <w:r>
+        <w:rPr>
+          <w:lang w:val="sr-Latn-RS"/>
+        </w:rPr>
+        <w:t>servera</w:t>
+      </w:r>
+      <w:r>
+        <w:rPr>
+          <w:lang w:val="sr-Latn-RS"/>
+        </w:rPr>
+        <w:t xml:space="preserve"> Vercel</w:t>
+      </w:r>
+      <w:r>
+        <w:rPr>
+          <w:lang w:val="sr-Latn-RS"/>
+        </w:rPr>
+        <w:t xml:space="preserve">. Serverske komponente </w:t>
+      </w:r>
+      <w:r>
+        <w:rPr>
+          <w:lang w:val="sr-Latn-RS"/>
+        </w:rPr>
+        <w:t xml:space="preserve">će </w:t>
+      </w:r>
+      <w:r>
+        <w:rPr>
+          <w:lang w:val="sr-Latn-RS"/>
+        </w:rPr>
+        <w:t>komunicirati sa DBMS-om</w:t>
+      </w:r>
+      <w:r>
+        <w:rPr>
+          <w:lang w:val="sr-Latn-RS"/>
+        </w:rPr>
+        <w:t xml:space="preserve"> </w:t>
+      </w:r>
+      <w:r>
+        <w:rPr>
+          <w:lang w:val="sr-Latn-RS"/>
+        </w:rPr>
+        <w:t>putem MongoDB Atlas integracije //da li</w:t>
+      </w:r>
     </w:p>
     <w:p>
       <w:pPr>
@@ -6743,167 +6848,31 @@
         <w:rPr>
           <w:lang w:val="sr-Latn-RS"/>
         </w:rPr>
-        <w:t xml:space="preserve">OutfitFactory Web aplikacija </w:t>
-      </w:r>
-      <w:r>
-        <w:rPr>
-          <w:lang w:val="sr-Latn-RS"/>
-        </w:rPr>
-        <w:t>će</w:t>
-      </w:r>
-      <w:r>
-        <w:rPr>
-          <w:lang w:val="sr-Latn-RS"/>
-        </w:rPr>
-        <w:t xml:space="preserve"> služiti kao</w:t>
-      </w:r>
-      <w:r>
-        <w:rPr>
-          <w:lang w:val="sr-Latn-RS"/>
-        </w:rPr>
-        <w:t xml:space="preserve"> Web pre</w:t>
-      </w:r>
-      <w:r>
-        <w:rPr>
-          <w:lang w:val="sr-Latn-RS"/>
-        </w:rPr>
-        <w:t>zentacija društvene mreže</w:t>
-      </w:r>
-      <w:r>
-        <w:rPr>
-          <w:lang w:val="sr-Latn-RS"/>
-        </w:rPr>
-        <w:t xml:space="preserve">. </w:t>
-      </w:r>
-      <w:r>
-        <w:rPr>
-          <w:lang w:val="sr-Latn-RS"/>
-        </w:rPr>
-        <w:t>Sistem će koris</w:t>
-      </w:r>
-      <w:r>
-        <w:rPr>
-          <w:lang w:val="sr-Latn-RS"/>
-        </w:rPr>
-        <w:t>titi DBMS Web hosting servisa MongoDB</w:t>
-      </w:r>
-      <w:r>
-        <w:rPr>
-          <w:lang w:val="sr-Latn-RS"/>
-        </w:rPr>
-        <w:t>.</w:t>
-      </w:r>
-      <w:r>
-        <w:rPr>
-          <w:lang w:val="sr-Latn-RS"/>
-        </w:rPr>
-        <w:t xml:space="preserve"> Dijagram koji pokazuje kontekst sistema je dat na slici 6.1.1</w:t>
-      </w:r>
-      <w:r>
-        <w:rPr>
-          <w:lang w:val="sr-Latn-RS"/>
-        </w:rPr>
-        <w:t>.</w:t>
-      </w:r>
-    </w:p>
-    <w:p>
-      <w:pPr>
-        <w:pStyle w:val="BodyText"/>
-        <w:rPr>
-          <w:lang w:val="sr-Latn-RS"/>
-        </w:rPr>
-      </w:pPr>
-      <w:r>
-        <w:rPr>
-          <w:lang w:val="sr-Latn-RS"/>
-        </w:rPr>
-        <w:t xml:space="preserve">OutfitFactory </w:t>
-      </w:r>
-      <w:r>
-        <w:rPr>
-          <w:lang w:val="sr-Latn-RS"/>
-        </w:rPr>
-        <w:t>sistem će biti zasnovan na klijent/server arhitekturi Web aplikacija ilustrovanoj na slici 6.1.2.</w:t>
-      </w:r>
-      <w:r>
-        <w:rPr>
-          <w:lang w:val="sr-Latn-RS"/>
-        </w:rPr>
-        <w:t xml:space="preserve"> </w:t>
-      </w:r>
-      <w:r>
-        <w:rPr>
-          <w:lang w:val="sr-Latn-RS"/>
-        </w:rPr>
-        <w:t>Serverski deo će se izvršavati u kontekstu</w:t>
-      </w:r>
-      <w:r>
-        <w:rPr>
-          <w:lang w:val="sr-Latn-RS"/>
-        </w:rPr>
-        <w:t xml:space="preserve"> cloud</w:t>
-      </w:r>
-      <w:r>
-        <w:rPr>
-          <w:lang w:val="sr-Latn-RS"/>
-        </w:rPr>
-        <w:t xml:space="preserve"> Web </w:t>
-      </w:r>
-      <w:r>
-        <w:rPr>
-          <w:lang w:val="sr-Latn-RS"/>
-        </w:rPr>
-        <w:t>servera</w:t>
-      </w:r>
-      <w:r>
-        <w:rPr>
-          <w:lang w:val="sr-Latn-RS"/>
-        </w:rPr>
-        <w:t xml:space="preserve">. Serverske komponente </w:t>
-      </w:r>
-      <w:r>
-        <w:rPr>
-          <w:lang w:val="sr-Latn-RS"/>
-        </w:rPr>
-        <w:t xml:space="preserve">će </w:t>
-      </w:r>
-      <w:r>
-        <w:rPr>
-          <w:lang w:val="sr-Latn-RS"/>
-        </w:rPr>
-        <w:t>komunicirati sa DBMS-om</w:t>
-      </w:r>
-      <w:r>
-        <w:rPr>
-          <w:lang w:val="sr-Latn-RS"/>
-        </w:rPr>
-        <w:t xml:space="preserve"> koji se nalazi na </w:t>
-      </w:r>
-      <w:r>
-        <w:rPr>
-          <w:lang w:val="sr-Latn-RS"/>
-        </w:rPr>
-        <w:t>istoj mašini</w:t>
-      </w:r>
-      <w:r>
-        <w:rPr>
-          <w:lang w:val="sr-Latn-RS"/>
-        </w:rPr>
-        <w:t>.</w:t>
-      </w:r>
-    </w:p>
-    <w:p>
-      <w:pPr>
-        <w:pStyle w:val="BodyText"/>
-        <w:rPr>
-          <w:lang w:val="sr-Latn-RS"/>
-        </w:rPr>
-      </w:pPr>
-      <w:r>
-        <w:rPr>
-          <w:lang w:val="sr-Latn-RS"/>
-        </w:rPr>
-        <w:t>Tanki klijent sistema se izvršava na personalnim računarima, u okviru Web čitača koji se sa Web serverom povezuje preko Interneta. Ne postoji potreba za posebnom instalacijom klijenta, ali je potrebno voditi računa o kompatibilnosti sistema sa različitim popularnim tipovima Web čitača.</w:t>
+        <w:t>Tanki klijent sistema se izvršava na pe</w:t>
+      </w:r>
+      <w:r>
+        <w:rPr>
+          <w:lang w:val="sr-Latn-RS"/>
+        </w:rPr>
+        <w:t>rsonalnim računarima, u okviru web čitača koji se sa w</w:t>
+      </w:r>
+      <w:r>
+        <w:rPr>
+          <w:lang w:val="sr-Latn-RS"/>
+        </w:rPr>
+        <w:t xml:space="preserve">eb serverom povezuje preko Interneta. Ne postoji potreba za posebnom instalacijom klijenta, ali je potrebno voditi računa o kompatibilnosti sistema sa </w:t>
+      </w:r>
+      <w:r>
+        <w:rPr>
+          <w:lang w:val="sr-Latn-RS"/>
+        </w:rPr>
+        <w:t>različitim popularnim tipovima w</w:t>
+      </w:r>
+      <w:r>
+        <w:rPr>
+          <w:lang w:val="sr-Latn-RS"/>
+        </w:rPr>
+        <w:t>eb čitača.</w:t>
       </w:r>
     </w:p>
     <w:p>
@@ -6927,7 +6896,6 @@
           <w:noProof/>
           <w:lang w:eastAsia="en-US"/>
         </w:rPr>
-        <w:lastRenderedPageBreak/>
         <mc:AlternateContent>
           <mc:Choice Requires="wpg">
             <w:drawing>
@@ -7035,7 +7003,7 @@
                                   <w:b/>
                                 </w:rPr>
                                 <w:br/>
-                                <w:t xml:space="preserve">Web </w:t>
+                                <w:t xml:space="preserve">web </w:t>
                               </w:r>
                               <w:proofErr w:type="spellStart"/>
                               <w:r>
@@ -7347,7 +7315,7 @@
                             <w:b/>
                           </w:rPr>
                           <w:br/>
-                          <w:t xml:space="preserve">Web </w:t>
+                          <w:t xml:space="preserve">web </w:t>
                         </w:r>
                         <w:proofErr w:type="spellStart"/>
                         <w:r>
@@ -7605,6 +7573,7 @@
           <w:noProof/>
           <w:lang w:eastAsia="en-US"/>
         </w:rPr>
+        <w:lastRenderedPageBreak/>
         <mc:AlternateContent>
           <mc:Choice Requires="wpg">
             <w:drawing>
@@ -7762,13 +7731,13 @@
                                 <w:rPr>
                                   <w:lang w:val="sr-Latn-CS"/>
                                 </w:rPr>
-                                <w:t xml:space="preserve">OutfitFactory </w:t>
+                                <w:t>OutfitFactory w</w:t>
                               </w:r>
                               <w:r>
                                 <w:rPr>
                                   <w:lang w:val="sr-Latn-CS"/>
                                 </w:rPr>
-                                <w:t>Web aplikacija</w:t>
+                                <w:t>eb aplikacija</w:t>
                               </w:r>
                             </w:p>
                             <w:p>
@@ -7974,13 +7943,13 @@
                           <w:rPr>
                             <w:lang w:val="sr-Latn-CS"/>
                           </w:rPr>
-                          <w:t xml:space="preserve">OutfitFactory </w:t>
+                          <w:t>OutfitFactory w</w:t>
                         </w:r>
                         <w:r>
                           <w:rPr>
                             <w:lang w:val="sr-Latn-CS"/>
                           </w:rPr>
-                          <w:t>Web aplikacija</w:t>
+                          <w:t>eb aplikacija</w:t>
                         </w:r>
                       </w:p>
                       <w:p>
@@ -8103,6 +8072,14 @@
         </w:rPr>
         <w:t>OutfitFactory</w:t>
       </w:r>
+      <w:r>
+        <w:rPr>
+          <w:rFonts w:ascii="Arial" w:hAnsi="Arial"/>
+          <w:b/>
+          <w:lang w:val="sr-Latn-RS"/>
+        </w:rPr>
+        <w:t xml:space="preserve"> //da li treba vercel ovde</w:t>
+      </w:r>
     </w:p>
     <w:p>
       <w:pPr>
@@ -8122,7 +8099,7 @@
           <w:lang w:val="sr-Latn-RS"/>
         </w:rPr>
       </w:pPr>
-      <w:bookmarkStart w:id="15" w:name="_Toc161771506"/>
+      <w:bookmarkStart w:id="14" w:name="_Toc161771506"/>
       <w:r>
         <w:rPr>
           <w:lang w:val="sr-Latn-RS"/>
@@ -8135,7 +8112,7 @@
         </w:rPr>
         <w:t>mogućnosti</w:t>
       </w:r>
-      <w:bookmarkEnd w:id="15"/>
+      <w:bookmarkEnd w:id="14"/>
     </w:p>
     <w:p>
       <w:pPr>
@@ -8276,6 +8253,12 @@
               </w:rPr>
               <w:t>predstava sopstvenog ormara i komada na prodaju iz prodavnica</w:t>
             </w:r>
+            <w:r>
+              <w:rPr>
+                <w:lang w:val="sr-Latn-RS"/>
+              </w:rPr>
+              <w:t>.</w:t>
+            </w:r>
           </w:p>
         </w:tc>
         <w:tc>
@@ -8302,22 +8285,6 @@
                 <w:lang w:val="sr-Latn-RS"/>
               </w:rPr>
               <w:t>odevnih komada na prodaju na srpskom tržištu.</w:t>
-            </w:r>
-          </w:p>
-          <w:p>
-            <w:pPr>
-              <w:pStyle w:val="BodyText"/>
-              <w:spacing w:after="0"/>
-              <w:ind w:left="0"/>
-              <w:rPr>
-                <w:lang w:val="sr-Latn-RS"/>
-              </w:rPr>
-            </w:pPr>
-            <w:r>
-              <w:rPr>
-                <w:lang w:val="sr-Latn-RS"/>
-              </w:rPr>
-              <w:t>Unos, prikaz i pretraživanje artikala koje korisnici poseduju.</w:t>
             </w:r>
           </w:p>
           <w:p>
@@ -8358,6 +8325,12 @@
               </w:rPr>
               <w:t>deljenja odevnih kombinacija sa drugim ljudima</w:t>
             </w:r>
+            <w:r>
+              <w:rPr>
+                <w:lang w:val="sr-Latn-RS"/>
+              </w:rPr>
+              <w:t>.</w:t>
+            </w:r>
           </w:p>
         </w:tc>
         <w:tc>
@@ -8475,6 +8448,12 @@
                 <w:lang w:val="sr-Latn-RS"/>
               </w:rPr>
               <w:t>Dobijanje povratnih informacija o odevnoj kombinaciji od drugih ljudi</w:t>
+            </w:r>
+            <w:r>
+              <w:rPr>
+                <w:lang w:val="sr-Latn-RS"/>
+              </w:rPr>
+              <w:t>.</w:t>
             </w:r>
           </w:p>
         </w:tc>
@@ -8530,6 +8509,12 @@
               </w:rPr>
               <w:t>Jednostavno ažuriranje podataka sa bilo koje lokacije</w:t>
             </w:r>
+            <w:r>
+              <w:rPr>
+                <w:lang w:val="sr-Latn-RS"/>
+              </w:rPr>
+              <w:t>.</w:t>
+            </w:r>
           </w:p>
         </w:tc>
         <w:tc>
@@ -8555,7 +8540,13 @@
               <w:rPr>
                 <w:lang w:val="sr-Latn-RS"/>
               </w:rPr>
-              <w:t>korišćenjem PC-a i Internet konekcije</w:t>
+              <w:t>korišćenjem personalnog računara</w:t>
+            </w:r>
+            <w:r>
+              <w:rPr>
+                <w:lang w:val="sr-Latn-RS"/>
+              </w:rPr>
+              <w:t xml:space="preserve"> i Internet konekcije</w:t>
             </w:r>
             <w:r>
               <w:rPr>
@@ -8592,14 +8583,14 @@
           <w:lang w:val="sr-Latn-RS"/>
         </w:rPr>
       </w:pPr>
-      <w:bookmarkStart w:id="16" w:name="_Toc161771507"/>
+      <w:bookmarkStart w:id="15" w:name="_Toc161771507"/>
       <w:r>
         <w:rPr>
           <w:lang w:val="sr-Latn-RS"/>
         </w:rPr>
         <w:t>Pretpostavke i zavisnosti</w:t>
       </w:r>
-      <w:bookmarkEnd w:id="16"/>
+      <w:bookmarkEnd w:id="15"/>
     </w:p>
     <w:p>
       <w:pPr>
@@ -8618,7 +8609,13 @@
         <w:rPr>
           <w:lang w:val="sr-Latn-RS"/>
         </w:rPr>
-        <w:t>sistem, kao Web aplikacija je zavisan od</w:t>
+        <w:t>sistem, kao w</w:t>
+      </w:r>
+      <w:r>
+        <w:rPr>
+          <w:lang w:val="sr-Latn-RS"/>
+        </w:rPr>
+        <w:t>eb aplikacija je zavisan od</w:t>
       </w:r>
       <w:r>
         <w:rPr>
@@ -8659,7 +8656,19 @@
         <w:rPr>
           <w:lang w:val="sr-Latn-RS"/>
         </w:rPr>
-        <w:t xml:space="preserve"> Web servera za izabrani skripting jezik.</w:t>
+        <w:t xml:space="preserve"> </w:t>
+      </w:r>
+      <w:r>
+        <w:rPr>
+          <w:lang w:val="sr-Latn-RS"/>
+        </w:rPr>
+        <w:t>web</w:t>
+      </w:r>
+      <w:r>
+        <w:rPr>
+          <w:lang w:val="sr-Latn-RS"/>
+        </w:rPr>
+        <w:t xml:space="preserve"> servera za izabrani skripting jezik.</w:t>
       </w:r>
     </w:p>
     <w:p>
@@ -8711,7 +8720,19 @@
         <w:rPr>
           <w:lang w:val="sr-Latn-RS"/>
         </w:rPr>
-        <w:t>Funkcionalnosti Web čitača koje korisnici upotrebljavaju za pristupanje portalu.</w:t>
+        <w:t xml:space="preserve">Funkcionalnosti </w:t>
+      </w:r>
+      <w:r>
+        <w:rPr>
+          <w:lang w:val="sr-Latn-RS"/>
+        </w:rPr>
+        <w:t>web</w:t>
+      </w:r>
+      <w:r>
+        <w:rPr>
+          <w:lang w:val="sr-Latn-RS"/>
+        </w:rPr>
+        <w:t xml:space="preserve"> čitača koje korisnici upotrebljavaju za pristupanje portalu.</w:t>
       </w:r>
     </w:p>
     <w:p>
@@ -8721,13 +8742,124 @@
           <w:lang w:val="sr-Latn-RS"/>
         </w:rPr>
       </w:pPr>
-      <w:bookmarkStart w:id="17" w:name="_Toc161771508"/>
+      <w:bookmarkStart w:id="16" w:name="_Toc161771508"/>
       <w:r>
         <w:rPr>
           <w:lang w:val="sr-Latn-RS"/>
         </w:rPr>
         <w:t>Cena</w:t>
       </w:r>
+      <w:bookmarkEnd w:id="16"/>
+    </w:p>
+    <w:p>
+      <w:pPr>
+        <w:pStyle w:val="BodyText"/>
+        <w:rPr>
+          <w:lang w:val="sr-Latn-RS"/>
+        </w:rPr>
+      </w:pPr>
+      <w:r>
+        <w:rPr>
+          <w:lang w:val="sr-Latn-RS"/>
+        </w:rPr>
+        <w:t xml:space="preserve">Zbog ograničenja u pogledu budžeta, cena razvoja sistema ne sme da premaši sumu od </w:t>
+      </w:r>
+      <w:r>
+        <w:rPr>
+          <w:lang w:val="sr-Latn-RS"/>
+        </w:rPr>
+        <w:t>8</w:t>
+      </w:r>
+      <w:r>
+        <w:rPr>
+          <w:lang w:val="sr-Latn-RS"/>
+        </w:rPr>
+        <w:t>00.000 dinara.</w:t>
+      </w:r>
+    </w:p>
+    <w:p>
+      <w:pPr>
+        <w:pStyle w:val="BodyText"/>
+        <w:rPr>
+          <w:lang w:val="sr-Latn-RS"/>
+        </w:rPr>
+      </w:pPr>
+      <w:r>
+        <w:rPr>
+          <w:lang w:val="sr-Latn-RS"/>
+        </w:rPr>
+        <w:t xml:space="preserve">Za </w:t>
+      </w:r>
+      <w:r>
+        <w:rPr>
+          <w:lang w:val="sr-Latn-RS"/>
+        </w:rPr>
+        <w:t xml:space="preserve">održavanje i </w:t>
+      </w:r>
+      <w:r>
+        <w:rPr>
+          <w:lang w:val="sr-Latn-RS"/>
+        </w:rPr>
+        <w:t>instalaciju siste</w:t>
+      </w:r>
+      <w:r>
+        <w:rPr>
+          <w:lang w:val="sr-Latn-RS"/>
+        </w:rPr>
+        <w:t>ma će biti iskorišćen</w:t>
+      </w:r>
+      <w:r>
+        <w:rPr>
+          <w:lang w:val="sr-Latn-RS"/>
+        </w:rPr>
+        <w:t xml:space="preserve">a neka od </w:t>
+      </w:r>
+      <w:r>
+        <w:rPr>
+          <w:lang w:val="sr-Latn-RS"/>
+        </w:rPr>
+        <w:t xml:space="preserve">besplatnih </w:t>
+      </w:r>
+      <w:r>
+        <w:rPr>
+          <w:lang w:val="sr-Latn-RS"/>
+        </w:rPr>
+        <w:t xml:space="preserve">online </w:t>
+      </w:r>
+      <w:r>
+        <w:rPr>
+          <w:lang w:val="sr-Latn-RS"/>
+        </w:rPr>
+        <w:t>web</w:t>
+      </w:r>
+      <w:r>
+        <w:rPr>
+          <w:lang w:val="sr-Latn-RS"/>
+        </w:rPr>
+        <w:t xml:space="preserve"> hosting uslu</w:t>
+      </w:r>
+      <w:r>
+        <w:rPr>
+          <w:lang w:val="sr-Latn-RS"/>
+        </w:rPr>
+        <w:t>ga, za šta trenutno nije potrebno izdvojiti nikakve finansijske resurse, međutim ukoliko dođe do rasta u popularnosti aplikacije, to može da se promeni.</w:t>
+      </w:r>
+    </w:p>
+    <w:p>
+      <w:pPr>
+        <w:pStyle w:val="Heading2"/>
+        <w:rPr>
+          <w:lang w:val="sr-Latn-RS"/>
+        </w:rPr>
+      </w:pPr>
+      <w:bookmarkStart w:id="17" w:name="_Toc161771509"/>
+      <w:r>
+        <w:rPr>
+          <w:lang w:val="sr-Latn-RS"/>
+        </w:rPr>
+        <w:lastRenderedPageBreak/>
+        <w:t>Licenciranje i instalacija</w:t>
+      </w:r>
       <w:bookmarkEnd w:id="17"/>
     </w:p>
     <w:p>
@@ -8741,19 +8873,7 @@
         <w:rPr>
           <w:lang w:val="sr-Latn-RS"/>
         </w:rPr>
-        <w:t xml:space="preserve">Zbog ograničenja u pogledu budžeta, cena razvoja sistema ne sme da premaši sumu od </w:t>
-      </w:r>
-      <w:r>
-        <w:rPr>
-          <w:lang w:val="sr-Latn-RS"/>
-        </w:rPr>
-        <w:t>8</w:t>
-      </w:r>
-      <w:r>
-        <w:rPr>
-          <w:lang w:val="sr-Latn-RS"/>
-        </w:rPr>
-        <w:t>00.000 dinara.</w:t>
+        <w:t>Kako se radi o javno dostupnim informacijama, ne bi trebalo da se jave problemi sa licenciranjem.</w:t>
       </w:r>
     </w:p>
     <w:p>
@@ -8767,31 +8887,61 @@
         <w:rPr>
           <w:lang w:val="sr-Latn-RS"/>
         </w:rPr>
-        <w:t xml:space="preserve">Za </w:t>
-      </w:r>
-      <w:r>
-        <w:rPr>
-          <w:lang w:val="sr-Latn-RS"/>
-        </w:rPr>
-        <w:t xml:space="preserve">održavanje i </w:t>
-      </w:r>
-      <w:r>
-        <w:rPr>
-          <w:lang w:val="sr-Latn-RS"/>
-        </w:rPr>
-        <w:t>instalaciju siste</w:t>
-      </w:r>
-      <w:r>
-        <w:rPr>
-          <w:lang w:val="sr-Latn-RS"/>
-        </w:rPr>
-        <w:t>ma će biti iskorišćen</w:t>
-      </w:r>
-      <w:r>
-        <w:rPr>
-          <w:lang w:val="sr-Latn-RS"/>
-        </w:rPr>
-        <w:t>a neka od online Web hosting usluga, za šta je potrebno izdvojiti</w:t>
+        <w:t xml:space="preserve">Potrebno je obezbediti cloud </w:t>
+      </w:r>
+      <w:r>
+        <w:rPr>
+          <w:lang w:val="sr-Latn-RS"/>
+        </w:rPr>
+        <w:t>web</w:t>
+      </w:r>
+      <w:r>
+        <w:rPr>
+          <w:lang w:val="sr-Latn-RS"/>
+        </w:rPr>
+        <w:t xml:space="preserve"> server na kome bi se pokretao serverski deo aplikacije.</w:t>
+      </w:r>
+    </w:p>
+    <w:p>
+      <w:pPr>
+        <w:pStyle w:val="Heading1"/>
+        <w:rPr>
+          <w:lang w:val="sr-Latn-RS"/>
+        </w:rPr>
+      </w:pPr>
+      <w:bookmarkStart w:id="18" w:name="_Toc161771510"/>
+      <w:r>
+        <w:rPr>
+          <w:lang w:val="sr-Latn-RS"/>
+        </w:rPr>
+        <w:t>Funkcionalni zahtevi</w:t>
+      </w:r>
+      <w:bookmarkEnd w:id="18"/>
+    </w:p>
+    <w:p>
+      <w:pPr>
+        <w:pStyle w:val="BodyText"/>
+        <w:rPr>
+          <w:lang w:val="sr-Latn-RS"/>
+        </w:rPr>
+      </w:pPr>
+      <w:r>
+        <w:rPr>
+          <w:lang w:val="sr-Latn-RS"/>
+        </w:rPr>
+        <w:t>U ovom odeljku su d</w:t>
+      </w:r>
+      <w:r>
+        <w:rPr>
+          <w:lang w:val="sr-Latn-RS"/>
+        </w:rPr>
+        <w:t>efinisane funkcionalnosti OutfitFactory</w:t>
+      </w:r>
+      <w:r>
+        <w:rPr>
+          <w:lang w:val="sr-Latn-RS"/>
+        </w:rPr>
+        <w:t xml:space="preserve"> sistema.</w:t>
       </w:r>
       <w:r>
         <w:rPr>
@@ -8803,7 +8953,13 @@
         <w:rPr>
           <w:lang w:val="sr-Latn-RS"/>
         </w:rPr>
-        <w:t xml:space="preserve"> //ovde dodaj pare</w:t>
+        <w:t>Opisane funkcionalnosti predstavljaju osnovne mogućnosti sistema koje je neophodno implementirati da bi se zadovoljile potrebe korisnika</w:t>
+      </w:r>
+      <w:r>
+        <w:rPr>
+          <w:lang w:val="sr-Latn-RS"/>
+        </w:rPr>
+        <w:t xml:space="preserve">. </w:t>
       </w:r>
     </w:p>
     <w:p>
@@ -8813,14 +8969,14 @@
           <w:lang w:val="sr-Latn-RS"/>
         </w:rPr>
       </w:pPr>
-      <w:bookmarkStart w:id="18" w:name="_Toc161771509"/>
-      <w:r>
-        <w:rPr>
-          <w:lang w:val="sr-Latn-RS"/>
-        </w:rPr>
-        <w:t>Licenciranje i instalacija</w:t>
-      </w:r>
-      <w:bookmarkEnd w:id="18"/>
+      <w:bookmarkStart w:id="19" w:name="_Toc161771511"/>
+      <w:r>
+        <w:rPr>
+          <w:lang w:val="sr-Latn-RS"/>
+        </w:rPr>
+        <w:t>Prijavljivanje na sistem</w:t>
+      </w:r>
+      <w:bookmarkEnd w:id="19"/>
     </w:p>
     <w:p>
       <w:pPr>
@@ -8833,7 +8989,49 @@
         <w:rPr>
           <w:lang w:val="sr-Latn-RS"/>
         </w:rPr>
-        <w:t>Kako se radi o javno dostupnim informacijama, ne bi trebalo da se jave problemi sa licenciranjem.</w:t>
+        <w:t xml:space="preserve">Za administratora i članove </w:t>
+      </w:r>
+      <w:r>
+        <w:rPr>
+          <w:lang w:val="sr-Latn-RS"/>
+        </w:rPr>
+        <w:t xml:space="preserve">društvene mreže </w:t>
+      </w:r>
+      <w:r>
+        <w:rPr>
+          <w:lang w:val="sr-Latn-RS"/>
+        </w:rPr>
+        <w:t xml:space="preserve">se mora obezbediti prijavljivanje na </w:t>
+      </w:r>
+      <w:r>
+        <w:rPr>
+          <w:lang w:val="sr-Latn-RS"/>
+        </w:rPr>
+        <w:t xml:space="preserve">društvenu mrežu </w:t>
+      </w:r>
+      <w:r>
+        <w:rPr>
+          <w:lang w:val="sr-Latn-RS"/>
+        </w:rPr>
+        <w:t>korišćenjem korisničkog imena i lozinke.</w:t>
+      </w:r>
+      <w:r>
+        <w:rPr>
+          <w:lang w:val="sr-Latn-RS"/>
+        </w:rPr>
+        <w:t xml:space="preserve"> </w:t>
+      </w:r>
+      <w:r>
+        <w:rPr>
+          <w:lang w:val="sr-Latn-RS"/>
+        </w:rPr>
+        <w:t>Sistem treba da obezbedi korisniku mogućnost promene lozinke.</w:t>
+      </w:r>
+      <w:r>
+        <w:rPr>
+          <w:lang w:val="sr-Latn-RS"/>
+        </w:rPr>
+        <w:t xml:space="preserve"> Sistem treba obezbediti mogućnost brisanja naloga.</w:t>
       </w:r>
     </w:p>
     <w:p>
@@ -8847,24 +9045,36 @@
         <w:rPr>
           <w:lang w:val="sr-Latn-RS"/>
         </w:rPr>
-        <w:t>Potrebno je obezbediti cloud Web server na kome bi se pokretao serverski deo aplikacije.</w:t>
-      </w:r>
-    </w:p>
-    <w:p>
-      <w:pPr>
-        <w:pStyle w:val="Heading1"/>
-        <w:rPr>
-          <w:lang w:val="sr-Latn-RS"/>
-        </w:rPr>
-      </w:pPr>
-      <w:bookmarkStart w:id="19" w:name="_Toc161771510"/>
-      <w:r>
-        <w:rPr>
-          <w:lang w:val="sr-Latn-RS"/>
-        </w:rPr>
-        <w:t>Funkcionalni zahtevi</w:t>
-      </w:r>
-      <w:bookmarkEnd w:id="19"/>
+        <w:t>Posetioci pristupaju informacijama bez potrebe prijavljivanja na sistem.</w:t>
+      </w:r>
+    </w:p>
+    <w:p>
+      <w:pPr>
+        <w:pStyle w:val="Heading2"/>
+        <w:rPr>
+          <w:lang w:val="sr-Latn-RS"/>
+        </w:rPr>
+      </w:pPr>
+      <w:bookmarkStart w:id="20" w:name="_Toc161771512"/>
+      <w:r>
+        <w:rPr>
+          <w:lang w:val="sr-Latn-RS"/>
+        </w:rPr>
+        <w:t xml:space="preserve">Brisanje </w:t>
+      </w:r>
+      <w:r>
+        <w:rPr>
+          <w:lang w:val="sr-Latn-RS"/>
+        </w:rPr>
+        <w:t xml:space="preserve">i ažuriranje </w:t>
+      </w:r>
+      <w:bookmarkEnd w:id="20"/>
+      <w:r>
+        <w:rPr>
+          <w:lang w:val="sr-Latn-RS"/>
+        </w:rPr>
+        <w:t>podataka o dostupnoj odeći na tržištu</w:t>
+      </w:r>
     </w:p>
     <w:p>
       <w:pPr>
@@ -8877,37 +9087,7 @@
         <w:rPr>
           <w:lang w:val="sr-Latn-RS"/>
         </w:rPr>
-        <w:t>U ovom odeljku su d</w:t>
-      </w:r>
-      <w:r>
-        <w:rPr>
-          <w:lang w:val="sr-Latn-RS"/>
-        </w:rPr>
-        <w:t>efinisane funkcionalnosti OutfitFactory</w:t>
-      </w:r>
-      <w:r>
-        <w:rPr>
-          <w:lang w:val="sr-Latn-RS"/>
-        </w:rPr>
-        <w:t xml:space="preserve"> sistema.</w:t>
-      </w:r>
-      <w:r>
-        <w:rPr>
-          <w:lang w:val="sr-Latn-RS"/>
-        </w:rPr>
-        <w:t xml:space="preserve"> </w:t>
-      </w:r>
-      <w:r>
-        <w:rPr>
-          <w:lang w:val="sr-Latn-RS"/>
-        </w:rPr>
-        <w:t>Opisane funkcionalnosti predstavljaju osnovne mogućnosti sistema koje je neophodno implementirati da bi se zadovoljile potrebe korisnika</w:t>
-      </w:r>
-      <w:r>
-        <w:rPr>
-          <w:lang w:val="sr-Latn-RS"/>
-        </w:rPr>
-        <w:t xml:space="preserve">. </w:t>
+        <w:t>Administrator ima mogućnost brisanja i ažuriranja nekog odevnog artikla.</w:t>
       </w:r>
     </w:p>
     <w:p>
@@ -8917,14 +9097,20 @@
           <w:lang w:val="sr-Latn-RS"/>
         </w:rPr>
       </w:pPr>
-      <w:bookmarkStart w:id="20" w:name="_Toc161771511"/>
-      <w:r>
-        <w:rPr>
-          <w:lang w:val="sr-Latn-RS"/>
-        </w:rPr>
-        <w:t>Prijavljivanje na sistem</w:t>
-      </w:r>
-      <w:bookmarkEnd w:id="20"/>
+      <w:bookmarkStart w:id="21" w:name="_Toc161771514"/>
+      <w:r>
+        <w:rPr>
+          <w:lang w:val="sr-Latn-RS"/>
+        </w:rPr>
+        <w:t xml:space="preserve">Unos, prikaz i ažuriranje podataka o članovima </w:t>
+      </w:r>
+      <w:bookmarkEnd w:id="21"/>
+      <w:r>
+        <w:rPr>
+          <w:lang w:val="sr-Latn-RS"/>
+        </w:rPr>
+        <w:t>društvene mreže</w:t>
+      </w:r>
     </w:p>
     <w:p>
       <w:pPr>
@@ -8937,7 +9123,7 @@
         <w:rPr>
           <w:lang w:val="sr-Latn-RS"/>
         </w:rPr>
-        <w:t xml:space="preserve">Za administratora i članove </w:t>
+        <w:t xml:space="preserve">Za svaki kreirani nalog za člana </w:t>
       </w:r>
       <w:r>
         <w:rPr>
@@ -8949,37 +9135,29 @@
         <w:rPr>
           <w:lang w:val="sr-Latn-RS"/>
         </w:rPr>
-        <w:t xml:space="preserve">se mora obezbediti prijavljivanje na </w:t>
-      </w:r>
-      <w:r>
-        <w:rPr>
-          <w:lang w:val="sr-Latn-RS"/>
-        </w:rPr>
-        <w:t xml:space="preserve">društvenu mrežu </w:t>
-      </w:r>
-      <w:r>
-        <w:rPr>
-          <w:lang w:val="sr-Latn-RS"/>
-        </w:rPr>
-        <w:t>korišćenjem korisničkog imena i lozinke.</w:t>
-      </w:r>
-      <w:r>
-        <w:rPr>
-          <w:lang w:val="sr-Latn-RS"/>
-        </w:rPr>
-        <w:t xml:space="preserve"> </w:t>
-      </w:r>
-      <w:r>
-        <w:rPr>
-          <w:lang w:val="sr-Latn-RS"/>
-        </w:rPr>
-        <w:t>Sistem treba da obezbedi korisniku mogućnost promene lozinke.</w:t>
-      </w:r>
-      <w:r>
-        <w:rPr>
-          <w:lang w:val="sr-Latn-RS"/>
-        </w:rPr>
-        <w:t xml:space="preserve"> Sistem treba obezbediti mogućnost brisanja naloga.</w:t>
+        <w:t>potrebno je vezati i informacije koje će se prikazivati uniformno na centralizovanom nivou. Svaki član zadužen je za unos i ažuriranje sopstvenih podataka.</w:t>
+      </w:r>
+    </w:p>
+    <w:p>
+      <w:pPr>
+        <w:pStyle w:val="Heading2"/>
+        <w:rPr>
+          <w:lang w:val="sr-Latn-RS"/>
+        </w:rPr>
+      </w:pPr>
+      <w:bookmarkStart w:id="22" w:name="_Toc161771516"/>
+      <w:r>
+        <w:rPr>
+          <w:lang w:val="sr-Latn-RS"/>
+        </w:rPr>
+        <w:t>Kreiranje</w:t>
+      </w:r>
+      <w:bookmarkEnd w:id="22"/>
+      <w:r>
+        <w:rPr>
+          <w:lang w:val="sr-Latn-RS"/>
+        </w:rPr>
+        <w:t xml:space="preserve"> odevne kombinacije</w:t>
       </w:r>
     </w:p>
     <w:p>
@@ -8993,7 +9171,7 @@
         <w:rPr>
           <w:lang w:val="sr-Latn-RS"/>
         </w:rPr>
-        <w:t>Posetioci pristupaju informacijama bez potrebe prijavljivanja na sistem.</w:t>
+        <w:t xml:space="preserve">Kreiranje odevne kombinacije korišćenjem sopstvenih i artikala dostupnih na tržištu. </w:t>
       </w:r>
     </w:p>
     <w:p>
@@ -9003,224 +9181,20 @@
           <w:lang w:val="sr-Latn-RS"/>
         </w:rPr>
       </w:pPr>
-      <w:bookmarkStart w:id="21" w:name="_Toc161771512"/>
-      <w:r>
-        <w:rPr>
-          <w:lang w:val="sr-Latn-RS"/>
-        </w:rPr>
-        <w:t xml:space="preserve">Brisanje </w:t>
-      </w:r>
-      <w:r>
-        <w:rPr>
-          <w:lang w:val="sr-Latn-RS"/>
-        </w:rPr>
-        <w:t xml:space="preserve">i ažuriranje </w:t>
-      </w:r>
-      <w:bookmarkEnd w:id="21"/>
-      <w:r>
-        <w:rPr>
-          <w:lang w:val="sr-Latn-RS"/>
-        </w:rPr>
-        <w:t>podataka o dostupnoj odeći na tržištu</w:t>
-      </w:r>
-    </w:p>
-    <w:p>
-      <w:pPr>
-        <w:pStyle w:val="BodyText"/>
-        <w:rPr>
-          <w:lang w:val="sr-Latn-RS"/>
-        </w:rPr>
-      </w:pPr>
-      <w:r>
-        <w:rPr>
-          <w:lang w:val="sr-Latn-RS"/>
-        </w:rPr>
-        <w:t>Administrator ima mogućnost brisanja i ažuriranja nekog odevnog artikla.</w:t>
-      </w:r>
-    </w:p>
-    <w:p>
-      <w:pPr>
-        <w:pStyle w:val="Heading2"/>
-        <w:rPr>
-          <w:lang w:val="sr-Latn-RS"/>
-        </w:rPr>
-      </w:pPr>
-      <w:bookmarkStart w:id="22" w:name="_Toc161771514"/>
-      <w:r>
-        <w:rPr>
-          <w:lang w:val="sr-Latn-RS"/>
-        </w:rPr>
-        <w:t xml:space="preserve">Unos, prikaz i ažuriranje podataka o članovima </w:t>
-      </w:r>
-      <w:bookmarkEnd w:id="22"/>
-      <w:r>
-        <w:rPr>
-          <w:lang w:val="sr-Latn-RS"/>
-        </w:rPr>
-        <w:t>društvene mreže</w:t>
-      </w:r>
-    </w:p>
-    <w:p>
-      <w:pPr>
-        <w:pStyle w:val="BodyText"/>
-        <w:rPr>
-          <w:lang w:val="sr-Latn-RS"/>
-        </w:rPr>
-      </w:pPr>
-      <w:r>
-        <w:rPr>
-          <w:lang w:val="sr-Latn-RS"/>
-        </w:rPr>
-        <w:t xml:space="preserve">Za svaki kreirani nalog za člana </w:t>
-      </w:r>
-      <w:r>
-        <w:rPr>
-          <w:lang w:val="sr-Latn-RS"/>
-        </w:rPr>
-        <w:t xml:space="preserve">društvene mreže </w:t>
-      </w:r>
-      <w:r>
-        <w:rPr>
-          <w:lang w:val="sr-Latn-RS"/>
-        </w:rPr>
-        <w:t>potrebno je vezati i informacije koje će se prikazivati uniformno na centralizovanom nivou. Svaki član zadužen je za unos i ažuriranje sopstvenih podataka.</w:t>
-      </w:r>
-    </w:p>
-    <w:p>
-      <w:pPr>
-        <w:pStyle w:val="Heading2"/>
-        <w:rPr>
-          <w:lang w:val="sr-Latn-RS"/>
-        </w:rPr>
-      </w:pPr>
-      <w:bookmarkStart w:id="23" w:name="_Toc161771515"/>
-      <w:r>
-        <w:rPr>
-          <w:lang w:val="sr-Latn-RS"/>
-        </w:rPr>
-        <w:t>Unos, prikaz i ažuriranje o podataka</w:t>
+      <w:bookmarkStart w:id="23" w:name="_Toc161771517"/>
+      <w:r>
+        <w:rPr>
+          <w:lang w:val="sr-Latn-RS"/>
+        </w:rPr>
+        <w:t>P</w:t>
+      </w:r>
+      <w:r>
+        <w:rPr>
+          <w:lang w:val="sr-Latn-RS"/>
+        </w:rPr>
+        <w:t xml:space="preserve">rikaz i ažuriranje podataka o </w:t>
       </w:r>
       <w:bookmarkEnd w:id="23"/>
-      <w:r>
-        <w:rPr>
-          <w:lang w:val="sr-Latn-RS"/>
-        </w:rPr>
-        <w:t xml:space="preserve"> o ličnim</w:t>
-      </w:r>
-      <w:r>
-        <w:rPr>
-          <w:lang w:val="sr-Latn-RS"/>
-        </w:rPr>
-        <w:t xml:space="preserve"> odevnim artiklima</w:t>
-      </w:r>
-    </w:p>
-    <w:p>
-      <w:pPr>
-        <w:pStyle w:val="BodyText"/>
-        <w:rPr>
-          <w:lang w:val="sr-Latn-RS"/>
-        </w:rPr>
-      </w:pPr>
-      <w:r>
-        <w:rPr>
-          <w:lang w:val="sr-Latn-RS"/>
-        </w:rPr>
-        <w:t xml:space="preserve">Sistem treba da omogući unos </w:t>
-      </w:r>
-      <w:r>
-        <w:rPr>
-          <w:lang w:val="sr-Latn-RS"/>
-        </w:rPr>
-        <w:t xml:space="preserve">ličnih odevnih artikala </w:t>
-      </w:r>
-      <w:r>
-        <w:rPr>
-          <w:lang w:val="sr-Latn-RS"/>
-        </w:rPr>
-        <w:t>i ažuriranje podataka o</w:t>
-      </w:r>
-      <w:r>
-        <w:rPr>
-          <w:lang w:val="sr-Latn-RS"/>
-        </w:rPr>
-        <w:t xml:space="preserve"> ličnim odevnim artiklima članova društvene mreže. Treba omogućiti prikaz artikala filtriranjem po tipu, boji, mate</w:t>
-      </w:r>
-      <w:r>
-        <w:rPr>
-          <w:lang w:val="sr-Latn-RS"/>
-        </w:rPr>
-        <w:t xml:space="preserve">rijalu, rodu, brendu, </w:t>
-      </w:r>
-      <w:r>
-        <w:rPr>
-          <w:lang w:val="sr-Latn-RS"/>
-        </w:rPr>
-        <w:t>ceni i dr</w:t>
-      </w:r>
-      <w:r>
-        <w:rPr>
-          <w:lang w:val="sr-Latn-RS"/>
-        </w:rPr>
-        <w:t>. Treba omogućiti privatni prikaz (gde samo korisnik vidi svoje artikle) i javni prikaz (gde drugi korisnici vide artikle korisnika).</w:t>
-      </w:r>
-    </w:p>
-    <w:p>
-      <w:pPr>
-        <w:pStyle w:val="Heading2"/>
-        <w:rPr>
-          <w:lang w:val="sr-Latn-RS"/>
-        </w:rPr>
-      </w:pPr>
-      <w:bookmarkStart w:id="24" w:name="_Toc161771516"/>
-      <w:r>
-        <w:rPr>
-          <w:lang w:val="sr-Latn-RS"/>
-        </w:rPr>
-        <w:t>Kreiranje</w:t>
-      </w:r>
-      <w:bookmarkEnd w:id="24"/>
-      <w:r>
-        <w:rPr>
-          <w:lang w:val="sr-Latn-RS"/>
-        </w:rPr>
-        <w:t xml:space="preserve"> odevne kombinacije</w:t>
-      </w:r>
-    </w:p>
-    <w:p>
-      <w:pPr>
-        <w:pStyle w:val="BodyText"/>
-        <w:rPr>
-          <w:lang w:val="sr-Latn-RS"/>
-        </w:rPr>
-      </w:pPr>
-      <w:r>
-        <w:rPr>
-          <w:lang w:val="sr-Latn-RS"/>
-        </w:rPr>
-        <w:t xml:space="preserve">Kreiranje odevne kombinacije korišćenjem sopstvenih i artikala dostupnih na tržištu. </w:t>
-      </w:r>
-    </w:p>
-    <w:p>
-      <w:pPr>
-        <w:pStyle w:val="Heading2"/>
-        <w:rPr>
-          <w:lang w:val="sr-Latn-RS"/>
-        </w:rPr>
-      </w:pPr>
-      <w:bookmarkStart w:id="25" w:name="_Toc161771517"/>
-      <w:r>
-        <w:rPr>
-          <w:lang w:val="sr-Latn-RS"/>
-        </w:rPr>
-        <w:t>P</w:t>
-      </w:r>
-      <w:r>
-        <w:rPr>
-          <w:lang w:val="sr-Latn-RS"/>
-        </w:rPr>
-        <w:t xml:space="preserve">rikaz i ažuriranje podataka o </w:t>
-      </w:r>
-      <w:bookmarkEnd w:id="25"/>
       <w:r>
         <w:rPr>
           <w:lang w:val="sr-Latn-RS"/>
@@ -9347,14 +9321,14 @@
           <w:lang w:val="sr-Latn-RS"/>
         </w:rPr>
       </w:pPr>
-      <w:bookmarkStart w:id="26" w:name="_Toc161771518"/>
+      <w:bookmarkStart w:id="24" w:name="_Toc161771518"/>
       <w:r>
         <w:rPr>
           <w:lang w:val="sr-Latn-RS"/>
         </w:rPr>
         <w:t>Ograničenja</w:t>
       </w:r>
-      <w:bookmarkEnd w:id="26"/>
+      <w:bookmarkEnd w:id="24"/>
       <w:r>
         <w:rPr>
           <w:lang w:val="sr-Latn-RS"/>
@@ -9408,7 +9382,6 @@
         <w:rPr>
           <w:lang w:val="sr-Latn-RS"/>
         </w:rPr>
-        <w:lastRenderedPageBreak/>
         <w:t>Sistem neće zahtevati nabavljanje novog hardvera</w:t>
       </w:r>
       <w:r>
@@ -9438,7 +9411,19 @@
         <w:rPr>
           <w:lang w:val="sr-Latn-RS"/>
         </w:rPr>
-        <w:t>Sistem će se osloniti na besplatna softverska rešenja (skripting jezik, DBMS, Web server), tako da neće zahtevati kupovinu dodatnog softvera</w:t>
+        <w:t xml:space="preserve">Sistem će se osloniti na besplatna softverska rešenja (skripting jezik, DBMS, </w:t>
+      </w:r>
+      <w:r>
+        <w:rPr>
+          <w:lang w:val="sr-Latn-RS"/>
+        </w:rPr>
+        <w:t>web</w:t>
+      </w:r>
+      <w:r>
+        <w:rPr>
+          <w:lang w:val="sr-Latn-RS"/>
+        </w:rPr>
+        <w:t xml:space="preserve"> server), tako da neće zahtevati kupovinu dodatnog softvera</w:t>
       </w:r>
       <w:r>
         <w:rPr>
@@ -9464,14 +9449,14 @@
           <w:lang w:val="sr-Latn-RS"/>
         </w:rPr>
       </w:pPr>
-      <w:bookmarkStart w:id="27" w:name="_Toc161771519"/>
+      <w:bookmarkStart w:id="25" w:name="_Toc161771519"/>
       <w:r>
         <w:rPr>
           <w:lang w:val="sr-Latn-RS"/>
         </w:rPr>
         <w:t>Zahtevi u pogledu kvaliteta</w:t>
       </w:r>
-      <w:bookmarkEnd w:id="27"/>
+      <w:bookmarkEnd w:id="25"/>
       <w:r>
         <w:rPr>
           <w:lang w:val="sr-Latn-RS"/>
@@ -9605,14 +9590,14 @@
           <w:lang w:val="sr-Latn-RS"/>
         </w:rPr>
       </w:pPr>
-      <w:bookmarkStart w:id="28" w:name="_Toc161771520"/>
+      <w:bookmarkStart w:id="26" w:name="_Toc161771520"/>
       <w:r>
         <w:rPr>
           <w:lang w:val="sr-Latn-RS"/>
         </w:rPr>
         <w:t>Prioritet funkcionalnosti</w:t>
       </w:r>
-      <w:bookmarkEnd w:id="28"/>
+      <w:bookmarkEnd w:id="26"/>
     </w:p>
     <w:p>
       <w:pPr>
@@ -9647,6 +9632,7 @@
         <w:rPr>
           <w:lang w:val="sr-Latn-RS"/>
         </w:rPr>
+        <w:lastRenderedPageBreak/>
         <w:t>Prijavljivanje na sistem</w:t>
       </w:r>
     </w:p>
@@ -9787,190 +9773,160 @@
         <w:rPr>
           <w:lang w:val="sr-Latn-RS"/>
         </w:rPr>
-        <w:t>Un</w:t>
-      </w:r>
-      <w:r>
-        <w:rPr>
-          <w:lang w:val="sr-Latn-RS"/>
-        </w:rPr>
-        <w:t xml:space="preserve">os, prikaz i </w:t>
-      </w:r>
-      <w:r>
-        <w:rPr>
-          <w:lang w:val="sr-Latn-RS"/>
-        </w:rPr>
-        <w:t>ažuriranje podataka o odevnim kombinacijama korisnika</w:t>
-      </w:r>
+        <w:t>Prikaz i ažuriranje podataka o odevnim kombinacijama</w:t>
+      </w:r>
+    </w:p>
+    <w:p>
+      <w:pPr>
+        <w:pStyle w:val="Heading1"/>
+        <w:rPr>
+          <w:lang w:val="sr-Latn-RS"/>
+        </w:rPr>
+      </w:pPr>
+      <w:bookmarkStart w:id="27" w:name="_Toc161771521"/>
+      <w:r>
+        <w:rPr>
+          <w:lang w:val="sr-Latn-RS"/>
+        </w:rPr>
+        <w:t>Nefunkcionalni zahtevi</w:t>
+      </w:r>
+      <w:bookmarkEnd w:id="27"/>
+    </w:p>
+    <w:p>
+      <w:pPr>
+        <w:pStyle w:val="Heading2"/>
+        <w:rPr>
+          <w:lang w:val="sr-Latn-RS"/>
+        </w:rPr>
+      </w:pPr>
+      <w:bookmarkStart w:id="28" w:name="_Toc161771522"/>
+      <w:r>
+        <w:rPr>
+          <w:lang w:val="sr-Latn-RS"/>
+        </w:rPr>
+        <w:t>Zahtevi u pogledu standardizacije</w:t>
+      </w:r>
+      <w:bookmarkEnd w:id="28"/>
     </w:p>
     <w:p>
       <w:pPr>
         <w:pStyle w:val="BodyText"/>
-        <w:numPr>
-          <w:ilvl w:val="0"/>
-          <w:numId w:val="15"/>
-        </w:numPr>
-        <w:tabs>
-          <w:tab w:val="num" w:pos="1080"/>
-        </w:tabs>
-        <w:ind w:left="1080"/>
-        <w:rPr>
-          <w:lang w:val="sr-Latn-RS"/>
-        </w:rPr>
-      </w:pPr>
-      <w:r>
-        <w:rPr>
-          <w:lang w:val="sr-Latn-RS"/>
-        </w:rPr>
-        <w:t>Prikaz i ažuriranje podataka o odevnim kombinacijama</w:t>
-      </w:r>
+        <w:rPr>
+          <w:lang w:val="sr-Latn-RS"/>
+        </w:rPr>
+      </w:pPr>
+      <w:r>
+        <w:rPr>
+          <w:lang w:val="sr-Latn-RS"/>
+        </w:rPr>
+        <w:t>//</w:t>
+      </w:r>
+      <w:r>
+        <w:rPr>
+          <w:lang w:val="sr-Latn-RS"/>
+        </w:rPr>
+        <w:t xml:space="preserve"> </w:t>
+      </w:r>
+    </w:p>
+    <w:p>
+      <w:pPr>
+        <w:pStyle w:val="Heading2"/>
+        <w:rPr>
+          <w:lang w:val="sr-Latn-RS"/>
+        </w:rPr>
+      </w:pPr>
+      <w:bookmarkStart w:id="29" w:name="_Toc161771523"/>
+      <w:r>
+        <w:rPr>
+          <w:lang w:val="sr-Latn-RS"/>
+        </w:rPr>
+        <w:t>Sistemski zahtevi</w:t>
+      </w:r>
+      <w:bookmarkEnd w:id="29"/>
     </w:p>
     <w:p>
       <w:pPr>
         <w:pStyle w:val="BodyText"/>
-        <w:numPr>
-          <w:ilvl w:val="0"/>
-          <w:numId w:val="15"/>
-        </w:numPr>
-        <w:tabs>
-          <w:tab w:val="num" w:pos="1080"/>
-        </w:tabs>
-        <w:ind w:left="1080"/>
-        <w:rPr>
-          <w:lang w:val="sr-Latn-RS"/>
-        </w:rPr>
-      </w:pPr>
-      <w:r>
-        <w:rPr>
-          <w:lang w:val="sr-Latn-RS"/>
-        </w:rPr>
-        <w:t>Unos, prikaz i ažuriranje podataka o ličnim komadima odeće korisnika</w:t>
-      </w:r>
-    </w:p>
-    <w:p>
-      <w:pPr>
-        <w:pStyle w:val="Heading1"/>
-        <w:rPr>
-          <w:lang w:val="sr-Latn-RS"/>
-        </w:rPr>
-      </w:pPr>
-      <w:bookmarkStart w:id="29" w:name="_Toc161771521"/>
-      <w:r>
-        <w:rPr>
-          <w:lang w:val="sr-Latn-RS"/>
-        </w:rPr>
-        <w:t>Nefunkcionalni zahtevi</w:t>
-      </w:r>
-      <w:bookmarkEnd w:id="29"/>
-    </w:p>
-    <w:p>
-      <w:pPr>
-        <w:pStyle w:val="Heading2"/>
-        <w:rPr>
-          <w:lang w:val="sr-Latn-RS"/>
-        </w:rPr>
-      </w:pPr>
-      <w:bookmarkStart w:id="30" w:name="_Toc161771522"/>
-      <w:r>
-        <w:rPr>
-          <w:lang w:val="sr-Latn-RS"/>
-        </w:rPr>
-        <w:t>Zahtevi u pogledu standardizacije</w:t>
-      </w:r>
+        <w:rPr>
+          <w:lang w:val="sr-Latn-RS"/>
+        </w:rPr>
+      </w:pPr>
+      <w:r>
+        <w:rPr>
+          <w:lang w:val="sr-Latn-RS"/>
+        </w:rPr>
+        <w:t xml:space="preserve">OutfitFactory </w:t>
+      </w:r>
+      <w:r>
+        <w:rPr>
+          <w:lang w:val="sr-Latn-RS"/>
+        </w:rPr>
+        <w:t>sistem će biti realizovan korišćenjem</w:t>
+      </w:r>
+      <w:r>
+        <w:rPr>
+          <w:lang w:val="sr-Latn-RS"/>
+        </w:rPr>
+        <w:t xml:space="preserve"> Java skripti</w:t>
+      </w:r>
+      <w:r>
+        <w:rPr>
+          <w:lang w:val="sr-Latn-RS"/>
+        </w:rPr>
+        <w:t>, dok će kao DBMS koristiti</w:t>
+      </w:r>
+      <w:r>
+        <w:rPr>
+          <w:lang w:val="sr-Latn-RS"/>
+        </w:rPr>
+        <w:t xml:space="preserve"> Posgres</w:t>
+      </w:r>
+      <w:r>
+        <w:rPr>
+          <w:lang w:val="sr-Latn-RS"/>
+        </w:rPr>
+        <w:t>.</w:t>
+      </w:r>
+    </w:p>
+    <w:p>
+      <w:pPr>
+        <w:pStyle w:val="BodyText"/>
+        <w:rPr>
+          <w:lang w:val="sr-Latn-RS"/>
+        </w:rPr>
+      </w:pPr>
+      <w:r>
+        <w:rPr>
+          <w:lang w:val="sr-Latn-RS"/>
+        </w:rPr>
+        <w:t xml:space="preserve">Korisnički interfejs </w:t>
+      </w:r>
+      <w:r>
+        <w:rPr>
+          <w:lang w:val="sr-Latn-RS"/>
+        </w:rPr>
+        <w:t>web</w:t>
+      </w:r>
+      <w:r>
+        <w:rPr>
+          <w:lang w:val="sr-Latn-RS"/>
+        </w:rPr>
+        <w:t xml:space="preserve"> aplikacije mora da bude optimizovan za sledeće </w:t>
+      </w:r>
+      <w:r>
+        <w:rPr>
+          <w:lang w:val="sr-Latn-RS"/>
+        </w:rPr>
+        <w:t>web</w:t>
+      </w:r>
+      <w:r>
+        <w:rPr>
+          <w:lang w:val="sr-Latn-RS"/>
+        </w:rPr>
+        <w:t xml:space="preserve"> čitače:</w:t>
+      </w:r>
+      <w:bookmarkStart w:id="30" w:name="_GoBack"/>
       <w:bookmarkEnd w:id="30"/>
-    </w:p>
-    <w:p>
-      <w:pPr>
-        <w:pStyle w:val="BodyText"/>
-        <w:rPr>
-          <w:lang w:val="sr-Latn-RS"/>
-        </w:rPr>
-      </w:pPr>
-      <w:r>
-        <w:rPr>
-          <w:lang w:val="sr-Latn-RS"/>
-        </w:rPr>
-        <w:t>//</w:t>
-      </w:r>
-      <w:r>
-        <w:rPr>
-          <w:lang w:val="sr-Latn-RS"/>
-        </w:rPr>
-        <w:t xml:space="preserve"> </w:t>
-      </w:r>
-    </w:p>
-    <w:p>
-      <w:pPr>
-        <w:pStyle w:val="Heading2"/>
-        <w:rPr>
-          <w:lang w:val="sr-Latn-RS"/>
-        </w:rPr>
-      </w:pPr>
-      <w:bookmarkStart w:id="31" w:name="_Toc161771523"/>
-      <w:r>
-        <w:rPr>
-          <w:lang w:val="sr-Latn-RS"/>
-        </w:rPr>
-        <w:t>Sistemski zahtevi</w:t>
-      </w:r>
-      <w:bookmarkEnd w:id="31"/>
-    </w:p>
-    <w:p>
-      <w:pPr>
-        <w:pStyle w:val="BodyText"/>
-        <w:rPr>
-          <w:lang w:val="sr-Latn-RS"/>
-        </w:rPr>
-      </w:pPr>
-      <w:r>
-        <w:rPr>
-          <w:lang w:val="sr-Latn-RS"/>
-        </w:rPr>
-        <w:t xml:space="preserve">OutfitFactory </w:t>
-      </w:r>
-      <w:r>
-        <w:rPr>
-          <w:lang w:val="sr-Latn-RS"/>
-        </w:rPr>
-        <w:t>sistem će biti realizovan korišćenjem</w:t>
-      </w:r>
-      <w:r>
-        <w:rPr>
-          <w:lang w:val="sr-Latn-RS"/>
-        </w:rPr>
-        <w:t xml:space="preserve"> Java skripti</w:t>
-      </w:r>
-      <w:r>
-        <w:rPr>
-          <w:lang w:val="sr-Latn-RS"/>
-        </w:rPr>
-        <w:t>, dok će kao DBMS koristiti</w:t>
-      </w:r>
-      <w:r>
-        <w:rPr>
-          <w:lang w:val="sr-Latn-RS"/>
-        </w:rPr>
-        <w:t xml:space="preserve"> Posgres</w:t>
-      </w:r>
-      <w:r>
-        <w:rPr>
-          <w:lang w:val="sr-Latn-RS"/>
-        </w:rPr>
-        <w:t>.</w:t>
-      </w:r>
-    </w:p>
-    <w:p>
-      <w:pPr>
-        <w:pStyle w:val="BodyText"/>
-        <w:rPr>
-          <w:lang w:val="sr-Latn-RS"/>
-        </w:rPr>
-      </w:pPr>
-      <w:r>
-        <w:rPr>
-          <w:lang w:val="sr-Latn-RS"/>
-        </w:rPr>
-        <w:t>Korisnički interfejs Web aplikacije mora da bude optimizovan za sledeće Web čitače:</w:t>
-      </w:r>
     </w:p>
     <w:p>
       <w:pPr>
@@ -9987,7 +9943,13 @@
         <w:rPr>
           <w:lang w:val="sr-Latn-RS"/>
         </w:rPr>
-        <w:t>Internet Explorer 6+</w:t>
+        <w:t>Edge 107</w:t>
+      </w:r>
+      <w:r>
+        <w:rPr>
+          <w:lang w:val="sr-Latn-RS"/>
+        </w:rPr>
+        <w:t>+</w:t>
       </w:r>
     </w:p>
     <w:p>
@@ -10005,7 +9967,7 @@
         <w:rPr>
           <w:lang w:val="sr-Latn-RS"/>
         </w:rPr>
-        <w:t>Opera 8+</w:t>
+        <w:t>Safari 16+</w:t>
       </w:r>
     </w:p>
     <w:p>
@@ -10025,257 +9987,17 @@
         </w:rPr>
         <w:t>FireFox (Mozilla)</w:t>
       </w:r>
-    </w:p>
-    <w:p>
-      <w:pPr>
-        <w:pStyle w:val="Heading2"/>
-        <w:rPr>
-          <w:lang w:val="sr-Latn-RS"/>
-        </w:rPr>
-      </w:pPr>
-      <w:bookmarkStart w:id="32" w:name="_Toc161771524"/>
-      <w:r>
-        <w:rPr>
-          <w:lang w:val="sr-Latn-RS"/>
-        </w:rPr>
-        <w:t>Zahtevi u pogledu performansi</w:t>
-      </w:r>
-      <w:bookmarkEnd w:id="32"/>
-    </w:p>
-    <w:p>
-      <w:pPr>
-        <w:pStyle w:val="BodyText"/>
-        <w:rPr>
-          <w:lang w:val="sr-Latn-RS"/>
-        </w:rPr>
-      </w:pPr>
-      <w:r>
-        <w:rPr>
-          <w:lang w:val="sr-Latn-RS"/>
-        </w:rPr>
-        <w:t>Nema posebnih zahteva u pogledu performansi sistema.</w:t>
-      </w:r>
       <w:r>
         <w:rPr>
           <w:lang w:val="sr-Latn-RS"/>
         </w:rPr>
         <w:t xml:space="preserve"> </w:t>
       </w:r>
-    </w:p>
-    <w:p>
-      <w:pPr>
-        <w:pStyle w:val="Heading2"/>
-        <w:rPr>
-          <w:lang w:val="sr-Latn-RS"/>
-        </w:rPr>
-      </w:pPr>
-      <w:bookmarkStart w:id="33" w:name="_Toc161771525"/>
-      <w:r>
-        <w:rPr>
-          <w:lang w:val="sr-Latn-RS"/>
-        </w:rPr>
-        <w:t>Zahtevi u pogledu okruženja</w:t>
-      </w:r>
-      <w:bookmarkEnd w:id="33"/>
-    </w:p>
-    <w:p>
-      <w:pPr>
-        <w:pStyle w:val="BodyText"/>
-        <w:rPr>
-          <w:lang w:val="sr-Latn-RS"/>
-        </w:rPr>
-      </w:pPr>
-      <w:r>
-        <w:rPr>
-          <w:lang w:val="sr-Latn-RS"/>
-        </w:rPr>
-        <w:t>Nema posebnih zahteva u pogledu okruženja</w:t>
-      </w:r>
-      <w:r>
-        <w:rPr>
-          <w:lang w:val="sr-Latn-RS"/>
-        </w:rPr>
-        <w:t xml:space="preserve">. </w:t>
-      </w:r>
-    </w:p>
-    <w:p>
-      <w:pPr>
-        <w:pStyle w:val="Heading1"/>
-        <w:rPr>
-          <w:lang w:val="sr-Latn-RS"/>
-        </w:rPr>
-      </w:pPr>
-      <w:bookmarkStart w:id="34" w:name="_Toc161771526"/>
-      <w:r>
-        <w:rPr>
-          <w:lang w:val="sr-Latn-RS"/>
-        </w:rPr>
-        <w:lastRenderedPageBreak/>
-        <w:t>Dokumentacija</w:t>
-      </w:r>
-      <w:bookmarkEnd w:id="34"/>
-    </w:p>
-    <w:p>
-      <w:pPr>
-        <w:pStyle w:val="BodyText"/>
-        <w:rPr>
-          <w:lang w:val="sr-Latn-RS"/>
-        </w:rPr>
-      </w:pPr>
-      <w:r>
-        <w:rPr>
-          <w:lang w:val="sr-Latn-RS"/>
-        </w:rPr>
-        <w:t xml:space="preserve">U ovom odeljku su opisani zahtevi u pogledu dokumentacije koju treba pripremiti za </w:t>
-      </w:r>
-      <w:r>
-        <w:rPr>
-          <w:lang w:val="sr-Latn-RS"/>
-        </w:rPr>
-        <w:t xml:space="preserve">OutfitFactory </w:t>
-      </w:r>
-      <w:r>
-        <w:rPr>
-          <w:lang w:val="sr-Latn-RS"/>
-        </w:rPr>
-        <w:t>projekat.</w:t>
-      </w:r>
-    </w:p>
-    <w:p>
-      <w:pPr>
-        <w:pStyle w:val="Heading2"/>
-        <w:rPr>
-          <w:lang w:val="sr-Latn-RS"/>
-        </w:rPr>
-      </w:pPr>
-      <w:bookmarkStart w:id="35" w:name="_Toc161771527"/>
-      <w:r>
-        <w:rPr>
-          <w:lang w:val="sr-Latn-RS"/>
-        </w:rPr>
-        <w:t>Korisničko uputstvo</w:t>
-      </w:r>
-      <w:bookmarkEnd w:id="35"/>
-    </w:p>
-    <w:p>
-      <w:pPr>
-        <w:pStyle w:val="BodyText"/>
-        <w:rPr>
-          <w:lang w:val="sr-Latn-RS"/>
-        </w:rPr>
-      </w:pPr>
-      <w:r>
-        <w:rPr>
-          <w:lang w:val="sr-Latn-RS"/>
-        </w:rPr>
-        <w:t xml:space="preserve">Sistem će biti intuitivan za korišćenje i neće posedovati </w:t>
-      </w:r>
-      <w:r>
-        <w:rPr>
-          <w:lang w:val="sr-Latn-RS"/>
-        </w:rPr>
-        <w:t xml:space="preserve">štampano </w:t>
-      </w:r>
-      <w:r>
-        <w:rPr>
-          <w:lang w:val="sr-Latn-RS"/>
-        </w:rPr>
-        <w:t>korisničko uputstvo</w:t>
-      </w:r>
-      <w:r>
-        <w:rPr>
-          <w:lang w:val="sr-Latn-RS"/>
-        </w:rPr>
-        <w:t>.</w:t>
-      </w:r>
-    </w:p>
-    <w:p>
-      <w:pPr>
-        <w:pStyle w:val="Heading2"/>
-        <w:rPr>
-          <w:lang w:val="sr-Latn-RS"/>
-        </w:rPr>
-      </w:pPr>
-      <w:bookmarkStart w:id="36" w:name="_Toc161771528"/>
-      <w:r>
-        <w:rPr>
-          <w:i/>
-          <w:iCs/>
-          <w:lang w:val="sr-Latn-RS"/>
-        </w:rPr>
-        <w:t>Online</w:t>
-      </w:r>
-      <w:r>
-        <w:rPr>
-          <w:lang w:val="sr-Latn-RS"/>
-        </w:rPr>
-        <w:t xml:space="preserve"> </w:t>
-      </w:r>
-      <w:r>
-        <w:rPr>
-          <w:lang w:val="sr-Latn-RS"/>
-        </w:rPr>
-        <w:t>uputstvo</w:t>
-      </w:r>
-      <w:bookmarkEnd w:id="36"/>
-    </w:p>
-    <w:p>
-      <w:pPr>
-        <w:pStyle w:val="BodyText"/>
-      </w:pPr>
-      <w:bookmarkStart w:id="37" w:name="_Toc161771529"/>
-      <w:r>
-        <w:rPr>
-          <w:lang w:val="sr-Latn-RS"/>
-        </w:rPr>
-        <w:t xml:space="preserve">Sistem će biti intuitivan za korišćenje i neće posedovati </w:t>
-      </w:r>
-      <w:r>
-        <w:rPr>
-          <w:lang w:val="sr-Latn-RS"/>
-        </w:rPr>
-        <w:t xml:space="preserve">online </w:t>
-      </w:r>
-      <w:r>
-        <w:rPr>
-          <w:lang w:val="sr-Latn-RS"/>
-        </w:rPr>
-        <w:t>korisničko uputstvo</w:t>
-      </w:r>
-      <w:r>
-        <w:rPr>
-          <w:lang w:val="sr-Latn-RS"/>
-        </w:rPr>
-        <w:t>.</w:t>
-      </w:r>
-    </w:p>
-    <w:p>
-      <w:pPr>
-        <w:pStyle w:val="Heading2"/>
-        <w:rPr>
-          <w:lang w:val="sr-Latn-RS"/>
-        </w:rPr>
-      </w:pPr>
-      <w:r>
-        <w:rPr>
-          <w:lang w:val="sr-Latn-RS"/>
-        </w:rPr>
-        <w:t>Uputstvo za instalaciju i konfigurisanje</w:t>
-      </w:r>
-      <w:bookmarkEnd w:id="37"/>
-    </w:p>
-    <w:p>
-      <w:pPr>
-        <w:pStyle w:val="BodyText"/>
-        <w:rPr>
-          <w:lang w:val="sr-Latn-RS"/>
-        </w:rPr>
-      </w:pPr>
-      <w:r>
-        <w:rPr>
-          <w:lang w:val="sr-Latn-RS"/>
-        </w:rPr>
-        <w:t>Uputstvo za instalaciju i konfigurisanje serverskog dela sistema će sadržati:</w:t>
+      <w:r>
+        <w:rPr>
+          <w:lang w:val="sr-Latn-RS"/>
+        </w:rPr>
+        <w:t>104+</w:t>
       </w:r>
     </w:p>
     <w:p>
@@ -10283,68 +10005,286 @@
         <w:pStyle w:val="BodyText"/>
         <w:numPr>
           <w:ilvl w:val="0"/>
-          <w:numId w:val="18"/>
+          <w:numId w:val="25"/>
         </w:numPr>
-        <w:tabs>
-          <w:tab w:val="clear" w:pos="360"/>
-          <w:tab w:val="num" w:pos="1080"/>
-        </w:tabs>
-        <w:ind w:left="1080"/>
-        <w:rPr>
-          <w:lang w:val="sr-Latn-RS"/>
-        </w:rPr>
-      </w:pPr>
-      <w:r>
-        <w:rPr>
-          <w:lang w:val="sr-Latn-RS"/>
-        </w:rPr>
-        <w:t>Zahteve u pogledu instaliranog softvera</w:t>
-      </w:r>
+        <w:rPr>
+          <w:lang w:val="sr-Latn-RS"/>
+        </w:rPr>
+      </w:pPr>
+      <w:r>
+        <w:rPr>
+          <w:lang w:val="sr-Latn-RS"/>
+        </w:rPr>
+        <w:t>Google Chrome 107</w:t>
+      </w:r>
+      <w:r>
+        <w:rPr>
+          <w:lang w:val="sr-Latn-RS"/>
+        </w:rPr>
+        <w:t>+</w:t>
+      </w:r>
+    </w:p>
+    <w:p>
+      <w:pPr>
+        <w:pStyle w:val="Heading2"/>
+        <w:rPr>
+          <w:lang w:val="sr-Latn-RS"/>
+        </w:rPr>
+      </w:pPr>
+      <w:bookmarkStart w:id="31" w:name="_Toc161771524"/>
+      <w:r>
+        <w:rPr>
+          <w:lang w:val="sr-Latn-RS"/>
+        </w:rPr>
+        <w:t>Zahtevi u pogledu performansi</w:t>
+      </w:r>
+      <w:bookmarkEnd w:id="31"/>
     </w:p>
     <w:p>
       <w:pPr>
         <w:pStyle w:val="BodyText"/>
-        <w:numPr>
-          <w:ilvl w:val="0"/>
-          <w:numId w:val="18"/>
-        </w:numPr>
-        <w:tabs>
-          <w:tab w:val="clear" w:pos="360"/>
-          <w:tab w:val="num" w:pos="1080"/>
-        </w:tabs>
-        <w:ind w:left="1080"/>
-        <w:rPr>
-          <w:lang w:val="sr-Latn-RS"/>
-        </w:rPr>
-      </w:pPr>
-      <w:r>
-        <w:rPr>
-          <w:lang w:val="sr-Latn-RS"/>
-        </w:rPr>
-        <w:t>Instrukcije za instaliranje sistema i kreiranje baze podataka</w:t>
-      </w:r>
+        <w:rPr>
+          <w:lang w:val="sr-Latn-RS"/>
+        </w:rPr>
+      </w:pPr>
+      <w:r>
+        <w:rPr>
+          <w:lang w:val="sr-Latn-RS"/>
+        </w:rPr>
+        <w:t>Nema posebnih zahteva u pogledu performansi sistema.</w:t>
+      </w:r>
+      <w:r>
+        <w:rPr>
+          <w:lang w:val="sr-Latn-RS"/>
+        </w:rPr>
+        <w:t xml:space="preserve"> </w:t>
+      </w:r>
+    </w:p>
+    <w:p>
+      <w:pPr>
+        <w:pStyle w:val="Heading2"/>
+        <w:rPr>
+          <w:lang w:val="sr-Latn-RS"/>
+        </w:rPr>
+      </w:pPr>
+      <w:bookmarkStart w:id="32" w:name="_Toc161771525"/>
+      <w:r>
+        <w:rPr>
+          <w:lang w:val="sr-Latn-RS"/>
+        </w:rPr>
+        <w:t>Zahtevi u pogledu okruženja</w:t>
+      </w:r>
+      <w:bookmarkEnd w:id="32"/>
     </w:p>
     <w:p>
       <w:pPr>
         <w:pStyle w:val="BodyText"/>
-        <w:numPr>
-          <w:ilvl w:val="0"/>
-          <w:numId w:val="18"/>
-        </w:numPr>
-        <w:tabs>
-          <w:tab w:val="clear" w:pos="360"/>
-          <w:tab w:val="num" w:pos="1080"/>
-        </w:tabs>
-        <w:ind w:left="1080"/>
-        <w:rPr>
-          <w:lang w:val="sr-Latn-RS"/>
-        </w:rPr>
-      </w:pPr>
-      <w:r>
-        <w:rPr>
-          <w:lang w:val="sr-Latn-RS"/>
-        </w:rPr>
-        <w:t>Uputstvo za konfigurisanje portala</w:t>
+        <w:rPr>
+          <w:lang w:val="sr-Latn-RS"/>
+        </w:rPr>
+      </w:pPr>
+      <w:r>
+        <w:rPr>
+          <w:lang w:val="sr-Latn-RS"/>
+        </w:rPr>
+        <w:t>Nema posebnih zahteva u pogledu okruženja</w:t>
+      </w:r>
+      <w:r>
+        <w:rPr>
+          <w:lang w:val="sr-Latn-RS"/>
+        </w:rPr>
+        <w:t xml:space="preserve">. </w:t>
+      </w:r>
+    </w:p>
+    <w:p>
+      <w:pPr>
+        <w:pStyle w:val="Heading1"/>
+        <w:rPr>
+          <w:lang w:val="sr-Latn-RS"/>
+        </w:rPr>
+      </w:pPr>
+      <w:bookmarkStart w:id="33" w:name="_Toc161771526"/>
+      <w:r>
+        <w:rPr>
+          <w:lang w:val="sr-Latn-RS"/>
+        </w:rPr>
+        <w:t>Dokumentacija</w:t>
+      </w:r>
+      <w:bookmarkEnd w:id="33"/>
+    </w:p>
+    <w:p>
+      <w:pPr>
+        <w:pStyle w:val="BodyText"/>
+        <w:rPr>
+          <w:lang w:val="sr-Latn-RS"/>
+        </w:rPr>
+      </w:pPr>
+      <w:r>
+        <w:rPr>
+          <w:lang w:val="sr-Latn-RS"/>
+        </w:rPr>
+        <w:t xml:space="preserve">U ovom odeljku su opisani zahtevi u pogledu dokumentacije koju treba pripremiti za </w:t>
+      </w:r>
+      <w:r>
+        <w:rPr>
+          <w:lang w:val="sr-Latn-RS"/>
+        </w:rPr>
+        <w:t xml:space="preserve">OutfitFactory </w:t>
+      </w:r>
+      <w:r>
+        <w:rPr>
+          <w:lang w:val="sr-Latn-RS"/>
+        </w:rPr>
+        <w:t>projekat.</w:t>
+      </w:r>
+    </w:p>
+    <w:p>
+      <w:pPr>
+        <w:pStyle w:val="Heading2"/>
+        <w:rPr>
+          <w:lang w:val="sr-Latn-RS"/>
+        </w:rPr>
+      </w:pPr>
+      <w:bookmarkStart w:id="34" w:name="_Toc161771527"/>
+      <w:r>
+        <w:rPr>
+          <w:lang w:val="sr-Latn-RS"/>
+        </w:rPr>
+        <w:t>Korisničko uputstvo</w:t>
+      </w:r>
+      <w:bookmarkEnd w:id="34"/>
+    </w:p>
+    <w:p>
+      <w:pPr>
+        <w:pStyle w:val="BodyText"/>
+        <w:rPr>
+          <w:lang w:val="sr-Latn-RS"/>
+        </w:rPr>
+      </w:pPr>
+      <w:r>
+        <w:rPr>
+          <w:lang w:val="sr-Latn-RS"/>
+        </w:rPr>
+        <w:t xml:space="preserve">Sistem će biti intuitivan za korišćenje i neće posedovati </w:t>
+      </w:r>
+      <w:r>
+        <w:rPr>
+          <w:lang w:val="sr-Latn-RS"/>
+        </w:rPr>
+        <w:t xml:space="preserve">štampano </w:t>
+      </w:r>
+      <w:r>
+        <w:rPr>
+          <w:lang w:val="sr-Latn-RS"/>
+        </w:rPr>
+        <w:t>korisničko uputstvo</w:t>
+      </w:r>
+      <w:r>
+        <w:rPr>
+          <w:lang w:val="sr-Latn-RS"/>
+        </w:rPr>
+        <w:t>.</w:t>
+      </w:r>
+    </w:p>
+    <w:p>
+      <w:pPr>
+        <w:pStyle w:val="Heading2"/>
+        <w:rPr>
+          <w:lang w:val="sr-Latn-RS"/>
+        </w:rPr>
+      </w:pPr>
+      <w:bookmarkStart w:id="35" w:name="_Toc161771528"/>
+      <w:r>
+        <w:rPr>
+          <w:i/>
+          <w:iCs/>
+          <w:lang w:val="sr-Latn-RS"/>
+        </w:rPr>
+        <w:t>Online</w:t>
+      </w:r>
+      <w:r>
+        <w:rPr>
+          <w:lang w:val="sr-Latn-RS"/>
+        </w:rPr>
+        <w:t xml:space="preserve"> </w:t>
+      </w:r>
+      <w:r>
+        <w:rPr>
+          <w:lang w:val="sr-Latn-RS"/>
+        </w:rPr>
+        <w:t>uputstvo</w:t>
+      </w:r>
+      <w:bookmarkEnd w:id="35"/>
+    </w:p>
+    <w:p>
+      <w:pPr>
+        <w:pStyle w:val="BodyText"/>
+      </w:pPr>
+      <w:bookmarkStart w:id="36" w:name="_Toc161771529"/>
+      <w:r>
+        <w:rPr>
+          <w:lang w:val="sr-Latn-RS"/>
+        </w:rPr>
+        <w:t xml:space="preserve">Sistem će </w:t>
+      </w:r>
+      <w:r>
+        <w:rPr>
+          <w:lang w:val="sr-Latn-RS"/>
+        </w:rPr>
+        <w:t xml:space="preserve">posedovati </w:t>
+      </w:r>
+      <w:r>
+        <w:rPr>
+          <w:lang w:val="sr-Latn-RS"/>
+        </w:rPr>
+        <w:t xml:space="preserve">online </w:t>
+      </w:r>
+      <w:r>
+        <w:rPr>
+          <w:lang w:val="sr-Latn-RS"/>
+        </w:rPr>
+        <w:t>korisničko uputstvo</w:t>
+      </w:r>
+      <w:r>
+        <w:rPr>
+          <w:lang w:val="sr-Latn-RS"/>
+        </w:rPr>
+        <w:t>.</w:t>
+      </w:r>
+    </w:p>
+    <w:p>
+      <w:pPr>
+        <w:pStyle w:val="Heading2"/>
+        <w:rPr>
+          <w:lang w:val="sr-Latn-RS"/>
+        </w:rPr>
+      </w:pPr>
+      <w:r>
+        <w:rPr>
+          <w:lang w:val="sr-Latn-RS"/>
+        </w:rPr>
+        <w:t>Uputstvo za instalaciju i konfigurisanje</w:t>
+      </w:r>
+      <w:bookmarkEnd w:id="36"/>
+    </w:p>
+    <w:p>
+      <w:pPr>
+        <w:ind w:left="720"/>
+        <w:rPr>
+          <w:lang w:val="sr-Latn-RS"/>
+        </w:rPr>
+      </w:pPr>
+      <w:r>
+        <w:rPr>
+          <w:lang w:val="sr-Latn-RS"/>
+        </w:rPr>
+        <w:t>Sistem neće sadržati uputstvo z</w:t>
+      </w:r>
+      <w:r>
+        <w:rPr>
+          <w:lang w:val="sr-Latn-RS"/>
+        </w:rPr>
+        <w:t>a instalaciju i konfigurisanje.</w:t>
       </w:r>
     </w:p>
     <w:p>
@@ -10358,14 +10298,14 @@
           <w:lang w:val="sr-Latn-RS"/>
         </w:rPr>
       </w:pPr>
-      <w:bookmarkStart w:id="38" w:name="_Toc161771530"/>
+      <w:bookmarkStart w:id="37" w:name="_Toc161771530"/>
       <w:r>
         <w:rPr>
           <w:lang w:val="sr-Latn-RS"/>
         </w:rPr>
         <w:t>Pakovanje proizvoda</w:t>
       </w:r>
-      <w:bookmarkEnd w:id="38"/>
+      <w:bookmarkEnd w:id="37"/>
     </w:p>
     <w:p>
       <w:pPr>
@@ -10585,7 +10525,7 @@
               <w:noProof/>
               <w:lang w:val="sr-Latn-CS"/>
             </w:rPr>
-            <w:t>7</w:t>
+            <w:t>10</w:t>
           </w:r>
           <w:r>
             <w:rPr>
@@ -10631,7 +10571,7 @@
               <w:noProof/>
               <w:lang w:val="sr-Latn-CS"/>
             </w:rPr>
-            <w:t>11</w:t>
+            <w:t>10</w:t>
           </w:r>
           <w:r>
             <w:rPr>
@@ -10791,13 +10731,7 @@
             <w:rPr>
               <w:lang w:val="sr-Latn-CS"/>
             </w:rPr>
-            <w:t xml:space="preserve">  </w:t>
-          </w:r>
-          <w:r>
-            <w:rPr>
-              <w:lang w:val="sr-Latn-CS"/>
-            </w:rPr>
-            <w:t>Verzija:           1.1</w:t>
+            <w:t xml:space="preserve">  Verzija:           1.2</w:t>
           </w:r>
         </w:p>
       </w:tc>
@@ -10835,7 +10769,13 @@
             <w:rPr>
               <w:lang w:val="sr-Latn-CS"/>
             </w:rPr>
-            <w:t xml:space="preserve">  Datum:  21.08.2025</w:t>
+            <w:t xml:space="preserve">  Datum:  26.10</w:t>
+          </w:r>
+          <w:r>
+            <w:rPr>
+              <w:lang w:val="sr-Latn-CS"/>
+            </w:rPr>
+            <w:t>.2025</w:t>
           </w:r>
           <w:r>
             <w:rPr>
@@ -12226,6 +12166,10 @@
       <w:lang w:eastAsia="en-US"/>
     </w:rPr>
   </w:style>
+  <w:style w:type="character" w:customStyle="1" w:styleId="x193iq5w">
+    <w:name w:val="x193iq5w"/>
+    <w:rsid w:val="00AA2309"/>
+  </w:style>
 </w:styles>
 </file>
 
@@ -12841,6 +12785,10 @@
       <w:lang w:eastAsia="en-US"/>
     </w:rPr>
   </w:style>
+  <w:style w:type="character" w:customStyle="1" w:styleId="x193iq5w">
+    <w:name w:val="x193iq5w"/>
+    <w:rsid w:val="00AA2309"/>
+  </w:style>
 </w:styles>
 </file>
 

--- a/documentation/SWE_V03_Vizija_sistema.docx
+++ b/documentation/SWE_V03_Vizija_sistema.docx
@@ -5817,12 +5817,6 @@
         </w:rPr>
         <w:t>nakon instalacije sistema.</w:t>
       </w:r>
-      <w:r>
-        <w:rPr>
-          <w:lang w:val="sr-Latn-RS"/>
-        </w:rPr>
-        <w:t xml:space="preserve"> //da li</w:t>
-      </w:r>
     </w:p>
     <w:p>
       <w:pPr>
@@ -6099,19 +6093,19 @@
         <w:rPr>
           <w:lang w:val="sr-Latn-RS"/>
         </w:rPr>
-        <w:t xml:space="preserve">da na računaru, ili predstavnik industrije koji sarađuje ili istražuje mogućnost saradnje </w:t>
-      </w:r>
-      <w:r>
-        <w:rPr>
-          <w:lang w:val="sr-Latn-RS"/>
-        </w:rPr>
-        <w:t>sa</w:t>
-      </w:r>
-      <w:r>
-        <w:rPr>
-          <w:lang w:val="sr-Latn-RS"/>
-        </w:rPr>
-        <w:t xml:space="preserve"> nekim od korisnika sa</w:t>
+        <w:t xml:space="preserve">da na računaru, ili predstavnik industrije koji sarađuje ili istražuje mogućnost </w:t>
+      </w:r>
+      <w:r>
+        <w:rPr>
+          <w:lang w:val="sr-Latn-RS"/>
+        </w:rPr>
+        <w:t>saradnje</w:t>
+      </w:r>
+      <w:r>
+        <w:rPr>
+          <w:lang w:val="sr-Latn-RS"/>
+        </w:rPr>
+        <w:t xml:space="preserve"> sa</w:t>
       </w:r>
       <w:r>
         <w:rPr>
@@ -6210,7 +6204,19 @@
         <w:rPr>
           <w:lang w:val="sr-Latn-RS"/>
         </w:rPr>
-        <w:t xml:space="preserve">istema pristupaju sistemu putem interneta </w:t>
+        <w:t>i</w:t>
+      </w:r>
+      <w:r>
+        <w:rPr>
+          <w:lang w:val="sr-Latn-RS"/>
+        </w:rPr>
+        <w:t>stema pristupaju sistemu putem I</w:t>
+      </w:r>
+      <w:r>
+        <w:rPr>
+          <w:lang w:val="sr-Latn-RS"/>
+        </w:rPr>
+        <w:t xml:space="preserve">nterneta </w:t>
       </w:r>
       <w:r>
         <w:rPr>
@@ -6516,7 +6522,13 @@
         <w:rPr>
           <w:lang w:val="sr-Latn-RS"/>
         </w:rPr>
-        <w:t>poznati nema ovaj interfejs.</w:t>
+        <w:t>poznati nema ovakav ili sličan</w:t>
+      </w:r>
+      <w:r>
+        <w:rPr>
+          <w:lang w:val="sr-Latn-RS"/>
+        </w:rPr>
+        <w:t xml:space="preserve"> interfejs.</w:t>
       </w:r>
     </w:p>
     <w:p>
@@ -6834,7 +6846,13 @@
         <w:rPr>
           <w:lang w:val="sr-Latn-RS"/>
         </w:rPr>
-        <w:t>putem MongoDB Atlas integracije //da li</w:t>
+        <w:t>putem M</w:t>
+      </w:r>
+      <w:r>
+        <w:rPr>
+          <w:lang w:val="sr-Latn-RS"/>
+        </w:rPr>
+        <w:t>ongoDB Atlas integracije.</w:t>
       </w:r>
     </w:p>
     <w:p>
@@ -6848,7 +6866,13 @@
         <w:rPr>
           <w:lang w:val="sr-Latn-RS"/>
         </w:rPr>
-        <w:t>Tanki klijent sistema se izvršava na pe</w:t>
+        <w:t>K</w:t>
+      </w:r>
+      <w:r>
+        <w:rPr>
+          <w:lang w:val="sr-Latn-RS"/>
+        </w:rPr>
+        <w:t>lijent sistema se izvršava na pe</w:t>
       </w:r>
       <w:r>
         <w:rPr>
@@ -7573,13 +7597,509 @@
           <w:noProof/>
           <w:lang w:eastAsia="en-US"/>
         </w:rPr>
-        <w:lastRenderedPageBreak/>
+        <mc:AlternateContent>
+          <mc:Choice Requires="wps">
+            <w:drawing>
+              <wp:anchor distT="0" distB="0" distL="114300" distR="114300" simplePos="0" relativeHeight="251663360" behindDoc="0" locked="0" layoutInCell="1" allowOverlap="1" wp14:anchorId="463E3965" wp14:editId="5C2CA41E">
+                <wp:simplePos x="0" y="0"/>
+                <wp:positionH relativeFrom="column">
+                  <wp:posOffset>3957320</wp:posOffset>
+                </wp:positionH>
+                <wp:positionV relativeFrom="paragraph">
+                  <wp:posOffset>718820</wp:posOffset>
+                </wp:positionV>
+                <wp:extent cx="516890" cy="241935"/>
+                <wp:effectExtent l="0" t="0" r="0" b="5715"/>
+                <wp:wrapNone/>
+                <wp:docPr id="19" name="Text Box 22"/>
+                <wp:cNvGraphicFramePr>
+                  <a:graphicFrameLocks xmlns:a="http://schemas.openxmlformats.org/drawingml/2006/main"/>
+                </wp:cNvGraphicFramePr>
+                <a:graphic xmlns:a="http://schemas.openxmlformats.org/drawingml/2006/main">
+                  <a:graphicData uri="http://schemas.microsoft.com/office/word/2010/wordprocessingShape">
+                    <wps:wsp>
+                      <wps:cNvSpPr txBox="1">
+                        <a:spLocks noChangeArrowheads="1"/>
+                      </wps:cNvSpPr>
+                      <wps:spPr bwMode="auto">
+                        <a:xfrm>
+                          <a:off x="0" y="0"/>
+                          <a:ext cx="516890" cy="241935"/>
+                        </a:xfrm>
+                        <a:prstGeom prst="rect">
+                          <a:avLst/>
+                        </a:prstGeom>
+                        <a:solidFill>
+                          <a:srgbClr val="FFFFFF"/>
+                        </a:solidFill>
+                        <a:ln>
+                          <a:noFill/>
+                        </a:ln>
+                        <a:extLst>
+                          <a:ext uri="{91240B29-F687-4F45-9708-019B960494DF}">
+                            <a14:hiddenLine xmlns:a14="http://schemas.microsoft.com/office/drawing/2010/main" w="9525">
+                              <a:solidFill>
+                                <a:srgbClr val="000000"/>
+                              </a:solidFill>
+                              <a:miter lim="800000"/>
+                              <a:headEnd/>
+                              <a:tailEnd/>
+                            </a14:hiddenLine>
+                          </a:ext>
+                        </a:extLst>
+                      </wps:spPr>
+                      <wps:txbx>
+                        <w:txbxContent>
+                          <w:p>
+                            <w:pPr>
+                              <w:jc w:val="center"/>
+                              <w:rPr>
+                                <w:sz w:val="16"/>
+                              </w:rPr>
+                            </w:pPr>
+                            <w:r>
+                              <w:rPr>
+                                <w:sz w:val="16"/>
+                              </w:rPr>
+                              <w:t>Internet</w:t>
+                            </w:r>
+                          </w:p>
+                        </w:txbxContent>
+                      </wps:txbx>
+                      <wps:bodyPr rot="0" vert="horz" wrap="square" lIns="91440" tIns="45720" rIns="91440" bIns="45720" anchor="t" anchorCtr="0" upright="1">
+                        <a:noAutofit/>
+                      </wps:bodyPr>
+                    </wps:wsp>
+                  </a:graphicData>
+                </a:graphic>
+              </wp:anchor>
+            </w:drawing>
+          </mc:Choice>
+          <mc:Fallback>
+            <w:pict>
+              <v:shapetype id="_x0000_t202" coordsize="21600,21600" o:spt="202" path="m,l,21600r21600,l21600,xe">
+                <v:stroke joinstyle="miter"/>
+                <v:path gradientshapeok="t" o:connecttype="rect"/>
+              </v:shapetype>
+              <v:shape id="Text Box 22" o:spid="_x0000_s1033" type="#_x0000_t202" style="position:absolute;left:0;text-align:left;margin-left:311.6pt;margin-top:56.6pt;width:40.7pt;height:19.05pt;z-index:251663360;visibility:visible;mso-wrap-style:square;mso-wrap-distance-left:9pt;mso-wrap-distance-top:0;mso-wrap-distance-right:9pt;mso-wrap-distance-bottom:0;mso-position-horizontal:absolute;mso-position-horizontal-relative:text;mso-position-vertical:absolute;mso-position-vertical-relative:text;v-text-anchor:top" o:gfxdata="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" stroked="f">
+                <v:textbox>
+                  <w:txbxContent>
+                    <w:p>
+                      <w:pPr>
+                        <w:jc w:val="center"/>
+                        <w:rPr>
+                          <w:sz w:val="16"/>
+                        </w:rPr>
+                      </w:pPr>
+                      <w:r>
+                        <w:rPr>
+                          <w:sz w:val="16"/>
+                        </w:rPr>
+                        <w:t>Internet</w:t>
+                      </w:r>
+                    </w:p>
+                  </w:txbxContent>
+                </v:textbox>
+              </v:shape>
+            </w:pict>
+          </mc:Fallback>
+        </mc:AlternateContent>
+      </w:r>
+      <w:r>
+        <w:rPr>
+          <w:noProof/>
+          <w:lang w:eastAsia="en-US"/>
+        </w:rPr>
+        <mc:AlternateContent>
+          <mc:Choice Requires="wps">
+            <w:drawing>
+              <wp:anchor distT="0" distB="0" distL="114300" distR="114300" simplePos="0" relativeHeight="251659264" behindDoc="0" locked="0" layoutInCell="1" allowOverlap="1" wp14:anchorId="15C47186" wp14:editId="2C43DA7A">
+                <wp:simplePos x="0" y="0"/>
+                <wp:positionH relativeFrom="column">
+                  <wp:posOffset>4527884</wp:posOffset>
+                </wp:positionH>
+                <wp:positionV relativeFrom="paragraph">
+                  <wp:posOffset>267</wp:posOffset>
+                </wp:positionV>
+                <wp:extent cx="903639" cy="1272808"/>
+                <wp:effectExtent l="0" t="0" r="10795" b="22860"/>
+                <wp:wrapNone/>
+                <wp:docPr id="15" name="Text Box 16"/>
+                <wp:cNvGraphicFramePr>
+                  <a:graphicFrameLocks xmlns:a="http://schemas.openxmlformats.org/drawingml/2006/main"/>
+                </wp:cNvGraphicFramePr>
+                <a:graphic xmlns:a="http://schemas.openxmlformats.org/drawingml/2006/main">
+                  <a:graphicData uri="http://schemas.microsoft.com/office/word/2010/wordprocessingShape">
+                    <wps:wsp>
+                      <wps:cNvSpPr txBox="1">
+                        <a:spLocks noChangeArrowheads="1"/>
+                      </wps:cNvSpPr>
+                      <wps:spPr bwMode="auto">
+                        <a:xfrm>
+                          <a:off x="0" y="0"/>
+                          <a:ext cx="903639" cy="1272808"/>
+                        </a:xfrm>
+                        <a:prstGeom prst="rect">
+                          <a:avLst/>
+                        </a:prstGeom>
+                        <a:solidFill>
+                          <a:srgbClr val="FFFFFF"/>
+                        </a:solidFill>
+                        <a:ln w="9525">
+                          <a:solidFill>
+                            <a:srgbClr val="000000"/>
+                          </a:solidFill>
+                          <a:miter lim="800000"/>
+                          <a:headEnd/>
+                          <a:tailEnd/>
+                        </a:ln>
+                      </wps:spPr>
+                      <wps:txbx>
+                        <w:txbxContent>
+                          <w:p>
+                            <w:pPr>
+                              <w:rPr>
+                                <w:b/>
+                                <w:sz w:val="18"/>
+                                <w:lang w:val="sr-Latn-CS"/>
+                              </w:rPr>
+                            </w:pPr>
+                            <w:r>
+                              <w:rPr>
+                                <w:b/>
+                                <w:sz w:val="18"/>
+                                <w:lang w:val="sr-Latn-CS"/>
+                              </w:rPr>
+                              <w:t>cloud DBMS server</w:t>
+                            </w:r>
+                            <w:r>
+                              <w:rPr>
+                                <w:b/>
+                                <w:sz w:val="18"/>
+                                <w:lang w:val="sr-Latn-CS"/>
+                              </w:rPr>
+                              <w:t xml:space="preserve"> </w:t>
+                            </w:r>
+                          </w:p>
+                          <w:p>
+                            <w:pPr>
+                              <w:rPr>
+                                <w:sz w:val="18"/>
+                                <w:lang w:val="sr-Latn-CS"/>
+                              </w:rPr>
+                            </w:pPr>
+                          </w:p>
+                          <w:p>
+                            <w:pPr>
+                              <w:rPr>
+                                <w:sz w:val="18"/>
+                                <w:lang w:val="sr-Latn-CS"/>
+                              </w:rPr>
+                            </w:pPr>
+                          </w:p>
+                          <w:p>
+                            <w:pPr>
+                              <w:jc w:val="both"/>
+                              <w:rPr>
+                                <w:sz w:val="18"/>
+                                <w:lang w:val="sr-Latn-CS"/>
+                              </w:rPr>
+                            </w:pPr>
+                            <w:r>
+                              <w:rPr>
+                                <w:sz w:val="18"/>
+                                <w:lang w:val="sr-Latn-CS"/>
+                              </w:rPr>
+                              <w:t>OutfitFactory Baza podataka</w:t>
+                            </w:r>
+                          </w:p>
+                          <w:p>
+                            <w:pPr>
+                              <w:rPr>
+                                <w:lang w:val="sr-Latn-CS"/>
+                              </w:rPr>
+                            </w:pPr>
+                            <w:r>
+                              <w:rPr>
+                                <w:noProof/>
+                                <w:lang w:eastAsia="en-US"/>
+                              </w:rPr>
+                              <w:drawing>
+                                <wp:inline distT="0" distB="0" distL="0" distR="0" wp14:anchorId="7D8A3EEC" wp14:editId="3B9CDD92">
+                                  <wp:extent cx="694055" cy="8255"/>
+                                  <wp:effectExtent l="0" t="0" r="0" b="0"/>
+                                  <wp:docPr id="17" name="Picture 17"/>
+                                  <wp:cNvGraphicFramePr>
+                                    <a:graphicFrameLocks xmlns:a="http://schemas.openxmlformats.org/drawingml/2006/main" noChangeAspect="1"/>
+                                  </wp:cNvGraphicFramePr>
+                                  <a:graphic xmlns:a="http://schemas.openxmlformats.org/drawingml/2006/main">
+                                    <a:graphicData uri="http://schemas.openxmlformats.org/drawingml/2006/picture">
+                                      <pic:pic xmlns:pic="http://schemas.openxmlformats.org/drawingml/2006/picture">
+                                        <pic:nvPicPr>
+                                          <pic:cNvPr id="0" name="Picture 2"/>
+                                          <pic:cNvPicPr>
+                                            <a:picLocks noChangeAspect="1" noChangeArrowheads="1"/>
+                                          </pic:cNvPicPr>
+                                        </pic:nvPicPr>
+                                        <pic:blipFill>
+                                          <a:blip r:embed="rId10">
+                                            <a:extLst>
+                                              <a:ext uri="{28A0092B-C50C-407E-A947-70E740481C1C}">
+                                                <a14:useLocalDpi xmlns:a14="http://schemas.microsoft.com/office/drawing/2010/main" val="0"/>
+                                              </a:ext>
+                                            </a:extLst>
+                                          </a:blip>
+                                          <a:srcRect/>
+                                          <a:stretch>
+                                            <a:fillRect/>
+                                          </a:stretch>
+                                        </pic:blipFill>
+                                        <pic:spPr bwMode="auto">
+                                          <a:xfrm>
+                                            <a:off x="0" y="0"/>
+                                            <a:ext cx="694055" cy="8255"/>
+                                          </a:xfrm>
+                                          <a:prstGeom prst="rect">
+                                            <a:avLst/>
+                                          </a:prstGeom>
+                                          <a:noFill/>
+                                          <a:ln>
+                                            <a:noFill/>
+                                          </a:ln>
+                                        </pic:spPr>
+                                      </pic:pic>
+                                    </a:graphicData>
+                                  </a:graphic>
+                                </wp:inline>
+                              </w:drawing>
+                            </w:r>
+                          </w:p>
+                        </w:txbxContent>
+                      </wps:txbx>
+                      <wps:bodyPr rot="0" vert="horz" wrap="square" lIns="91440" tIns="45720" rIns="91440" bIns="45720" anchor="t" anchorCtr="0" upright="1">
+                        <a:noAutofit/>
+                      </wps:bodyPr>
+                    </wps:wsp>
+                  </a:graphicData>
+                </a:graphic>
+                <wp14:sizeRelH relativeFrom="margin">
+                  <wp14:pctWidth>0</wp14:pctWidth>
+                </wp14:sizeRelH>
+                <wp14:sizeRelV relativeFrom="margin">
+                  <wp14:pctHeight>0</wp14:pctHeight>
+                </wp14:sizeRelV>
+              </wp:anchor>
+            </w:drawing>
+          </mc:Choice>
+          <mc:Fallback>
+            <w:pict>
+              <v:shape id="Text Box 16" o:spid="_x0000_s1034" type="#_x0000_t202" style="position:absolute;left:0;text-align:left;margin-left:356.55pt;margin-top:0;width:71.15pt;height:100.2pt;z-index:251659264;visibility:visible;mso-wrap-style:square;mso-width-percent:0;mso-height-percent:0;mso-wrap-distance-left:9pt;mso-wrap-distance-top:0;mso-wrap-distance-right:9pt;mso-wrap-distance-bottom:0;mso-position-horizontal:absolute;mso-position-horizontal-relative:text;mso-position-vertical:absolute;mso-position-vertical-relative:text;mso-width-percent:0;mso-height-percent:0;mso-width-relative:margin;mso-height-relative:margin;v-text-anchor:top" o:gfxdata="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">
+                <v:textbox>
+                  <w:txbxContent>
+                    <w:p>
+                      <w:pPr>
+                        <w:rPr>
+                          <w:b/>
+                          <w:sz w:val="18"/>
+                          <w:lang w:val="sr-Latn-CS"/>
+                        </w:rPr>
+                      </w:pPr>
+                      <w:r>
+                        <w:rPr>
+                          <w:b/>
+                          <w:sz w:val="18"/>
+                          <w:lang w:val="sr-Latn-CS"/>
+                        </w:rPr>
+                        <w:t>cloud DBMS server</w:t>
+                      </w:r>
+                      <w:r>
+                        <w:rPr>
+                          <w:b/>
+                          <w:sz w:val="18"/>
+                          <w:lang w:val="sr-Latn-CS"/>
+                        </w:rPr>
+                        <w:t xml:space="preserve"> </w:t>
+                      </w:r>
+                    </w:p>
+                    <w:p>
+                      <w:pPr>
+                        <w:rPr>
+                          <w:sz w:val="18"/>
+                          <w:lang w:val="sr-Latn-CS"/>
+                        </w:rPr>
+                      </w:pPr>
+                    </w:p>
+                    <w:p>
+                      <w:pPr>
+                        <w:rPr>
+                          <w:sz w:val="18"/>
+                          <w:lang w:val="sr-Latn-CS"/>
+                        </w:rPr>
+                      </w:pPr>
+                    </w:p>
+                    <w:p>
+                      <w:pPr>
+                        <w:jc w:val="both"/>
+                        <w:rPr>
+                          <w:sz w:val="18"/>
+                          <w:lang w:val="sr-Latn-CS"/>
+                        </w:rPr>
+                      </w:pPr>
+                      <w:r>
+                        <w:rPr>
+                          <w:sz w:val="18"/>
+                          <w:lang w:val="sr-Latn-CS"/>
+                        </w:rPr>
+                        <w:t>OutfitFactory Baza podataka</w:t>
+                      </w:r>
+                    </w:p>
+                    <w:p>
+                      <w:pPr>
+                        <w:rPr>
+                          <w:lang w:val="sr-Latn-CS"/>
+                        </w:rPr>
+                      </w:pPr>
+                      <w:r>
+                        <w:rPr>
+                          <w:noProof/>
+                          <w:lang w:eastAsia="en-US"/>
+                        </w:rPr>
+                        <w:drawing>
+                          <wp:inline distT="0" distB="0" distL="0" distR="0" wp14:anchorId="7D8A3EEC" wp14:editId="3B9CDD92">
+                            <wp:extent cx="694055" cy="8255"/>
+                            <wp:effectExtent l="0" t="0" r="0" b="0"/>
+                            <wp:docPr id="17" name="Picture 17"/>
+                            <wp:cNvGraphicFramePr>
+                              <a:graphicFrameLocks xmlns:a="http://schemas.openxmlformats.org/drawingml/2006/main" noChangeAspect="1"/>
+                            </wp:cNvGraphicFramePr>
+                            <a:graphic xmlns:a="http://schemas.openxmlformats.org/drawingml/2006/main">
+                              <a:graphicData uri="http://schemas.openxmlformats.org/drawingml/2006/picture">
+                                <pic:pic xmlns:pic="http://schemas.openxmlformats.org/drawingml/2006/picture">
+                                  <pic:nvPicPr>
+                                    <pic:cNvPr id="0" name="Picture 2"/>
+                                    <pic:cNvPicPr>
+                                      <a:picLocks noChangeAspect="1" noChangeArrowheads="1"/>
+                                    </pic:cNvPicPr>
+                                  </pic:nvPicPr>
+                                  <pic:blipFill>
+                                    <a:blip r:embed="rId10">
+                                      <a:extLst>
+                                        <a:ext uri="{28A0092B-C50C-407E-A947-70E740481C1C}">
+                                          <a14:useLocalDpi xmlns:a14="http://schemas.microsoft.com/office/drawing/2010/main" val="0"/>
+                                        </a:ext>
+                                      </a:extLst>
+                                    </a:blip>
+                                    <a:srcRect/>
+                                    <a:stretch>
+                                      <a:fillRect/>
+                                    </a:stretch>
+                                  </pic:blipFill>
+                                  <pic:spPr bwMode="auto">
+                                    <a:xfrm>
+                                      <a:off x="0" y="0"/>
+                                      <a:ext cx="694055" cy="8255"/>
+                                    </a:xfrm>
+                                    <a:prstGeom prst="rect">
+                                      <a:avLst/>
+                                    </a:prstGeom>
+                                    <a:noFill/>
+                                    <a:ln>
+                                      <a:noFill/>
+                                    </a:ln>
+                                  </pic:spPr>
+                                </pic:pic>
+                              </a:graphicData>
+                            </a:graphic>
+                          </wp:inline>
+                        </w:drawing>
+                      </w:r>
+                    </w:p>
+                  </w:txbxContent>
+                </v:textbox>
+              </v:shape>
+            </w:pict>
+          </mc:Fallback>
+        </mc:AlternateContent>
+      </w:r>
+      <w:r>
+        <w:rPr>
+          <w:noProof/>
+          <w:lang w:eastAsia="en-US"/>
+        </w:rPr>
+        <mc:AlternateContent>
+          <mc:Choice Requires="wps">
+            <w:drawing>
+              <wp:anchor distT="0" distB="0" distL="114300" distR="114300" simplePos="0" relativeHeight="251661312" behindDoc="0" locked="0" layoutInCell="1" allowOverlap="1" wp14:anchorId="42214805" wp14:editId="11D4CF85">
+                <wp:simplePos x="0" y="0"/>
+                <wp:positionH relativeFrom="column">
+                  <wp:posOffset>3862705</wp:posOffset>
+                </wp:positionH>
+                <wp:positionV relativeFrom="paragraph">
+                  <wp:posOffset>657225</wp:posOffset>
+                </wp:positionV>
+                <wp:extent cx="689610" cy="0"/>
+                <wp:effectExtent l="0" t="0" r="15240" b="19050"/>
+                <wp:wrapNone/>
+                <wp:docPr id="16" name="Line 20"/>
+                <wp:cNvGraphicFramePr>
+                  <a:graphicFrameLocks xmlns:a="http://schemas.openxmlformats.org/drawingml/2006/main"/>
+                </wp:cNvGraphicFramePr>
+                <a:graphic xmlns:a="http://schemas.openxmlformats.org/drawingml/2006/main">
+                  <a:graphicData uri="http://schemas.microsoft.com/office/word/2010/wordprocessingShape">
+                    <wps:wsp>
+                      <wps:cNvCnPr>
+                        <a:cxnSpLocks noChangeShapeType="1"/>
+                      </wps:cNvCnPr>
+                      <wps:spPr bwMode="auto">
+                        <a:xfrm>
+                          <a:off x="0" y="0"/>
+                          <a:ext cx="689610" cy="0"/>
+                        </a:xfrm>
+                        <a:prstGeom prst="line">
+                          <a:avLst/>
+                        </a:prstGeom>
+                        <a:noFill/>
+                        <a:ln w="9525">
+                          <a:solidFill>
+                            <a:srgbClr val="000000"/>
+                          </a:solidFill>
+                          <a:round/>
+                          <a:headEnd/>
+                          <a:tailEnd/>
+                        </a:ln>
+                        <a:extLst>
+                          <a:ext uri="{909E8E84-426E-40DD-AFC4-6F175D3DCCD1}">
+                            <a14:hiddenFill xmlns:a14="http://schemas.microsoft.com/office/drawing/2010/main">
+                              <a:noFill/>
+                            </a14:hiddenFill>
+                          </a:ext>
+                        </a:extLst>
+                      </wps:spPr>
+                      <wps:bodyPr/>
+                    </wps:wsp>
+                  </a:graphicData>
+                </a:graphic>
+              </wp:anchor>
+            </w:drawing>
+          </mc:Choice>
+          <mc:Fallback>
+            <w:pict>
+              <v:line id="Line 20" o:spid="_x0000_s1026" style="position:absolute;z-index:251661312;visibility:visible;mso-wrap-style:square;mso-wrap-distance-left:9pt;mso-wrap-distance-top:0;mso-wrap-distance-right:9pt;mso-wrap-distance-bottom:0;mso-position-horizontal:absolute;mso-position-horizontal-relative:text;mso-position-vertical:absolute;mso-position-vertical-relative:text" from="304.15pt,51.75pt" to="358.45pt,51.75pt" o:gfxdata="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"/>
+            </w:pict>
+          </mc:Fallback>
+        </mc:AlternateContent>
+      </w:r>
+      <w:r>
+        <w:rPr>
+          <w:noProof/>
+          <w:lang w:eastAsia="en-US"/>
+        </w:rPr>
         <mc:AlternateContent>
           <mc:Choice Requires="wpg">
             <w:drawing>
-              <wp:inline distT="0" distB="0" distL="0" distR="0">
-                <wp:extent cx="2971800" cy="1466215"/>
-                <wp:effectExtent l="12065" t="5080" r="6985" b="5080"/>
+              <wp:inline distT="0" distB="0" distL="0" distR="0" wp14:anchorId="2C29E3C8" wp14:editId="5E14278D">
+                <wp:extent cx="2241884" cy="1293762"/>
+                <wp:effectExtent l="0" t="0" r="25400" b="20955"/>
                 <wp:docPr id="1" name="Group 27"/>
                 <wp:cNvGraphicFramePr>
                   <a:graphicFrameLocks xmlns:a="http://schemas.openxmlformats.org/drawingml/2006/main"/>
@@ -7593,7 +8113,7 @@
                       <wpg:grpSpPr bwMode="auto">
                         <a:xfrm>
                           <a:off x="0" y="0"/>
-                          <a:ext cx="2971800" cy="1466215"/>
+                          <a:ext cx="2241884" cy="1293762"/>
                           <a:chOff x="2241" y="5404"/>
                           <a:chExt cx="4680" cy="2309"/>
                         </a:xfrm>
@@ -7629,12 +8149,14 @@
                               <w:pPr>
                                 <w:rPr>
                                   <w:b/>
+                                  <w:sz w:val="18"/>
                                   <w:lang w:val="sr-Latn-CS"/>
                                 </w:rPr>
                               </w:pPr>
                               <w:r>
                                 <w:rPr>
                                   <w:b/>
+                                  <w:sz w:val="18"/>
                                   <w:lang w:val="sr-Latn-CS"/>
                                 </w:rPr>
                                 <w:t xml:space="preserve">PC </w:t>
@@ -7643,6 +8165,7 @@
                             <w:p>
                               <w:pPr>
                                 <w:rPr>
+                                  <w:sz w:val="18"/>
                                   <w:lang w:val="sr-Latn-CS"/>
                                 </w:rPr>
                               </w:pPr>
@@ -7650,11 +8173,13 @@
                             <w:p>
                               <w:pPr>
                                 <w:rPr>
+                                  <w:sz w:val="18"/>
                                   <w:lang w:val="sr-Latn-CS"/>
                                 </w:rPr>
                               </w:pPr>
                               <w:r>
                                 <w:rPr>
+                                  <w:sz w:val="18"/>
                                   <w:lang w:val="sr-Latn-CS"/>
                                 </w:rPr>
                                 <w:t>Web čitač</w:t>
@@ -7697,14 +8222,54 @@
                               <w:pPr>
                                 <w:pStyle w:val="BodyText3"/>
                                 <w:rPr>
+                                  <w:sz w:val="16"/>
                                   <w:lang w:val="sr-Latn-CS"/>
                                 </w:rPr>
                               </w:pPr>
                               <w:r>
                                 <w:rPr>
+                                  <w:sz w:val="16"/>
+                                  <w:lang w:val="sr-Latn-CS"/>
+                                </w:rPr>
+                                <w:t xml:space="preserve">cloud </w:t>
+                              </w:r>
+                              <w:r>
+                                <w:rPr>
+                                  <w:sz w:val="16"/>
                                   <w:lang w:val="sr-Latn-CS"/>
                                 </w:rPr>
                                 <w:t>Web server</w:t>
+                              </w:r>
+                            </w:p>
+                            <w:p>
+                              <w:pPr>
+                                <w:rPr>
+                                  <w:sz w:val="16"/>
+                                  <w:lang w:val="sr-Latn-CS"/>
+                                </w:rPr>
+                              </w:pPr>
+                            </w:p>
+                            <w:p>
+                              <w:pPr>
+                                <w:rPr>
+                                  <w:sz w:val="16"/>
+                                  <w:lang w:val="sr-Latn-CS"/>
+                                </w:rPr>
+                              </w:pPr>
+                            </w:p>
+                            <w:p>
+                              <w:pPr>
+                                <w:rPr>
+                                  <w:sz w:val="16"/>
+                                  <w:lang w:val="sr-Latn-CS"/>
+                                </w:rPr>
+                              </w:pPr>
+                              <w:r>
+                                <w:rPr>
+                                  <w:sz w:val="16"/>
+                                  <w:lang w:val="sr-Latn-CS"/>
+                                </w:rPr>
+                                <w:t>OutfitFactory web aplikacija</w:t>
                               </w:r>
                             </w:p>
                             <w:p>
@@ -7716,55 +8281,11 @@
                             </w:p>
                             <w:p>
                               <w:pPr>
+                                <w:jc w:val="both"/>
                                 <w:rPr>
                                   <w:lang w:val="sr-Latn-CS"/>
                                 </w:rPr>
                               </w:pPr>
-                            </w:p>
-                            <w:p>
-                              <w:pPr>
-                                <w:rPr>
-                                  <w:lang w:val="sr-Latn-CS"/>
-                                </w:rPr>
-                              </w:pPr>
-                              <w:r>
-                                <w:rPr>
-                                  <w:lang w:val="sr-Latn-CS"/>
-                                </w:rPr>
-                                <w:t>OutfitFactory w</w:t>
-                              </w:r>
-                              <w:r>
-                                <w:rPr>
-                                  <w:lang w:val="sr-Latn-CS"/>
-                                </w:rPr>
-                                <w:t>eb aplikacija</w:t>
-                              </w:r>
-                            </w:p>
-                            <w:p>
-                              <w:pPr>
-                                <w:rPr>
-                                  <w:lang w:val="sr-Latn-CS"/>
-                                </w:rPr>
-                              </w:pPr>
-                            </w:p>
-                            <w:p>
-                              <w:pPr>
-                                <w:rPr>
-                                  <w:lang w:val="sr-Latn-CS"/>
-                                </w:rPr>
-                              </w:pPr>
-                              <w:r>
-                                <w:rPr>
-                                  <w:lang w:val="sr-Latn-CS"/>
-                                </w:rPr>
-                                <w:t xml:space="preserve">OutfitFactory </w:t>
-                              </w:r>
-                              <w:r>
-                                <w:rPr>
-                                  <w:lang w:val="sr-Latn-CS"/>
-                                </w:rPr>
-                                <w:t>Baza podataka</w:t>
-                              </w:r>
                             </w:p>
                           </w:txbxContent>
                         </wps:txbx>
@@ -7841,8 +8362,14 @@
                             <w:p>
                               <w:pPr>
                                 <w:jc w:val="center"/>
+                                <w:rPr>
+                                  <w:sz w:val="16"/>
+                                </w:rPr>
                               </w:pPr>
                               <w:r>
+                                <w:rPr>
+                                  <w:sz w:val="16"/>
+                                </w:rPr>
                                 <w:t>Internet</w:t>
                               </w:r>
                             </w:p>
@@ -7860,23 +8387,108 @@
           </mc:Choice>
           <mc:Fallback>
             <w:pict>
-              <v:group id="Group 27" o:spid="_x0000_s1033" style="width:234pt;height:115.45pt;mso-position-horizontal-relative:char;mso-position-vertical-relative:line" coordorigin="2241,5404" coordsize="4680,2309" o:gfxdata="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">
-                <v:shape id="Text Box 16" o:spid="_x0000_s1034" type="#_x0000_t202" style="position:absolute;left:2241;top:5404;width:1620;height:2309;visibility:visible;mso-wrap-style:square;v-text-anchor:top" o:gfxdata="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">
+              <v:group id="Group 27" o:spid="_x0000_s1035" style="width:176.55pt;height:101.85pt;mso-position-horizontal-relative:char;mso-position-vertical-relative:line" coordorigin="2241,5404" coordsize="4680,2309" o:gfxdata="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">
+                <v:shape id="_x0000_s1036" type="#_x0000_t202" style="position:absolute;left:2241;top:5404;width:1620;height:2309;visibility:visible;mso-wrap-style:square;v-text-anchor:top" o:gfxdata="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">
                   <v:textbox>
                     <w:txbxContent>
                       <w:p>
                         <w:pPr>
                           <w:rPr>
                             <w:b/>
+                            <w:sz w:val="18"/>
                             <w:lang w:val="sr-Latn-CS"/>
                           </w:rPr>
                         </w:pPr>
                         <w:r>
                           <w:rPr>
                             <w:b/>
+                            <w:sz w:val="18"/>
                             <w:lang w:val="sr-Latn-CS"/>
                           </w:rPr>
                           <w:t xml:space="preserve">PC </w:t>
+                        </w:r>
+                      </w:p>
+                      <w:p>
+                        <w:pPr>
+                          <w:rPr>
+                            <w:sz w:val="18"/>
+                            <w:lang w:val="sr-Latn-CS"/>
+                          </w:rPr>
+                        </w:pPr>
+                      </w:p>
+                      <w:p>
+                        <w:pPr>
+                          <w:rPr>
+                            <w:sz w:val="18"/>
+                            <w:lang w:val="sr-Latn-CS"/>
+                          </w:rPr>
+                        </w:pPr>
+                        <w:r>
+                          <w:rPr>
+                            <w:sz w:val="18"/>
+                            <w:lang w:val="sr-Latn-CS"/>
+                          </w:rPr>
+                          <w:t>Web čitač</w:t>
+                        </w:r>
+                      </w:p>
+                    </w:txbxContent>
+                  </v:textbox>
+                </v:shape>
+                <v:shape id="Text Box 17" o:spid="_x0000_s1037" type="#_x0000_t202" style="position:absolute;left:5301;top:5404;width:1620;height:2309;visibility:visible;mso-wrap-style:square;v-text-anchor:top" o:gfxdata="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">
+                  <v:textbox>
+                    <w:txbxContent>
+                      <w:p>
+                        <w:pPr>
+                          <w:pStyle w:val="BodyText3"/>
+                          <w:rPr>
+                            <w:sz w:val="16"/>
+                            <w:lang w:val="sr-Latn-CS"/>
+                          </w:rPr>
+                        </w:pPr>
+                        <w:r>
+                          <w:rPr>
+                            <w:sz w:val="16"/>
+                            <w:lang w:val="sr-Latn-CS"/>
+                          </w:rPr>
+                          <w:t xml:space="preserve">cloud </w:t>
+                        </w:r>
+                        <w:r>
+                          <w:rPr>
+                            <w:sz w:val="16"/>
+                            <w:lang w:val="sr-Latn-CS"/>
+                          </w:rPr>
+                          <w:t>Web server</w:t>
+                        </w:r>
+                      </w:p>
+                      <w:p>
+                        <w:pPr>
+                          <w:rPr>
+                            <w:sz w:val="16"/>
+                            <w:lang w:val="sr-Latn-CS"/>
+                          </w:rPr>
+                        </w:pPr>
+                      </w:p>
+                      <w:p>
+                        <w:pPr>
+                          <w:rPr>
+                            <w:sz w:val="16"/>
+                            <w:lang w:val="sr-Latn-CS"/>
+                          </w:rPr>
+                        </w:pPr>
+                      </w:p>
+                      <w:p>
+                        <w:pPr>
+                          <w:rPr>
+                            <w:sz w:val="16"/>
+                            <w:lang w:val="sr-Latn-CS"/>
+                          </w:rPr>
+                        </w:pPr>
+                        <w:r>
+                          <w:rPr>
+                            <w:sz w:val="16"/>
+                            <w:lang w:val="sr-Latn-CS"/>
+                          </w:rPr>
+                          <w:t>OutfitFactory web aplikacija</w:t>
                         </w:r>
                       </w:p>
                       <w:p>
@@ -7888,108 +8500,30 @@
                       </w:p>
                       <w:p>
                         <w:pPr>
-                          <w:rPr>
-                            <w:lang w:val="sr-Latn-CS"/>
-                          </w:rPr>
-                        </w:pPr>
-                        <w:r>
-                          <w:rPr>
-                            <w:lang w:val="sr-Latn-CS"/>
-                          </w:rPr>
-                          <w:t>Web čitač</w:t>
-                        </w:r>
-                      </w:p>
-                    </w:txbxContent>
-                  </v:textbox>
-                </v:shape>
-                <v:shape id="Text Box 17" o:spid="_x0000_s1035" type="#_x0000_t202" style="position:absolute;left:5301;top:5404;width:1620;height:2309;visibility:visible;mso-wrap-style:square;v-text-anchor:top" o:gfxdata="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">
-                  <v:textbox>
-                    <w:txbxContent>
-                      <w:p>
-                        <w:pPr>
-                          <w:pStyle w:val="BodyText3"/>
-                          <w:rPr>
-                            <w:lang w:val="sr-Latn-CS"/>
-                          </w:rPr>
-                        </w:pPr>
-                        <w:r>
-                          <w:rPr>
-                            <w:lang w:val="sr-Latn-CS"/>
-                          </w:rPr>
-                          <w:t>Web server</w:t>
-                        </w:r>
-                      </w:p>
-                      <w:p>
-                        <w:pPr>
+                          <w:jc w:val="both"/>
                           <w:rPr>
                             <w:lang w:val="sr-Latn-CS"/>
                           </w:rPr>
                         </w:pPr>
                       </w:p>
-                      <w:p>
-                        <w:pPr>
-                          <w:rPr>
-                            <w:lang w:val="sr-Latn-CS"/>
-                          </w:rPr>
-                        </w:pPr>
-                      </w:p>
-                      <w:p>
-                        <w:pPr>
-                          <w:rPr>
-                            <w:lang w:val="sr-Latn-CS"/>
-                          </w:rPr>
-                        </w:pPr>
-                        <w:r>
-                          <w:rPr>
-                            <w:lang w:val="sr-Latn-CS"/>
-                          </w:rPr>
-                          <w:t>OutfitFactory w</w:t>
-                        </w:r>
-                        <w:r>
-                          <w:rPr>
-                            <w:lang w:val="sr-Latn-CS"/>
-                          </w:rPr>
-                          <w:t>eb aplikacija</w:t>
-                        </w:r>
-                      </w:p>
-                      <w:p>
-                        <w:pPr>
-                          <w:rPr>
-                            <w:lang w:val="sr-Latn-CS"/>
-                          </w:rPr>
-                        </w:pPr>
-                      </w:p>
-                      <w:p>
-                        <w:pPr>
-                          <w:rPr>
-                            <w:lang w:val="sr-Latn-CS"/>
-                          </w:rPr>
-                        </w:pPr>
-                        <w:r>
-                          <w:rPr>
-                            <w:lang w:val="sr-Latn-CS"/>
-                          </w:rPr>
-                          <w:t xml:space="preserve">OutfitFactory </w:t>
-                        </w:r>
-                        <w:r>
-                          <w:rPr>
-                            <w:lang w:val="sr-Latn-CS"/>
-                          </w:rPr>
-                          <w:t>Baza podataka</w:t>
-                        </w:r>
-                      </w:p>
                     </w:txbxContent>
                   </v:textbox>
                 </v:shape>
-                <v:line id="Line 20" o:spid="_x0000_s1036" style="position:absolute;visibility:visible;mso-wrap-style:square" from="3861,6664" to="5301,6664" o:connectortype="straight" o:gfxdata="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"/>
-                <v:shape id="Text Box 22" o:spid="_x0000_s1037" type="#_x0000_t202" style="position:absolute;left:4041;top:6772;width:1080;height:432;visibility:visible;mso-wrap-style:square;v-text-anchor:top" o:gfxdata="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" stroked="f">
+                <v:line id="Line 20" o:spid="_x0000_s1038" style="position:absolute;visibility:visible;mso-wrap-style:square" from="3861,6664" to="5301,6664" o:connectortype="straight" o:gfxdata="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"/>
+                <v:shape id="_x0000_s1039" type="#_x0000_t202" style="position:absolute;left:4041;top:6772;width:1080;height:432;visibility:visible;mso-wrap-style:square;v-text-anchor:top" o:gfxdata="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" stroked="f">
                   <v:textbox>
                     <w:txbxContent>
                       <w:p>
                         <w:pPr>
                           <w:jc w:val="center"/>
+                          <w:rPr>
+                            <w:sz w:val="16"/>
+                          </w:rPr>
                         </w:pPr>
                         <w:r>
+                          <w:rPr>
+                            <w:sz w:val="16"/>
+                          </w:rPr>
                           <w:t>Internet</w:t>
                         </w:r>
                       </w:p>
@@ -8071,14 +8605,6 @@
           <w:lang w:val="sr-Latn-RS"/>
         </w:rPr>
         <w:t>OutfitFactory</w:t>
-      </w:r>
-      <w:r>
-        <w:rPr>
-          <w:rFonts w:ascii="Arial" w:hAnsi="Arial"/>
-          <w:b/>
-          <w:lang w:val="sr-Latn-RS"/>
-        </w:rPr>
-        <w:t xml:space="preserve"> //da li treba vercel ovde</w:t>
       </w:r>
     </w:p>
     <w:p>
@@ -9015,24 +9541,6 @@
         </w:rPr>
         <w:t>korišćenjem korisničkog imena i lozinke.</w:t>
       </w:r>
-      <w:r>
-        <w:rPr>
-          <w:lang w:val="sr-Latn-RS"/>
-        </w:rPr>
-        <w:t xml:space="preserve"> </w:t>
-      </w:r>
-      <w:r>
-        <w:rPr>
-          <w:lang w:val="sr-Latn-RS"/>
-        </w:rPr>
-        <w:t>Sistem treba da obezbedi korisniku mogućnost promene lozinke.</w:t>
-      </w:r>
-      <w:r>
-        <w:rPr>
-          <w:lang w:val="sr-Latn-RS"/>
-        </w:rPr>
-        <w:t xml:space="preserve"> Sistem treba obezbediti mogućnost brisanja naloga.</w:t>
-      </w:r>
     </w:p>
     <w:p>
       <w:pPr>
@@ -9819,13 +10327,7 @@
         <w:rPr>
           <w:lang w:val="sr-Latn-RS"/>
         </w:rPr>
-        <w:t>//</w:t>
-      </w:r>
-      <w:r>
-        <w:rPr>
-          <w:lang w:val="sr-Latn-RS"/>
-        </w:rPr>
-        <w:t xml:space="preserve"> </w:t>
+        <w:t>Sistem treba biti u skladu sa standardima propisanim od Ministarstva za nauku.</w:t>
       </w:r>
     </w:p>
     <w:p>
@@ -9842,7 +10344,9 @@
         </w:rPr>
         <w:t>Sistemski zahtevi</w:t>
       </w:r>
+      <w:bookmarkStart w:id="30" w:name="_GoBack"/>
       <w:bookmarkEnd w:id="29"/>
+      <w:bookmarkEnd w:id="30"/>
     </w:p>
     <w:p>
       <w:pPr>
@@ -9925,8 +10429,6 @@
         </w:rPr>
         <w:t xml:space="preserve"> čitače:</w:t>
       </w:r>
-      <w:bookmarkStart w:id="30" w:name="_GoBack"/>
-      <w:bookmarkEnd w:id="30"/>
     </w:p>
     <w:p>
       <w:pPr>
@@ -10328,10 +10830,10 @@
       </w:r>
     </w:p>
     <w:sectPr>
-      <w:headerReference w:type="default" r:id="rId10"/>
-      <w:footerReference w:type="default" r:id="rId11"/>
-      <w:headerReference w:type="first" r:id="rId12"/>
-      <w:footerReference w:type="first" r:id="rId13"/>
+      <w:headerReference w:type="default" r:id="rId11"/>
+      <w:footerReference w:type="default" r:id="rId12"/>
+      <w:headerReference w:type="first" r:id="rId13"/>
+      <w:footerReference w:type="first" r:id="rId14"/>
       <w:pgSz w:w="12240" w:h="15840" w:code="1"/>
       <w:pgMar w:top="1440" w:right="1440" w:bottom="1440" w:left="1440" w:header="708" w:footer="708" w:gutter="0"/>
       <w:cols w:space="708"/>
@@ -12170,6 +12672,35 @@
     <w:name w:val="x193iq5w"/>
     <w:rsid w:val="00AA2309"/>
   </w:style>
+  <w:style w:type="paragraph" w:styleId="BalloonText">
+    <w:name w:val="Balloon Text"/>
+    <w:basedOn w:val="Normal"/>
+    <w:link w:val="BalloonTextChar"/>
+    <w:semiHidden/>
+    <w:unhideWhenUsed/>
+    <w:rsid w:val="00247DC7"/>
+    <w:pPr>
+      <w:spacing w:line="240" w:lineRule="auto"/>
+    </w:pPr>
+    <w:rPr>
+      <w:rFonts w:ascii="Tahoma" w:hAnsi="Tahoma" w:cs="Tahoma"/>
+      <w:sz w:val="16"/>
+      <w:szCs w:val="16"/>
+    </w:rPr>
+  </w:style>
+  <w:style w:type="character" w:customStyle="1" w:styleId="BalloonTextChar">
+    <w:name w:val="Balloon Text Char"/>
+    <w:basedOn w:val="DefaultParagraphFont"/>
+    <w:link w:val="BalloonText"/>
+    <w:semiHidden/>
+    <w:rsid w:val="00247DC7"/>
+    <w:rPr>
+      <w:rFonts w:ascii="Tahoma" w:hAnsi="Tahoma" w:cs="Tahoma"/>
+      <w:sz w:val="16"/>
+      <w:szCs w:val="16"/>
+      <w:lang w:eastAsia="sr-Latn-CS"/>
+    </w:rPr>
+  </w:style>
 </w:styles>
 </file>
 
@@ -12789,6 +13320,35 @@
     <w:name w:val="x193iq5w"/>
     <w:rsid w:val="00AA2309"/>
   </w:style>
+  <w:style w:type="paragraph" w:styleId="BalloonText">
+    <w:name w:val="Balloon Text"/>
+    <w:basedOn w:val="Normal"/>
+    <w:link w:val="BalloonTextChar"/>
+    <w:semiHidden/>
+    <w:unhideWhenUsed/>
+    <w:rsid w:val="00247DC7"/>
+    <w:pPr>
+      <w:spacing w:line="240" w:lineRule="auto"/>
+    </w:pPr>
+    <w:rPr>
+      <w:rFonts w:ascii="Tahoma" w:hAnsi="Tahoma" w:cs="Tahoma"/>
+      <w:sz w:val="16"/>
+      <w:szCs w:val="16"/>
+    </w:rPr>
+  </w:style>
+  <w:style w:type="character" w:customStyle="1" w:styleId="BalloonTextChar">
+    <w:name w:val="Balloon Text Char"/>
+    <w:basedOn w:val="DefaultParagraphFont"/>
+    <w:link w:val="BalloonText"/>
+    <w:semiHidden/>
+    <w:rsid w:val="00247DC7"/>
+    <w:rPr>
+      <w:rFonts w:ascii="Tahoma" w:hAnsi="Tahoma" w:cs="Tahoma"/>
+      <w:sz w:val="16"/>
+      <w:szCs w:val="16"/>
+      <w:lang w:eastAsia="sr-Latn-CS"/>
+    </w:rPr>
+  </w:style>
 </w:styles>
 </file>
 
